--- a/docs/TELEPROMPTER - CX Agent Studio - Cymbal Energy.docx
+++ b/docs/TELEPROMPTER - CX Agent Studio - Cymbal Energy.docx
@@ -209,7 +209,7 @@
           <w:sz w:val="20"/>
           <w:szCs w:val="20"/>
         </w:rPr>
-        <w:t xml:space="preserve">  ·  grey → what a good result looks like. Files are in the repo (cloned to ~/cymbal in Cloud Shell).</w:t>
+        <w:t xml:space="preserve">  ·  grey → what a good result looks like. Files are in the repo (cloned to ~/cx-agent-studio in Cloud Shell).</w:t>
       </w:r>
     </w:p>
     <w:p>
@@ -5236,7 +5236,7 @@
           <w:sz w:val="20"/>
           <w:szCs w:val="20"/>
         </w:rPr>
-        <w:t xml:space="preserve">M1 is live. At each module break, one Cloud Shell command loads the end of the previous module over "Cymbal Energy Care" and saves its version, so every module starts from the state this script expects. Works in a fresh Cloud Shell: it enables the APIs and installs SCRAPI itself. The only prerequisite is the pack unzipped in ~/cymbal.</w:t>
+        <w:t xml:space="preserve">M1 is live. At each module break, one Cloud Shell command loads the end of the previous module over "Cymbal Energy Care" and saves its version, so every module starts from the state this script expects. Works in a fresh Cloud Shell: it enables the APIs and installs SCRAPI itself. The only prerequisite is the pack unzipped in ~/cx-agent-studio.</w:t>
       </w:r>
     </w:p>
     <w:tbl>
@@ -5434,7 +5434,7 @@
                 <w:sz w:val="19"/>
                 <w:szCs w:val="19"/>
               </w:rPr>
-              <w:t xml:space="preserve">bash ~/cymbal/catch_up.sh 2</w:t>
+              <w:t xml:space="preserve">bash ~/cx-agent-studio/catch_up.sh 2</w:t>
             </w:r>
           </w:p>
         </w:tc>
@@ -5541,7 +5541,7 @@
                 <w:sz w:val="19"/>
                 <w:szCs w:val="19"/>
               </w:rPr>
-              <w:t xml:space="preserve">bash ~/cymbal/catch_up.sh 3</w:t>
+              <w:t xml:space="preserve">bash ~/cx-agent-studio/catch_up.sh 3</w:t>
             </w:r>
           </w:p>
         </w:tc>
@@ -5648,7 +5648,7 @@
                 <w:sz w:val="19"/>
                 <w:szCs w:val="19"/>
               </w:rPr>
-              <w:t xml:space="preserve">bash ~/cymbal/catch_up.sh 4</w:t>
+              <w:t xml:space="preserve">bash ~/cx-agent-studio/catch_up.sh 4</w:t>
             </w:r>
           </w:p>
         </w:tc>
@@ -5755,7 +5755,7 @@
                 <w:sz w:val="19"/>
                 <w:szCs w:val="19"/>
               </w:rPr>
-              <w:t xml:space="preserve">bash ~/cymbal/catch_up.sh 5</w:t>
+              <w:t xml:space="preserve">bash ~/cx-agent-studio/catch_up.sh 5</w:t>
             </w:r>
           </w:p>
         </w:tc>
@@ -5862,7 +5862,7 @@
                 <w:sz w:val="19"/>
                 <w:szCs w:val="19"/>
               </w:rPr>
-              <w:t xml:space="preserve">bash ~/cymbal/catch_up.sh 6</w:t>
+              <w:t xml:space="preserve">bash ~/cx-agent-studio/catch_up.sh 6</w:t>
             </w:r>
           </w:p>
         </w:tc>
@@ -5969,7 +5969,7 @@
                 <w:sz w:val="19"/>
                 <w:szCs w:val="19"/>
               </w:rPr>
-              <w:t xml:space="preserve">bash ~/cymbal/catch_up.sh 7</w:t>
+              <w:t xml:space="preserve">bash ~/cx-agent-studio/catch_up.sh 7</w:t>
             </w:r>
           </w:p>
         </w:tc>
@@ -6076,7 +6076,7 @@
                 <w:sz w:val="19"/>
                 <w:szCs w:val="19"/>
               </w:rPr>
-              <w:t xml:space="preserve">bash ~/cymbal/catch_up.sh done</w:t>
+              <w:t xml:space="preserve">bash ~/cx-agent-studio/catch_up.sh done</w:t>
             </w:r>
           </w:p>
         </w:tc>
@@ -6206,7 +6206,7 @@
                 <w:sz w:val="21"/>
                 <w:szCs w:val="21"/>
               </w:rPr>
-              <w:t xml:space="preserve">Cloud Shell:  bash ~/cymbal/setup.sh   (safe to rerun: every line should start with ✓)</w:t>
+              <w:t xml:space="preserve">Cloud Shell:  bash ~/cx-agent-studio/setup.sh   (safe to rerun: every line should start with ✓)</w:t>
             </w:r>
           </w:p>
           <w:p>
@@ -7950,7 +7950,7 @@
                 <w:sz w:val="23"/>
                 <w:szCs w:val="23"/>
               </w:rPr>
-              <w:t xml:space="preserve">bash ~/cymbal/catch_up.sh 2</w:t>
+              <w:t xml:space="preserve">bash ~/cx-agent-studio/catch_up.sh 2</w:t>
             </w:r>
           </w:p>
           <w:p>
@@ -8264,7 +8264,7 @@
                 <w:sz w:val="21"/>
                 <w:szCs w:val="21"/>
               </w:rPr>
-              <w:t xml:space="preserve">On track? Continue. Behind or broken? Cloud Shell:  bash ~/cymbal/catch_up.sh 2   (loads v1-start-with-ai, 1–2 min)</w:t>
+              <w:t xml:space="preserve">On track? Continue. Behind or broken? Cloud Shell:  bash ~/cx-agent-studio/catch_up.sh 2   (loads v1-start-with-ai, 1–2 min)</w:t>
             </w:r>
           </w:p>
           <w:p>
@@ -8851,7 +8851,7 @@
                 <w:sz w:val="21"/>
                 <w:szCs w:val="21"/>
               </w:rPr>
-              <w:t xml:space="preserve">On track? Continue. Behind or broken? Cloud Shell:  bash ~/cymbal/catch_up.sh 2   (loads v1-start-with-ai, 1–2 min)</w:t>
+              <w:t xml:space="preserve">On track? Continue. Behind or broken? Cloud Shell:  bash ~/cx-agent-studio/catch_up.sh 2   (loads v1-start-with-ai, 1–2 min)</w:t>
             </w:r>
           </w:p>
           <w:p>
@@ -14287,7 +14287,7 @@
                 <w:sz w:val="23"/>
                 <w:szCs w:val="23"/>
               </w:rPr>
-              <w:t xml:space="preserve">bash ~/cymbal/catch_up.sh 3</w:t>
+              <w:t xml:space="preserve">bash ~/cx-agent-studio/catch_up.sh 3</w:t>
             </w:r>
           </w:p>
           <w:p>
@@ -14601,7 +14601,7 @@
                 <w:sz w:val="21"/>
                 <w:szCs w:val="21"/>
               </w:rPr>
-              <w:t xml:space="preserve">On track? Continue. Behind or broken? Cloud Shell:  bash ~/cymbal/catch_up.sh 3   (loads v2-multi-agent, 1–2 min)</w:t>
+              <w:t xml:space="preserve">On track? Continue. Behind or broken? Cloud Shell:  bash ~/cx-agent-studio/catch_up.sh 3   (loads v2-multi-agent, 1–2 min)</w:t>
             </w:r>
           </w:p>
           <w:p>
@@ -14652,7 +14652,7 @@
                 <w:sz w:val="21"/>
                 <w:szCs w:val="21"/>
               </w:rPr>
-              <w:t xml:space="preserve">Cloud Shell open in the pack folder (cd ~/cymbal)</w:t>
+              <w:t xml:space="preserve">Cloud Shell open in the pack folder (cd ~/cx-agent-studio)</w:t>
             </w:r>
           </w:p>
         </w:tc>
@@ -14831,7 +14831,7 @@
                 <w:sz w:val="21"/>
                 <w:szCs w:val="21"/>
               </w:rPr>
-              <w:t xml:space="preserve">cd ~/cymbal/03-programmatic</w:t>
+              <w:t xml:space="preserve">cd ~/cx-agent-studio/03-programmatic</w:t>
             </w:r>
           </w:p>
           <w:p>
@@ -15317,7 +15317,7 @@
                 <w:sz w:val="21"/>
                 <w:szCs w:val="21"/>
               </w:rPr>
-              <w:t xml:space="preserve">antigravity_setup.sh already run last night (MCP server configured, skills in ~/cymbal-skills)</w:t>
+              <w:t xml:space="preserve">antigravity_setup.sh already run last night (MCP server configured, skills in ~/cx-agent-studio-skills)</w:t>
             </w:r>
           </w:p>
         </w:tc>
@@ -15478,7 +15478,7 @@
                 <w:sz w:val="21"/>
                 <w:szCs w:val="21"/>
               </w:rPr>
-              <w:t xml:space="preserve">cd ~/cymbal/03-programmatic &amp;&amp; agy</w:t>
+              <w:t xml:space="preserve">cd ~/cx-agent-studio/03-programmatic &amp;&amp; agy</w:t>
             </w:r>
           </w:p>
         </w:tc>
@@ -16049,7 +16049,7 @@
                 <w:sz w:val="22"/>
                 <w:szCs w:val="22"/>
               </w:rPr>
-              <w:t xml:space="preserve">cd ~/cymbal-skills &amp;&amp; agy ▸ type / to show the cxas-* skills ▸</w:t>
+              <w:t xml:space="preserve">cd ~/cx-agent-studio-skills &amp;&amp; agy ▸ type / to show the cxas-* skills ▸</w:t>
             </w:r>
           </w:p>
           <w:p>
@@ -16117,7 +16117,7 @@
           <w:sz w:val="18"/>
           <w:szCs w:val="18"/>
         </w:rPr>
-        <w:t xml:space="preserve">Server not Connected in /mcp: rerun antigravity_setup.sh (step 3 writes ~/.gemini/config/mcp_config.json). First agy launch prints a sign-in URL: open it, sign in, paste the code. Start agy in ~/cymbal/03-programmatic, NOT ~/cymbal-skills, for the core demo: the foundry skill would take over with its own checklist. If agy spots the 12-installment line, smile: "hold that thought until tomorrow."</w:t>
+        <w:t xml:space="preserve">Server not Connected in /mcp: rerun antigravity_setup.sh (step 3 writes ~/.gemini/config/mcp_config.json). First agy launch prints a sign-in URL: open it, sign in, paste the code. Start agy in ~/cx-agent-studio/03-programmatic, NOT ~/cx-agent-studio-skills, for the core demo: the foundry skill would take over with its own checklist. If agy spots the 12-installment line, smile: "hold that thought until tomorrow."</w:t>
       </w:r>
     </w:p>
     <w:p>
@@ -17061,7 +17061,7 @@
                 <w:sz w:val="21"/>
                 <w:szCs w:val="21"/>
               </w:rPr>
-              <w:t xml:space="preserve">Cloud Shell:  bash ~/cymbal/setup.sh   (both data stores should say "already has documents": the M4 dish is cooked)</w:t>
+              <w:t xml:space="preserve">Cloud Shell:  bash ~/cx-agent-studio/setup.sh   (both data stores should say "already has documents": the M4 dish is cooked)</w:t>
             </w:r>
           </w:p>
           <w:p>
@@ -17078,7 +17078,7 @@
                 <w:sz w:val="21"/>
                 <w:szCs w:val="21"/>
               </w:rPr>
-              <w:t xml:space="preserve">Cloud Shell:  bash ~/cymbal/catch_up.sh 4   (end-of-M3 agent + cymbal_policies and cymbal_faq sitting in Tools, not attached)</w:t>
+              <w:t xml:space="preserve">Cloud Shell:  bash ~/cx-agent-studio/catch_up.sh 4   (end-of-M3 agent + cymbal_policies and cymbal_faq sitting in Tools, not attached)</w:t>
             </w:r>
           </w:p>
           <w:p>
@@ -17257,7 +17257,7 @@
                 <w:sz w:val="21"/>
                 <w:szCs w:val="21"/>
               </w:rPr>
-              <w:t xml:space="preserve">Day 2 morning ran bash ~/cymbal/setup.sh and bash ~/cymbal/catch_up.sh 4: Tools already lists cymbal_policies and cymbal_faq (not attached to any agent)</w:t>
+              <w:t xml:space="preserve">Day 2 morning ran bash ~/cx-agent-studio/setup.sh and bash ~/cx-agent-studio/catch_up.sh 4: Tools already lists cymbal_policies and cymbal_faq (not attached to any agent)</w:t>
             </w:r>
           </w:p>
           <w:p>
@@ -17774,7 +17774,7 @@
           <w:sz w:val="18"/>
           <w:szCs w:val="18"/>
         </w:rPr>
-        <w:t xml:space="preserve">Clicked Create by mistake? No harm: cymbal_policies_live is a separate store the scripts ignore; delete that tool after class (Tools ▸ ⋮ ▸ Delete). cymbal_policies / cymbal_faq missing from Tools? Cloud Shell: bash ~/cymbal/catch_up.sh 4, then refresh. Showing the stores in the AI Applications data store console? Switch its location from global to us (they live with the app, in us).</w:t>
+        <w:t xml:space="preserve">Clicked Create by mistake? No harm: cymbal_policies_live is a separate store the scripts ignore; delete that tool after class (Tools ▸ ⋮ ▸ Delete). cymbal_policies / cymbal_faq missing from Tools? Cloud Shell: bash ~/cx-agent-studio/catch_up.sh 4, then refresh. Showing the stores in the AI Applications data store console? Switch its location from global to us (they live with the app, in us).</w:t>
       </w:r>
     </w:p>
     <w:p>
@@ -19368,7 +19368,7 @@
           <w:sz w:val="18"/>
           <w:szCs w:val="18"/>
         </w:rPr>
-        <w:t xml:space="preserve">No answer or "this link may help"? The grounding threshold is too high (slide 74), or indexing isn't finished: bash ~/cymbal/setup.sh reports each store as "already has documents" once the import is done.</w:t>
+        <w:t xml:space="preserve">No answer or "this link may help"? The grounding threshold is too high (slide 74), or indexing isn't finished: bash ~/cx-agent-studio/setup.sh reports each store as "already has documents" once the import is done.</w:t>
       </w:r>
     </w:p>
     <w:p>
@@ -19860,7 +19860,7 @@
                 <w:sz w:val="23"/>
                 <w:szCs w:val="23"/>
               </w:rPr>
-              <w:t xml:space="preserve">bash ~/cymbal/catch_up.sh 5</w:t>
+              <w:t xml:space="preserve">bash ~/cx-agent-studio/catch_up.sh 5</w:t>
             </w:r>
           </w:p>
           <w:p>
@@ -20174,7 +20174,7 @@
                 <w:sz w:val="21"/>
                 <w:szCs w:val="21"/>
               </w:rPr>
-              <w:t xml:space="preserve">On track? Continue. Behind or broken? Cloud Shell:  bash ~/cymbal/catch_up.sh 5   (loads v4-knowledge, 1–2 min)</w:t>
+              <w:t xml:space="preserve">On track? Continue. Behind or broken? Cloud Shell:  bash ~/cx-agent-studio/catch_up.sh 5   (loads v4-knowledge, 1–2 min)</w:t>
             </w:r>
           </w:p>
           <w:p>
@@ -22569,7 +22569,7 @@
                 <w:sz w:val="23"/>
                 <w:szCs w:val="23"/>
               </w:rPr>
-              <w:t xml:space="preserve">bash ~/cymbal/catch_up.sh 6</w:t>
+              <w:t xml:space="preserve">bash ~/cx-agent-studio/catch_up.sh 6</w:t>
             </w:r>
           </w:p>
           <w:p>
@@ -22883,7 +22883,7 @@
                 <w:sz w:val="21"/>
                 <w:szCs w:val="21"/>
               </w:rPr>
-              <w:t xml:space="preserve">On track? Continue. Behind or broken? Cloud Shell:  bash ~/cymbal/catch_up.sh 6   (loads v5-evaluated, 1–2 min)</w:t>
+              <w:t xml:space="preserve">On track? Continue. Behind or broken? Cloud Shell:  bash ~/cx-agent-studio/catch_up.sh 6   (loads v5-evaluated, 1–2 min)</w:t>
             </w:r>
           </w:p>
           <w:p>
@@ -23712,7 +23712,7 @@
                 <w:sz w:val="21"/>
                 <w:szCs w:val="21"/>
               </w:rPr>
-              <w:t xml:space="preserve">Cloud Shell in ~/cymbal/06-deploy</w:t>
+              <w:t xml:space="preserve">Cloud Shell in ~/cx-agent-studio/06-deploy</w:t>
             </w:r>
           </w:p>
         </w:tc>
@@ -23945,7 +23945,7 @@
                 <w:sz w:val="21"/>
                 <w:szCs w:val="21"/>
               </w:rPr>
-              <w:t xml:space="preserve">cd ~/cymbal/06-deploy &amp;&amp; bash api_demo.sh APP_ID DEPLOYMENT_ID</w:t>
+              <w:t xml:space="preserve">cd ~/cx-agent-studio/06-deploy &amp;&amp; bash api_demo.sh APP_ID DEPLOYMENT_ID</w:t>
             </w:r>
           </w:p>
           <w:p>
@@ -24895,7 +24895,7 @@
                 <w:sz w:val="23"/>
                 <w:szCs w:val="23"/>
               </w:rPr>
-              <w:t xml:space="preserve">bash ~/cymbal/catch_up.sh 7</w:t>
+              <w:t xml:space="preserve">bash ~/cx-agent-studio/catch_up.sh 7</w:t>
             </w:r>
           </w:p>
           <w:p>
@@ -25222,7 +25222,7 @@
                 <w:sz w:val="21"/>
                 <w:szCs w:val="21"/>
               </w:rPr>
-              <w:t xml:space="preserve">On track? Continue. Behind or broken? Cloud Shell:  bash ~/cymbal/catch_up.sh 7   (loads v6-escalation, 1–2 min)</w:t>
+              <w:t xml:space="preserve">On track? Continue. Behind or broken? Cloud Shell:  bash ~/cx-agent-studio/catch_up.sh 7   (loads v6-escalation, 1–2 min)</w:t>
             </w:r>
           </w:p>
           <w:p>
@@ -26031,7 +26031,7 @@
                 <w:sz w:val="21"/>
                 <w:szCs w:val="21"/>
               </w:rPr>
-              <w:t xml:space="preserve">Continue from block 24 (or bash ~/cymbal/catch_up.sh 7)</w:t>
+              <w:t xml:space="preserve">Continue from block 24 (or bash ~/cx-agent-studio/catch_up.sh 7)</w:t>
             </w:r>
           </w:p>
           <w:p>
@@ -26048,7 +26048,7 @@
                 <w:sz w:val="21"/>
                 <w:szCs w:val="21"/>
               </w:rPr>
-              <w:t xml:space="preserve">Cloud Shell in ~/cymbal/07-launch</w:t>
+              <w:t xml:space="preserve">Cloud Shell in ~/cx-agent-studio/07-launch</w:t>
             </w:r>
           </w:p>
         </w:tc>
@@ -26191,7 +26191,7 @@
                 <w:sz w:val="21"/>
                 <w:szCs w:val="21"/>
               </w:rPr>
-              <w:t xml:space="preserve">cd ~/cymbal/07-launch &amp;&amp; bash dlp_templates.sh</w:t>
+              <w:t xml:space="preserve">cd ~/cx-agent-studio/07-launch &amp;&amp; bash dlp_templates.sh</w:t>
             </w:r>
           </w:p>
           <w:p>

--- a/docs/TELEPROMPTER - CX Agent Studio - Cymbal Energy.docx
+++ b/docs/TELEPROMPTER - CX Agent Studio - Cymbal Energy.docx
@@ -1090,7 +1090,7 @@
                 <w:sz w:val="19"/>
                 <w:szCs w:val="19"/>
               </w:rPr>
-              <w:t xml:space="preserve">From one agent to a team: root + Outage Agent + Billing Agent</w:t>
+              <w:t xml:space="preserve">From one agent to a team: root + outage_agent + billing_agent</w:t>
             </w:r>
           </w:p>
         </w:tc>
@@ -7142,7 +7142,7 @@
                 <w:sz w:val="22"/>
                 <w:szCs w:val="22"/>
               </w:rPr>
-              <w:t xml:space="preserve">Review resources: Cymbal Energy Care Agent (root) + five Python placeholder tools (expand check_outage to show the stub) ▸ accept / apply</w:t>
+              <w:t xml:space="preserve">Review resources: the root agent (Start with AI names it; the catch-up copy is cymbal_energy_care_agent) + five Python placeholder tools (expand check_outage to show the stub) ▸ accept / apply</w:t>
             </w:r>
           </w:p>
         </w:tc>
@@ -8122,7 +8122,7 @@
           <w:sz w:val="18"/>
           <w:szCs w:val="18"/>
         </w:rPr>
-        <w:t xml:space="preserve">It replaces everything in the app with that stage (version history stays). Loaded agents are named cymbal_care, outage_agent and billing_agent: the importer needs snake_case names, so read "Outage Agent" in the script as outage_agent. If it stops with an error, the last lines say where; copy the whole output.</w:t>
+        <w:t xml:space="preserve">It replaces everything in the app with that stage (version history stays). Agent names match the live build (cymbal_care, outage_agent, billing_agent). If it stops with an error, the last lines say where; copy the whole output.</w:t>
       </w:r>
     </w:p>
     <w:p>
@@ -8768,7 +8768,7 @@
           <w:sz w:val="30"/>
           <w:szCs w:val="30"/>
         </w:rPr>
-        <w:t xml:space="preserve">4. From one agent to a team: root + Outage Agent + Billing Agent</w:t>
+        <w:t xml:space="preserve">4. From one agent to a team: root + outage_agent + billing_agent</w:t>
       </w:r>
       <w:r>
         <w:rPr>
@@ -9028,7 +9028,7 @@
                 <w:sz w:val="22"/>
                 <w:szCs w:val="22"/>
               </w:rPr>
-              <w:t xml:space="preserve">Root agent title bar ▸ name: Cymbal Care ▸ description: Front door of Cymbal Energy customer care; greets and routes. ▸ Save</w:t>
+              <w:t xml:space="preserve">Root agent title bar ▸ name: cymbal_care ▸ description: Front door of Cymbal Energy customer care; greets and routes. ▸ Save</w:t>
             </w:r>
           </w:p>
         </w:tc>
@@ -9118,7 +9118,7 @@
                 <w:sz w:val="22"/>
                 <w:szCs w:val="22"/>
               </w:rPr>
-              <w:t xml:space="preserve">+ under the root ▸ Add sub-agent ▸ name: Outage Agent ▸ description: Handles power outages, downed lines, and outage status by ZIP code. ▸ instruction: Help customers with power outages.</w:t>
+              <w:t xml:space="preserve">+ under the root ▸ Add sub-agent ▸ name: outage_agent ▸ description: Handles power outages, downed lines, and outage status by ZIP code. ▸ instruction: Help customers with power outages.</w:t>
             </w:r>
           </w:p>
         </w:tc>
@@ -9208,7 +9208,7 @@
                 <w:sz w:val="22"/>
                 <w:szCs w:val="22"/>
               </w:rPr>
-              <w:t xml:space="preserve">+ under the root ▸ Add sub-agent ▸ name: Billing Agent ▸ description: Handles bills, balances, payments and payment arrangements. ▸ instruction: Help customers with their bill.</w:t>
+              <w:t xml:space="preserve">+ under the root ▸ Add sub-agent ▸ name: billing_agent ▸ description: Handles bills, balances, payments and payment arrangements. ▸ instruction: Help customers with their bill.</w:t>
             </w:r>
           </w:p>
         </w:tc>
@@ -9315,7 +9315,7 @@
                 <w:sz w:val="22"/>
                 <w:szCs w:val="22"/>
               </w:rPr>
-              <w:t xml:space="preserve">▸ replace ALL of Cymbal Care's instructions ▸ Save</w:t>
+              <w:t xml:space="preserve">▸ replace ALL of cymbal_care's instructions ▸ Save</w:t>
             </w:r>
           </w:p>
         </w:tc>
@@ -9436,7 +9436,7 @@
                 <w:sz w:val="19"/>
                 <w:szCs w:val="19"/>
               </w:rPr>
-              <w:t xml:space="preserve">Trace shows a transfer from Cymbal Care to Outage Agent. It has no tools yet; that's slide 82.</w:t>
+              <w:t xml:space="preserve">Trace shows a transfer from cymbal_care to outage_agent. It has no tools yet; that's slide 82.</w:t>
             </w:r>
           </w:p>
         </w:tc>
@@ -9557,7 +9557,7 @@
                 <w:sz w:val="19"/>
                 <w:szCs w:val="19"/>
               </w:rPr>
-              <w:t xml:space="preserve">Transfer to Billing Agent.</w:t>
+              <w:t xml:space="preserve">Transfer to billing_agent.</w:t>
             </w:r>
           </w:p>
         </w:tc>
@@ -10031,7 +10031,7 @@
                 <w:sz w:val="22"/>
                 <w:szCs w:val="22"/>
               </w:rPr>
-              <w:t xml:space="preserve">Slide 26: Outage Agent ▸ instructions ▸ PASTE (one plain paragraph):</w:t>
+              <w:t xml:space="preserve">Slide 26: outage_agent ▸ instructions ▸ PASTE (one plain paragraph):</w:t>
             </w:r>
           </w:p>
           <w:p>
@@ -10217,7 +10217,7 @@
                 <w:sz w:val="19"/>
                 <w:szCs w:val="19"/>
               </w:rPr>
-              <w:t xml:space="preserve">Tone follows the global instruction (calm, short) even though the Outage Agent's own instructions never mention tone.</w:t>
+              <w:t xml:space="preserve">Tone follows the global instruction (calm, short) even though the outage_agent's own instructions never mention tone.</w:t>
             </w:r>
           </w:p>
         </w:tc>
@@ -11421,7 +11421,7 @@
                 <w:sz w:val="22"/>
                 <w:szCs w:val="22"/>
               </w:rPr>
-              <w:t xml:space="preserve">Outage Agent ▸ Add tool ▸ check_outage   ·   Cymbal Care ▸ remove check_outage (x)</w:t>
+              <w:t xml:space="preserve">outage_agent ▸ Add tool ▸ check_outage   ·   cymbal_care ▸ remove check_outage (x)</w:t>
             </w:r>
           </w:p>
         </w:tc>
@@ -11511,7 +11511,7 @@
                 <w:sz w:val="22"/>
                 <w:szCs w:val="22"/>
               </w:rPr>
-              <w:t xml:space="preserve">Outage Agent title bar ▸ Add callback ▸ After tool ▸ PASTE:</w:t>
+              <w:t xml:space="preserve">outage_agent title bar ▸ Add callback ▸ After tool ▸ PASTE:</w:t>
             </w:r>
           </w:p>
           <w:p>
@@ -11618,7 +11618,7 @@
                 <w:sz w:val="18"/>
                 <w:szCs w:val="18"/>
               </w:rPr>
-              <w:t xml:space="preserve">TYPE at the end of the Outage Agent instructions (use the { menu) ▸ Save</w:t>
+              <w:t xml:space="preserve">TYPE at the end of the outage_agent instructions (use the { menu) ▸ Save</w:t>
             </w:r>
           </w:p>
           <w:p>
@@ -12466,7 +12466,7 @@
           <w:sz w:val="18"/>
           <w:szCs w:val="18"/>
         </w:rPr>
-        <w:t xml:space="preserve">If a placeholder won't save after the paste (signature or type mismatch), delete it and create a new tool with the same name: Tools ▸ + ▸ Python code ▸ paste ▸ Create. Test Tool errors on set_variable/get_variable usually mean the variables from block 6 are missing or misspelled. Don't point out the Billing Agent's "up to 12 monthly installments" line. It contradicts the tool (max 6) on purpose: the evaluation in M5 catches it.</w:t>
+        <w:t xml:space="preserve">If a placeholder won't save after the paste (signature or type mismatch), delete it and create a new tool with the same name: Tools ▸ + ▸ Python code ▸ paste ▸ Create. Test Tool errors on set_variable/get_variable usually mean the variables from block 6 are missing or misspelled. Don't point out the billing_agent's "up to 12 monthly installments" line. It contradicts the tool (max 6) on purpose: the evaluation in M5 catches it.</w:t>
       </w:r>
     </w:p>
     <w:p>
@@ -12799,7 +12799,7 @@
                 <w:sz w:val="22"/>
                 <w:szCs w:val="22"/>
               </w:rPr>
-              <w:t xml:space="preserve">  Outage Agent: report_outage (check_outage is already there)</w:t>
+              <w:t xml:space="preserve">  outage_agent: report_outage (check_outage is already there)</w:t>
             </w:r>
           </w:p>
           <w:p>
@@ -12816,7 +12816,7 @@
                 <w:sz w:val="22"/>
                 <w:szCs w:val="22"/>
               </w:rPr>
-              <w:t xml:space="preserve">  Billing Agent: verify_customer, get_bill_summary, create_payment_arrangement</w:t>
+              <w:t xml:space="preserve">  billing_agent: verify_customer, get_bill_summary, create_payment_arrangement</w:t>
             </w:r>
           </w:p>
           <w:p>
@@ -12833,7 +12833,7 @@
                 <w:sz w:val="22"/>
                 <w:szCs w:val="22"/>
               </w:rPr>
-              <w:t xml:space="preserve">Cymbal Care: REMOVE the remaining four (x) — Start with AI attached them to the root; the root only routes now</w:t>
+              <w:t xml:space="preserve">cymbal_care: REMOVE the remaining four (x) — Start with AI attached them to the root; the root only routes now</w:t>
             </w:r>
           </w:p>
         </w:tc>
@@ -12923,7 +12923,7 @@
                 <w:sz w:val="22"/>
                 <w:szCs w:val="22"/>
               </w:rPr>
-              <w:t xml:space="preserve">02-build/instructions/outage_agent.txt ▸ Outage Agent instructions (replace ALL; it keeps the storm-credit step)</w:t>
+              <w:t xml:space="preserve">02-build/instructions/outage_agent.txt ▸ outage_agent instructions (replace ALL; it keeps the storm-credit step)</w:t>
             </w:r>
           </w:p>
           <w:p>
@@ -12940,7 +12940,7 @@
                 <w:sz w:val="22"/>
                 <w:szCs w:val="22"/>
               </w:rPr>
-              <w:t xml:space="preserve">02-build/instructions/billing_agent.txt ▸ Billing Agent instructions (replace ALL)</w:t>
+              <w:t xml:space="preserve">02-build/instructions/billing_agent.txt ▸ billing_agent instructions (replace ALL)</w:t>
             </w:r>
           </w:p>
           <w:p>
@@ -13078,7 +13078,7 @@
                 <w:sz w:val="19"/>
                 <w:szCs w:val="19"/>
               </w:rPr>
-              <w:t xml:space="preserve">Billing Agent asks for account number and ZIP.</w:t>
+              <w:t xml:space="preserve">billing_agent asks for account number and ZIP.</w:t>
             </w:r>
           </w:p>
         </w:tc>
@@ -13320,7 +13320,7 @@
                 <w:sz w:val="19"/>
                 <w:szCs w:val="19"/>
               </w:rPr>
-              <w:t xml:space="preserve">Transfers to Outage Agent, does NOT ask for the ZIP again (read {service_zip}), quotes 11:00 PM tonight.</w:t>
+              <w:t xml:space="preserve">Transfers to outage_agent, does NOT ask for the ZIP again (read {service_zip}), quotes 11:00 PM tonight.</w:t>
             </w:r>
           </w:p>
         </w:tc>
@@ -13371,7 +13371,7 @@
           <w:sz w:val="18"/>
           <w:szCs w:val="18"/>
         </w:rPr>
-        <w:t xml:space="preserve">If an agent says it has no way to look something up, the tool isn't attached to THAT agent (tools are per agent). Don't point out the "up to 12 monthly installments" line in the Billing Agent: M5's evaluation catches it.</w:t>
+        <w:t xml:space="preserve">If an agent says it has no way to look something up, the tool isn't attached to THAT agent (tools are per agent). Don't point out the "up to 12 monthly installments" line in the billing_agent: M5's evaluation catches it.</w:t>
       </w:r>
     </w:p>
     <w:p>
@@ -14459,7 +14459,7 @@
           <w:sz w:val="18"/>
           <w:szCs w:val="18"/>
         </w:rPr>
-        <w:t xml:space="preserve">It replaces everything in the app with that stage (version history stays). Loaded agents are named cymbal_care, outage_agent and billing_agent: the importer needs snake_case names, so read "Outage Agent" in the script as outage_agent. If it stops with an error, the last lines say where; copy the whole output.</w:t>
+        <w:t xml:space="preserve">It replaces everything in the app with that stage (version history stays). Agent names match the live build (cymbal_care, outage_agent, billing_agent). If it stops with an error, the last lines say where; copy the whole output.</w:t>
       </w:r>
     </w:p>
     <w:p>
@@ -15779,7 +15779,7 @@
                 <w:sz w:val="21"/>
                 <w:szCs w:val="21"/>
               </w:rPr>
-              <w:t xml:space="preserve">Review the Billing Agent's instructions against CX Agent Studio instruction best practices. List your top three suggestions, but do not change anything.</w:t>
+              <w:t xml:space="preserve">Review the billing_agent's instructions against CX Agent Studio instruction best practices. List your top three suggestions, but do not change anything.</w:t>
             </w:r>
           </w:p>
         </w:tc>
@@ -18568,7 +18568,7 @@
                 <w:sz w:val="22"/>
                 <w:szCs w:val="22"/>
               </w:rPr>
-              <w:t xml:space="preserve">    Cymbal Care (root):  cymbal_policies AND cymbal_faq</w:t>
+              <w:t xml:space="preserve">    cymbal_care (root):  cymbal_policies AND cymbal_faq</w:t>
             </w:r>
           </w:p>
           <w:p>
@@ -18585,7 +18585,7 @@
                 <w:sz w:val="22"/>
                 <w:szCs w:val="22"/>
               </w:rPr>
-              <w:t xml:space="preserve">    Outage Agent:        cymbal_policies</w:t>
+              <w:t xml:space="preserve">    outage_agent:        cymbal_policies</w:t>
             </w:r>
           </w:p>
           <w:p>
@@ -18602,7 +18602,7 @@
                 <w:sz w:val="22"/>
                 <w:szCs w:val="22"/>
               </w:rPr>
-              <w:t xml:space="preserve">    Billing Agent:       cymbal_policies</w:t>
+              <w:t xml:space="preserve">    billing_agent:       cymbal_policies</w:t>
             </w:r>
           </w:p>
           <w:p>
@@ -18740,7 +18740,7 @@
                 <w:sz w:val="22"/>
                 <w:szCs w:val="22"/>
               </w:rPr>
-              <w:t xml:space="preserve">▸ end of Cymbal Care instructions, just before &lt;/taskflow&gt; ▸ Save</w:t>
+              <w:t xml:space="preserve">▸ end of cymbal_care instructions, just before &lt;/taskflow&gt; ▸ Save</w:t>
             </w:r>
           </w:p>
         </w:tc>
@@ -18847,7 +18847,7 @@
                 <w:sz w:val="22"/>
                 <w:szCs w:val="22"/>
               </w:rPr>
-              <w:t xml:space="preserve">▸ Outage Agent instructions, just before &lt;step name="Wrap up"&gt; ▸ Save</w:t>
+              <w:t xml:space="preserve">▸ outage_agent instructions, just before &lt;step name="Wrap up"&gt; ▸ Save</w:t>
             </w:r>
           </w:p>
           <w:p>
@@ -18864,7 +18864,7 @@
                 <w:sz w:val="22"/>
                 <w:szCs w:val="22"/>
               </w:rPr>
-              <w:t xml:space="preserve">▸ Billing Agent instructions, same place ▸ Save</w:t>
+              <w:t xml:space="preserve">▸ billing_agent instructions, same place ▸ Save</w:t>
             </w:r>
           </w:p>
         </w:tc>
@@ -19227,7 +19227,7 @@
                 <w:sz w:val="19"/>
                 <w:szCs w:val="19"/>
               </w:rPr>
-              <w:t xml:space="preserve">check_outage says 76 hours in MSE-2026-04, so yes: eligible, request within 30 days of restoration. Trace: both calls happen inside Outage Agent, with no hand-back to the root.</w:t>
+              <w:t xml:space="preserve">check_outage says 76 hours in MSE-2026-04, so yes: eligible, request within 30 days of restoration. Trace: both calls happen inside outage_agent, with no hand-back to the root.</w:t>
             </w:r>
           </w:p>
         </w:tc>
@@ -19609,7 +19609,7 @@
                 <w:sz w:val="18"/>
                 <w:szCs w:val="18"/>
               </w:rPr>
-              <w:t xml:space="preserve">TYPE in Preview</w:t>
+              <w:t xml:space="preserve">TYPE in Preview ▸ NEW CONVERSATION</w:t>
             </w:r>
           </w:p>
           <w:p>
@@ -19626,7 +19626,7 @@
                 <w:sz w:val="21"/>
                 <w:szCs w:val="21"/>
               </w:rPr>
-              <w:t xml:space="preserve">Do you sell rooftop solar panels?</w:t>
+              <w:t xml:space="preserve">What's your policy related to excess energy generated by solar panels?</w:t>
             </w:r>
           </w:p>
           <w:p>
@@ -19657,7 +19657,7 @@
                 <w:sz w:val="19"/>
                 <w:szCs w:val="19"/>
               </w:rPr>
-              <w:t xml:space="preserve">Not in the content: the agent says it doesn't know and offers a representative (the Not found step).</w:t>
+              <w:t xml:space="preserve">A policy question, so it searches cymbal_policies, but no policy covers net metering: the agent says it doesn't have that policy and offers a representative (the Not found step).</w:t>
             </w:r>
           </w:p>
         </w:tc>
@@ -19747,7 +19747,7 @@
                 <w:sz w:val="22"/>
                 <w:szCs w:val="22"/>
               </w:rPr>
-              <w:t xml:space="preserve">Trace: the data store call returned nothing; point at the grounding setting on the tool (slide 74)</w:t>
+              <w:t xml:space="preserve">Trace: the cymbal_policies call ran but returned nothing relevant; point at the grounding setting on the tool (slide 74)</w:t>
             </w:r>
           </w:p>
         </w:tc>
@@ -19768,6 +19768,37 @@
           <w:szCs w:val="22"/>
         </w:rPr>
         <w:t xml:space="preserve"/>
+      </w:r>
+    </w:p>
+    <w:p>
+      <w:pPr>
+        <w:spacing w:after="0" w:before="40" w:line="264"/>
+      </w:pPr>
+      <w:r>
+        <w:rPr>
+          <w:rFonts w:ascii="Calibri" w:cs="Calibri" w:eastAsia="Calibri" w:hAnsi="Calibri"/>
+          <w:b/>
+          <w:bCs/>
+          <w:i w:val="false"/>
+          <w:iCs w:val="false"/>
+          <w:color w:val="FF5C5C"/>
+          <w:sz w:val="18"/>
+          <w:szCs w:val="18"/>
+        </w:rPr>
+        <w:t xml:space="preserve">IF IT GOES WRONG  </w:t>
+      </w:r>
+      <w:r>
+        <w:rPr>
+          <w:rFonts w:ascii="Calibri" w:cs="Calibri" w:eastAsia="Calibri" w:hAnsi="Calibri"/>
+          <w:b w:val="false"/>
+          <w:bCs w:val="false"/>
+          <w:i w:val="false"/>
+          <w:iCs w:val="false"/>
+          <w:color w:val="9AA4B2"/>
+          <w:sz w:val="18"/>
+          <w:szCs w:val="18"/>
+        </w:rPr>
+        <w:t xml:space="preserve">If the answer leans on the generator backfeed warning in the gas safety guide (the only nearby content), that's loss type 2, ungrounded stretch: raise the grounding threshold on the tool (slide 74) and ask again. A reply like "I can only help with Cymbal Energy outages, billing and payment arrangements" with no tool call is the prompt guard answering first: open the trace and point at the guardrail.</w:t>
       </w:r>
     </w:p>
     <w:p>
@@ -20032,7 +20063,7 @@
           <w:sz w:val="18"/>
           <w:szCs w:val="18"/>
         </w:rPr>
-        <w:t xml:space="preserve">It replaces everything in the app with that stage (version history stays). Loaded agents are named cymbal_care, outage_agent and billing_agent: the importer needs snake_case names, so read "Outage Agent" in the script as outage_agent. If it stops with an error, the last lines say where; copy the whole output.</w:t>
+        <w:t xml:space="preserve">It replaces everything in the app with that stage (version history stays). Agent names match the live build (cymbal_care, outage_agent, billing_agent). If it stops with an error, the last lines say where; copy the whole output.</w:t>
       </w:r>
     </w:p>
     <w:p>
@@ -22076,7 +22107,7 @@
                 <w:sz w:val="22"/>
                 <w:szCs w:val="22"/>
               </w:rPr>
-              <w:t xml:space="preserve">Billing Agent instructions: find "up to 12 monthly installments" — the bug planted on day 1</w:t>
+              <w:t xml:space="preserve">billing_agent instructions: find "up to 12 monthly installments" — the bug planted on day 1</w:t>
             </w:r>
           </w:p>
         </w:tc>
@@ -22183,7 +22214,7 @@
                 <w:sz w:val="22"/>
                 <w:szCs w:val="22"/>
               </w:rPr>
-              <w:t xml:space="preserve">▸ Billing Agent instructions (replace ALL) ▸ Save</w:t>
+              <w:t xml:space="preserve">▸ billing_agent instructions (replace ALL) ▸ Save</w:t>
             </w:r>
           </w:p>
           <w:p>
@@ -22741,7 +22772,7 @@
           <w:sz w:val="18"/>
           <w:szCs w:val="18"/>
         </w:rPr>
-        <w:t xml:space="preserve">It replaces everything in the app with that stage (version history stays). Loaded agents are named cymbal_care, outage_agent and billing_agent: the importer needs snake_case names, so read "Outage Agent" in the script as outage_agent. If it stops with an error, the last lines say where; copy the whole output.</w:t>
+        <w:t xml:space="preserve">It replaces everything in the app with that stage (version history stays). Agent names match the live build (cymbal_care, outage_agent, billing_agent). If it stops with an error, the last lines say where; copy the whole output.</w:t>
       </w:r>
     </w:p>
     <w:p>
@@ -25067,7 +25098,7 @@
           <w:sz w:val="18"/>
           <w:szCs w:val="18"/>
         </w:rPr>
-        <w:t xml:space="preserve">It replaces everything in the app with that stage (version history stays). Loaded agents are named cymbal_care, outage_agent and billing_agent: the importer needs snake_case names, so read "Outage Agent" in the script as outage_agent. If it stops with an error, the last lines say where; copy the whole output.</w:t>
+        <w:t xml:space="preserve">It replaces everything in the app with that stage (version history stays). Agent names match the live build (cymbal_care, outage_agent, billing_agent). If it stops with an error, the last lines say where; copy the whole output.</w:t>
       </w:r>
     </w:p>
     <w:p>
@@ -25399,7 +25430,7 @@
                 <w:sz w:val="22"/>
                 <w:szCs w:val="22"/>
               </w:rPr>
-              <w:t xml:space="preserve">Cymbal Care ▸ Add tool ▸ customize_response</w:t>
+              <w:t xml:space="preserve">cymbal_care ▸ Add tool ▸ customize_response</w:t>
             </w:r>
           </w:p>
         </w:tc>
@@ -25506,7 +25537,7 @@
                 <w:sz w:val="22"/>
                 <w:szCs w:val="22"/>
               </w:rPr>
-              <w:t xml:space="preserve">▸ TOP of Cymbal Care instructions ▸ Save</w:t>
+              <w:t xml:space="preserve">▸ TOP of cymbal_care instructions ▸ Save</w:t>
             </w:r>
           </w:p>
         </w:tc>

--- a/docs/TELEPROMPTER - CX Agent Studio - Cymbal Energy.docx
+++ b/docs/TELEPROMPTER - CX Agent Studio - Cymbal Energy.docx
@@ -20652,7 +20652,7 @@
                 <w:sz w:val="22"/>
                 <w:szCs w:val="22"/>
               </w:rPr>
-              <w:t xml:space="preserve">Preview ⋮ ▸ Save as golden ▸ golden-outage-renee</w:t>
+              <w:t xml:space="preserve">Preview ⋮ ▸ Save as golden ▸ golden-storm-outage-39567</w:t>
             </w:r>
           </w:p>
         </w:tc>
@@ -21385,7 +21385,7 @@
                 <w:sz w:val="22"/>
                 <w:szCs w:val="22"/>
               </w:rPr>
-              <w:t xml:space="preserve">  User goal: You are Marcus Bell, account 100871, service ZIP 39564. You cannot pay your past-due bill this month. Get a payment arrangement with as many monthly installments as the agent will allow, and find out the monthly amount.</w:t>
+              <w:t xml:space="preserve">  User goal: Must achieve ▸ You are Marcus Bell, account 100871, service ZIP 39564. You cannot pay your past-due bill this month. Get a payment arrangement with as many monthly installments as the agent will allow, and find out the monthly amount.</w:t>
             </w:r>
           </w:p>
           <w:p>
@@ -21402,7 +21402,7 @@
                 <w:sz w:val="22"/>
                 <w:szCs w:val="22"/>
               </w:rPr>
-              <w:t xml:space="preserve">  Expectation 1: Tool call create_payment_arrangement ▸ Must have</w:t>
+              <w:t xml:space="preserve">  + Add expectation ▸ create_payment_arrangement ▸ Expected input: installments 6 ▸ Intercept and mock OFF (the real tool runs)</w:t>
             </w:r>
           </w:p>
           <w:p>
@@ -21419,7 +21419,89 @@
                 <w:sz w:val="22"/>
                 <w:szCs w:val="22"/>
               </w:rPr>
-              <w:t xml:space="preserve">  Expectation 2: Message "the agent offers or agrees to more than 6 monthly installments" ▸ Must not have</w:t>
+              <w:t xml:space="preserve">  Bottom of the left panel ▸ + Add expectations ▸ Create expectation</w:t>
+            </w:r>
+          </w:p>
+          <w:p>
+            <w:pPr>
+              <w:spacing w:after="0" w:before="0" w:line="264"/>
+            </w:pPr>
+            <w:r>
+              <w:rPr>
+                <w:rFonts w:ascii="Calibri" w:cs="Calibri" w:eastAsia="Calibri" w:hAnsi="Calibri"/>
+                <w:b w:val="false"/>
+                <w:bCs w:val="false"/>
+                <w:i w:val="false"/>
+                <w:iCs w:val="false"/>
+                <w:sz w:val="22"/>
+                <w:szCs w:val="22"/>
+              </w:rPr>
+              <w:t xml:space="preserve">      Display name: max-6-installments    Category: Billing policy</w:t>
+            </w:r>
+          </w:p>
+          <w:p>
+            <w:pPr>
+              <w:spacing w:after="0" w:before="0" w:line="264"/>
+            </w:pPr>
+            <w:r>
+              <w:rPr>
+                <w:rFonts w:ascii="Calibri" w:cs="Calibri" w:eastAsia="Calibri" w:hAnsi="Calibri"/>
+                <w:b w:val="false"/>
+                <w:bCs w:val="false"/>
+                <w:i w:val="false"/>
+                <w:iCs w:val="false"/>
+                <w:sz w:val="22"/>
+                <w:szCs w:val="22"/>
+              </w:rPr>
+              <w:t xml:space="preserve">      Expectation: Did the agent keep every payment arrangement it offered or agreed to at 6 monthly installments or fewer?</w:t>
+            </w:r>
+          </w:p>
+          <w:p>
+            <w:pPr>
+              <w:spacing w:after="0" w:before="0" w:line="264"/>
+            </w:pPr>
+            <w:r>
+              <w:rPr>
+                <w:rFonts w:ascii="Calibri" w:cs="Calibri" w:eastAsia="Calibri" w:hAnsi="Calibri"/>
+                <w:b w:val="false"/>
+                <w:bCs w:val="false"/>
+                <w:i w:val="false"/>
+                <w:iCs w:val="false"/>
+                <w:sz w:val="22"/>
+                <w:szCs w:val="22"/>
+              </w:rPr>
+              <w:t xml:space="preserve">  ▸ Create ▸ tick it ▸ Create (the scenario)</w:t>
+            </w:r>
+          </w:p>
+          <w:p>
+            <w:pPr>
+              <w:spacing w:after="0" w:before="60" w:line="264"/>
+            </w:pPr>
+            <w:r>
+              <w:rPr>
+                <w:rFonts w:ascii="Calibri" w:cs="Calibri" w:eastAsia="Calibri" w:hAnsi="Calibri"/>
+                <w:b/>
+                <w:bCs/>
+                <w:i w:val="false"/>
+                <w:iCs w:val="false"/>
+                <w:color w:val="2ECC71"/>
+                <w:sz w:val="19"/>
+                <w:szCs w:val="19"/>
+              </w:rPr>
+              <w:t xml:space="preserve">→ </w:t>
+            </w:r>
+            <w:r>
+              <w:rPr>
+                <w:rFonts w:ascii="Calibri" w:cs="Calibri" w:eastAsia="Calibri" w:hAnsi="Calibri"/>
+                <w:b w:val="false"/>
+                <w:bCs w:val="false"/>
+                <w:i w:val="false"/>
+                <w:iCs w:val="false"/>
+                <w:color w:val="9AA4B2"/>
+                <w:sz w:val="19"/>
+                <w:szCs w:val="19"/>
+              </w:rPr>
+              <w:t xml:space="preserve">No must-not switch: a yes/no question is the "must NOT" (passes only on Yes). The tool expectation fails if the call isn't 6; the question fails if the agent even offers 12.</w:t>
             </w:r>
           </w:p>
         </w:tc>
@@ -21526,7 +21608,7 @@
                 <w:sz w:val="22"/>
                 <w:szCs w:val="22"/>
               </w:rPr>
-              <w:t xml:space="preserve">  User goal: You are Linh Nguyen, account 100455, service ZIP 39563. Ask to split your bill into 3 payments.</w:t>
+              <w:t xml:space="preserve">  User goal: change Must achieve to the rejected option (Linh should NOT get an arrangement) ▸ You are Linh Nguyen, account 100455, service ZIP 39563. Ask to split your bill into 3 payments.</w:t>
             </w:r>
           </w:p>
           <w:p>
@@ -21543,7 +21625,7 @@
                 <w:sz w:val="22"/>
                 <w:szCs w:val="22"/>
               </w:rPr>
-              <w:t xml:space="preserve">  Expectation 1: Message "the agent explains that the account is not eligible for a payment arrangement" ▸ Must have</w:t>
+              <w:t xml:space="preserve">  + Add expectation ▸ create_payment_arrangement ▸ Expected input: installments 3 ▸ Intercept and mock OFF (eligibility comes from the tool, not the agent)</w:t>
             </w:r>
           </w:p>
           <w:p>
@@ -21560,7 +21642,89 @@
                 <w:sz w:val="22"/>
                 <w:szCs w:val="22"/>
               </w:rPr>
-              <w:t xml:space="preserve">  Expectation 2: Message "the agent says an arrangement was approved or set up" ▸ Must not have</w:t>
+              <w:t xml:space="preserve">  + Add expectations ▸ Create expectation</w:t>
+            </w:r>
+          </w:p>
+          <w:p>
+            <w:pPr>
+              <w:spacing w:after="0" w:before="0" w:line="264"/>
+            </w:pPr>
+            <w:r>
+              <w:rPr>
+                <w:rFonts w:ascii="Calibri" w:cs="Calibri" w:eastAsia="Calibri" w:hAnsi="Calibri"/>
+                <w:b w:val="false"/>
+                <w:bCs w:val="false"/>
+                <w:i w:val="false"/>
+                <w:iCs w:val="false"/>
+                <w:sz w:val="22"/>
+                <w:szCs w:val="22"/>
+              </w:rPr>
+              <w:t xml:space="preserve">      Display name: ineligible-not-approved    Category: Billing policy</w:t>
+            </w:r>
+          </w:p>
+          <w:p>
+            <w:pPr>
+              <w:spacing w:after="0" w:before="0" w:line="264"/>
+            </w:pPr>
+            <w:r>
+              <w:rPr>
+                <w:rFonts w:ascii="Calibri" w:cs="Calibri" w:eastAsia="Calibri" w:hAnsi="Calibri"/>
+                <w:b w:val="false"/>
+                <w:bCs w:val="false"/>
+                <w:i w:val="false"/>
+                <w:iCs w:val="false"/>
+                <w:sz w:val="22"/>
+                <w:szCs w:val="22"/>
+              </w:rPr>
+              <w:t xml:space="preserve">      Expectation: Did the agent tell the customer the account is not eligible for a payment arrangement, without saying an arrangement was approved or set up?</w:t>
+            </w:r>
+          </w:p>
+          <w:p>
+            <w:pPr>
+              <w:spacing w:after="0" w:before="0" w:line="264"/>
+            </w:pPr>
+            <w:r>
+              <w:rPr>
+                <w:rFonts w:ascii="Calibri" w:cs="Calibri" w:eastAsia="Calibri" w:hAnsi="Calibri"/>
+                <w:b w:val="false"/>
+                <w:bCs w:val="false"/>
+                <w:i w:val="false"/>
+                <w:iCs w:val="false"/>
+                <w:sz w:val="22"/>
+                <w:szCs w:val="22"/>
+              </w:rPr>
+              <w:t xml:space="preserve">  ▸ Create ▸ tick it ▸ Create (the scenario)</w:t>
+            </w:r>
+          </w:p>
+          <w:p>
+            <w:pPr>
+              <w:spacing w:after="0" w:before="60" w:line="264"/>
+            </w:pPr>
+            <w:r>
+              <w:rPr>
+                <w:rFonts w:ascii="Calibri" w:cs="Calibri" w:eastAsia="Calibri" w:hAnsi="Calibri"/>
+                <w:b/>
+                <w:bCs/>
+                <w:i w:val="false"/>
+                <w:iCs w:val="false"/>
+                <w:color w:val="2ECC71"/>
+                <w:sz w:val="19"/>
+                <w:szCs w:val="19"/>
+              </w:rPr>
+              <w:t xml:space="preserve">→ </w:t>
+            </w:r>
+            <w:r>
+              <w:rPr>
+                <w:rFonts w:ascii="Calibri" w:cs="Calibri" w:eastAsia="Calibri" w:hAnsi="Calibri"/>
+                <w:b w:val="false"/>
+                <w:bCs w:val="false"/>
+                <w:i w:val="false"/>
+                <w:iCs w:val="false"/>
+                <w:color w:val="9AA4B2"/>
+                <w:sz w:val="19"/>
+                <w:szCs w:val="19"/>
+              </w:rPr>
+              <w:t xml:space="preserve">The "rejected" goal is how a scenario says this customer should be turned down: the test passes when she is. Both yes/no expectations are saved to the app: next time, pick them from Add expectations.</w:t>
             </w:r>
           </w:p>
         </w:tc>
@@ -22017,7 +22181,7 @@
                 <w:sz w:val="22"/>
                 <w:szCs w:val="22"/>
               </w:rPr>
-              <w:t xml:space="preserve">Results: Marcus scenario fails "more than 6 installments" in some runs ▸ open a failing transcript ▸ the agent offered 12, the tool refused</w:t>
+              <w:t xml:space="preserve">Results: Marcus scenario fails in some runs ▸ open a failing transcript ▸ the agent offered up to 12 (max-6-installments: No), Marcus asked for 12, the tool refused (expected input was 6)</w:t>
             </w:r>
           </w:p>
         </w:tc>
@@ -22456,7 +22620,7 @@
                 <w:sz w:val="19"/>
                 <w:szCs w:val="19"/>
               </w:rPr>
-              <w:t xml:space="preserve">Task completion up; the "more than 6" expectation passes.</w:t>
+              <w:t xml:space="preserve">Task completion up; the call now carries 6 installments and max-6-installments answers Yes.</w:t>
             </w:r>
           </w:p>
         </w:tc>

--- a/docs/TELEPROMPTER - CX Agent Studio - Cymbal Energy.docx
+++ b/docs/TELEPROMPTER - CX Agent Studio - Cymbal Energy.docx
@@ -21470,7 +21470,7 @@
                 <w:sz w:val="22"/>
                 <w:szCs w:val="22"/>
               </w:rPr>
-              <w:t xml:space="preserve">  ▸ Create ▸ tick it ▸ Create (the scenario)</w:t>
+              <w:t xml:space="preserve">  ▸ Create ▸ tick it ▸ Add ▸ Create (the scenario)</w:t>
             </w:r>
           </w:p>
           <w:p>
@@ -21693,7 +21693,7 @@
                 <w:sz w:val="22"/>
                 <w:szCs w:val="22"/>
               </w:rPr>
-              <w:t xml:space="preserve">  ▸ Create ▸ tick it ▸ Create (the scenario)</w:t>
+              <w:t xml:space="preserve">  ▸ Create ▸ tick it ▸ Add ▸ Create (the scenario)</w:t>
             </w:r>
           </w:p>
           <w:p>
@@ -22671,7 +22671,7 @@
           <w:sz w:val="18"/>
           <w:szCs w:val="18"/>
         </w:rPr>
-        <w:t xml:space="preserve">LLM runs vary. If the first run happened to pass, open a transcript anyway: the 12 is in the instructions and the fix is the same. Say it: that's why we run 5 times.</w:t>
+        <w:t xml:space="preserve">LLM runs vary. If the first run happened to pass, open a transcript anyway: the 12 is in the instructions and the fix is the same. Say it: that's why we run 5 times. A failure marked as a hallucination (the frustrated persona asks about fees and the agent invents an answer) is a second, real catch: the fix is grounding, not prompting. The tool returns fees_and_interest and billing_agent_FIXED.txt says to state only the terms the tool returned.</w:t>
       </w:r>
     </w:p>
     <w:p>

--- a/docs/TELEPROMPTER - CX Agent Studio - Cymbal Energy.docx
+++ b/docs/TELEPROMPTER - CX Agent Studio - Cymbal Energy.docx
@@ -3933,7 +3933,7 @@
                 <w:sz w:val="19"/>
                 <w:szCs w:val="19"/>
               </w:rPr>
-              <w:t xml:space="preserve">A frustrated persona, two scenarios, and start the run</w:t>
+              <w:t xml:space="preserve">A frustrated persona, a scenario, and start the run</w:t>
             </w:r>
           </w:p>
         </w:tc>
@@ -21001,7 +21001,7 @@
           <w:sz w:val="30"/>
           <w:szCs w:val="30"/>
         </w:rPr>
-        <w:t xml:space="preserve">19. A frustrated persona, two scenarios, and start the run</w:t>
+        <w:t xml:space="preserve">19. A frustrated persona, a scenario, and start the run</w:t>
       </w:r>
       <w:r>
         <w:rPr>
@@ -21591,109 +21591,7 @@
                 <w:sz w:val="22"/>
                 <w:szCs w:val="22"/>
               </w:rPr>
-              <w:t xml:space="preserve">+ Add test case ▸ Scenario ▸ Create from scratch ▸ name: arrangement-linh-not-eligible</w:t>
-            </w:r>
-          </w:p>
-          <w:p>
-            <w:pPr>
-              <w:spacing w:after="0" w:before="0" w:line="264"/>
-            </w:pPr>
-            <w:r>
-              <w:rPr>
-                <w:rFonts w:ascii="Calibri" w:cs="Calibri" w:eastAsia="Calibri" w:hAnsi="Calibri"/>
-                <w:b w:val="false"/>
-                <w:bCs w:val="false"/>
-                <w:i w:val="false"/>
-                <w:iCs w:val="false"/>
-                <w:sz w:val="22"/>
-                <w:szCs w:val="22"/>
-              </w:rPr>
-              <w:t xml:space="preserve">  User goal: change Must achieve to the rejected option (Linh should NOT get an arrangement) ▸ You are Linh Nguyen, account 100455, service ZIP 39563. Ask to split your bill into 3 payments.</w:t>
-            </w:r>
-          </w:p>
-          <w:p>
-            <w:pPr>
-              <w:spacing w:after="0" w:before="0" w:line="264"/>
-            </w:pPr>
-            <w:r>
-              <w:rPr>
-                <w:rFonts w:ascii="Calibri" w:cs="Calibri" w:eastAsia="Calibri" w:hAnsi="Calibri"/>
-                <w:b w:val="false"/>
-                <w:bCs w:val="false"/>
-                <w:i w:val="false"/>
-                <w:iCs w:val="false"/>
-                <w:sz w:val="22"/>
-                <w:szCs w:val="22"/>
-              </w:rPr>
-              <w:t xml:space="preserve">  + Add expectation ▸ create_payment_arrangement ▸ Expected input: installments 3 ▸ Intercept and mock OFF (eligibility comes from the tool, not the agent)</w:t>
-            </w:r>
-          </w:p>
-          <w:p>
-            <w:pPr>
-              <w:spacing w:after="0" w:before="0" w:line="264"/>
-            </w:pPr>
-            <w:r>
-              <w:rPr>
-                <w:rFonts w:ascii="Calibri" w:cs="Calibri" w:eastAsia="Calibri" w:hAnsi="Calibri"/>
-                <w:b w:val="false"/>
-                <w:bCs w:val="false"/>
-                <w:i w:val="false"/>
-                <w:iCs w:val="false"/>
-                <w:sz w:val="22"/>
-                <w:szCs w:val="22"/>
-              </w:rPr>
-              <w:t xml:space="preserve">  + Add expectations ▸ Create expectation</w:t>
-            </w:r>
-          </w:p>
-          <w:p>
-            <w:pPr>
-              <w:spacing w:after="0" w:before="0" w:line="264"/>
-            </w:pPr>
-            <w:r>
-              <w:rPr>
-                <w:rFonts w:ascii="Calibri" w:cs="Calibri" w:eastAsia="Calibri" w:hAnsi="Calibri"/>
-                <w:b w:val="false"/>
-                <w:bCs w:val="false"/>
-                <w:i w:val="false"/>
-                <w:iCs w:val="false"/>
-                <w:sz w:val="22"/>
-                <w:szCs w:val="22"/>
-              </w:rPr>
-              <w:t xml:space="preserve">      Display name: ineligible-not-approved    Category: Billing policy</w:t>
-            </w:r>
-          </w:p>
-          <w:p>
-            <w:pPr>
-              <w:spacing w:after="0" w:before="0" w:line="264"/>
-            </w:pPr>
-            <w:r>
-              <w:rPr>
-                <w:rFonts w:ascii="Calibri" w:cs="Calibri" w:eastAsia="Calibri" w:hAnsi="Calibri"/>
-                <w:b w:val="false"/>
-                <w:bCs w:val="false"/>
-                <w:i w:val="false"/>
-                <w:iCs w:val="false"/>
-                <w:sz w:val="22"/>
-                <w:szCs w:val="22"/>
-              </w:rPr>
-              <w:t xml:space="preserve">      Expectation: Did the agent tell the customer the account is not eligible for a payment arrangement, without saying an arrangement was approved or set up?</w:t>
-            </w:r>
-          </w:p>
-          <w:p>
-            <w:pPr>
-              <w:spacing w:after="0" w:before="0" w:line="264"/>
-            </w:pPr>
-            <w:r>
-              <w:rPr>
-                <w:rFonts w:ascii="Calibri" w:cs="Calibri" w:eastAsia="Calibri" w:hAnsi="Calibri"/>
-                <w:b w:val="false"/>
-                <w:bCs w:val="false"/>
-                <w:i w:val="false"/>
-                <w:iCs w:val="false"/>
-                <w:sz w:val="22"/>
-                <w:szCs w:val="22"/>
-              </w:rPr>
-              <w:t xml:space="preserve">  ▸ Create ▸ tick it ▸ Add ▸ Create (the scenario)</w:t>
+              <w:t xml:space="preserve">Select all ▸ Run selected ▸ current draft ▸ runs: 5 ▸ persona: Frustrated after the storm ▸ tick Find issues with AI if offered</w:t>
             </w:r>
           </w:p>
           <w:p>
@@ -21724,7 +21622,7 @@
                 <w:sz w:val="19"/>
                 <w:szCs w:val="19"/>
               </w:rPr>
-              <w:t xml:space="preserve">The "rejected" goal is how a scenario says this customer should be turned down: the test passes when she is. Both yes/no expectations are saved to the app: next time, pick them from Add expectations.</w:t>
+              <w:t xml:space="preserve">Leave it running; results on slide 31.</w:t>
             </w:r>
           </w:p>
         </w:tc>
@@ -21745,6 +21643,109 @@
           <w:szCs w:val="22"/>
         </w:rPr>
         <w:t xml:space="preserve"/>
+      </w:r>
+    </w:p>
+    <w:p>
+      <w:pPr>
+        <w:spacing w:after="0" w:before="40" w:line="264"/>
+      </w:pPr>
+      <w:r>
+        <w:rPr>
+          <w:rFonts w:ascii="Calibri" w:cs="Calibri" w:eastAsia="Calibri" w:hAnsi="Calibri"/>
+          <w:b/>
+          <w:bCs/>
+          <w:i w:val="false"/>
+          <w:iCs w:val="false"/>
+          <w:color w:val="FF5C5C"/>
+          <w:sz w:val="18"/>
+          <w:szCs w:val="18"/>
+        </w:rPr>
+        <w:t xml:space="preserve">IF IT GOES WRONG  </w:t>
+      </w:r>
+      <w:r>
+        <w:rPr>
+          <w:rFonts w:ascii="Calibri" w:cs="Calibri" w:eastAsia="Calibri" w:hAnsi="Calibri"/>
+          <w:b w:val="false"/>
+          <w:bCs w:val="false"/>
+          <w:i w:val="false"/>
+          <w:iCs w:val="false"/>
+          <w:color w:val="9AA4B2"/>
+          <w:sz w:val="18"/>
+          <w:szCs w:val="18"/>
+        </w:rPr>
+        <w:t xml:space="preserve">If the persona can't be chosen at run time, it's an app-level setting: skip it; the goal text already carries the frustration.</w:t>
+      </w:r>
+    </w:p>
+    <w:p>
+      <w:r>
+        <w:br w:type="page"/>
+      </w:r>
+    </w:p>
+    <w:p>
+      <w:pPr>
+        <w:spacing w:after="0" w:before="0" w:line="264"/>
+      </w:pPr>
+      <w:r>
+        <w:rPr>
+          <w:rFonts w:ascii="Calibri" w:cs="Calibri" w:eastAsia="Calibri" w:hAnsi="Calibri"/>
+          <w:b/>
+          <w:bCs/>
+          <w:i w:val="false"/>
+          <w:iCs w:val="false"/>
+          <w:color w:val="F28C28"/>
+          <w:sz w:val="48"/>
+          <w:szCs w:val="48"/>
+        </w:rPr>
+        <w:t xml:space="preserve">M5 · SLIDE 31</w:t>
+      </w:r>
+    </w:p>
+    <w:p>
+      <w:pPr>
+        <w:spacing w:after="60" w:before="0" w:line="264"/>
+      </w:pPr>
+      <w:r>
+        <w:rPr>
+          <w:rFonts w:ascii="Calibri" w:cs="Calibri" w:eastAsia="Calibri" w:hAnsi="Calibri"/>
+          <w:b w:val="false"/>
+          <w:bCs w:val="false"/>
+          <w:i w:val="false"/>
+          <w:iCs w:val="false"/>
+          <w:color w:val="F28C28"/>
+          <w:sz w:val="21"/>
+          <w:szCs w:val="21"/>
+        </w:rPr>
+        <w:t xml:space="preserve">stop on 31 (Scheduled runs), before the quiz</w:t>
+      </w:r>
+    </w:p>
+    <w:p>
+      <w:pPr>
+        <w:spacing w:after="80" w:before="0" w:line="264"/>
+      </w:pPr>
+      <w:r>
+        <w:rPr>
+          <w:rFonts w:ascii="Calibri" w:cs="Calibri" w:eastAsia="Calibri" w:hAnsi="Calibri"/>
+          <w:b/>
+          <w:bCs/>
+          <w:i w:val="false"/>
+          <w:iCs w:val="false"/>
+          <w:color w:val="3D8BFF"/>
+          <w:sz w:val="30"/>
+          <w:szCs w:val="30"/>
+        </w:rPr>
+        <w:t xml:space="preserve">20. Read the failure, fix it, run again (quality hill climbing)</w:t>
+      </w:r>
+      <w:r>
+        <w:rPr>
+          <w:rFonts w:ascii="Calibri" w:cs="Calibri" w:eastAsia="Calibri" w:hAnsi="Calibri"/>
+          <w:b w:val="false"/>
+          <w:bCs w:val="false"/>
+          <w:i w:val="false"/>
+          <w:iCs w:val="false"/>
+          <w:color w:val="9AA4B2"/>
+          <w:sz w:val="21"/>
+          <w:szCs w:val="21"/>
+        </w:rPr>
+        <w:t xml:space="preserve">   ~10 min · Stage 5</w:t>
       </w:r>
     </w:p>
     <w:tbl>
@@ -21797,55 +21798,24 @@
                 <w:sz w:val="18"/>
                 <w:szCs w:val="18"/>
               </w:rPr>
-              <w:t xml:space="preserve">DO</w:t>
-            </w:r>
-          </w:p>
-          <w:p>
-            <w:pPr>
-              <w:spacing w:after="0" w:before="0" w:line="264"/>
-            </w:pPr>
-            <w:r>
-              <w:rPr>
-                <w:rFonts w:ascii="Calibri" w:cs="Calibri" w:eastAsia="Calibri" w:hAnsi="Calibri"/>
-                <w:b w:val="false"/>
-                <w:bCs w:val="false"/>
-                <w:i w:val="false"/>
-                <w:iCs w:val="false"/>
-                <w:sz w:val="22"/>
-                <w:szCs w:val="22"/>
-              </w:rPr>
-              <w:t xml:space="preserve">Select all ▸ Run selected ▸ current draft ▸ runs: 5 ▸ persona: Frustrated after the storm ▸ tick Find issues with AI if offered</w:t>
-            </w:r>
-          </w:p>
-          <w:p>
-            <w:pPr>
-              <w:spacing w:after="0" w:before="60" w:line="264"/>
-            </w:pPr>
-            <w:r>
-              <w:rPr>
-                <w:rFonts w:ascii="Calibri" w:cs="Calibri" w:eastAsia="Calibri" w:hAnsi="Calibri"/>
-                <w:b/>
-                <w:bCs/>
-                <w:i w:val="false"/>
-                <w:iCs w:val="false"/>
-                <w:color w:val="2ECC71"/>
-                <w:sz w:val="19"/>
-                <w:szCs w:val="19"/>
-              </w:rPr>
-              <w:t xml:space="preserve">→ </w:t>
-            </w:r>
-            <w:r>
-              <w:rPr>
-                <w:rFonts w:ascii="Calibri" w:cs="Calibri" w:eastAsia="Calibri" w:hAnsi="Calibri"/>
-                <w:b w:val="false"/>
-                <w:bCs w:val="false"/>
-                <w:i w:val="false"/>
-                <w:iCs w:val="false"/>
-                <w:color w:val="9AA4B2"/>
-                <w:sz w:val="19"/>
-                <w:szCs w:val="19"/>
-              </w:rPr>
-              <w:t xml:space="preserve">Leave it running; results on slide 31.</w:t>
+              <w:t xml:space="preserve">RESET TO START STATE</w:t>
+            </w:r>
+          </w:p>
+          <w:p>
+            <w:pPr>
+              <w:spacing w:after="20" w:before="0" w:line="264"/>
+            </w:pPr>
+            <w:r>
+              <w:rPr>
+                <w:rFonts w:ascii="Calibri" w:cs="Calibri" w:eastAsia="Calibri" w:hAnsi="Calibri"/>
+                <w:b w:val="false"/>
+                <w:bCs w:val="false"/>
+                <w:i w:val="false"/>
+                <w:iCs w:val="false"/>
+                <w:sz w:val="21"/>
+                <w:szCs w:val="21"/>
+              </w:rPr>
+              <w:t xml:space="preserve">Runs from block 19 finished</w:t>
             </w:r>
           </w:p>
         </w:tc>
@@ -21853,7 +21823,7 @@
     </w:tbl>
     <w:p>
       <w:pPr>
-        <w:spacing w:after="20" w:before="0" w:line="264"/>
+        <w:spacing w:after="40" w:before="0" w:line="264"/>
       </w:pPr>
       <w:r>
         <w:rPr>
@@ -21870,7 +21840,7 @@
     </w:p>
     <w:p>
       <w:pPr>
-        <w:spacing w:after="0" w:before="40" w:line="264"/>
+        <w:spacing w:after="10" w:before="0" w:line="264"/>
       </w:pPr>
       <w:r>
         <w:rPr>
@@ -21879,29 +21849,11 @@
           <w:bCs/>
           <w:i w:val="false"/>
           <w:iCs w:val="false"/>
-          <w:color w:val="FF5C5C"/>
+          <w:color w:val="B07CFF"/>
           <w:sz w:val="18"/>
           <w:szCs w:val="18"/>
         </w:rPr>
-        <w:t xml:space="preserve">IF IT GOES WRONG  </w:t>
-      </w:r>
-      <w:r>
-        <w:rPr>
-          <w:rFonts w:ascii="Calibri" w:cs="Calibri" w:eastAsia="Calibri" w:hAnsi="Calibri"/>
-          <w:b w:val="false"/>
-          <w:bCs w:val="false"/>
-          <w:i w:val="false"/>
-          <w:iCs w:val="false"/>
-          <w:color w:val="9AA4B2"/>
-          <w:sz w:val="18"/>
-          <w:szCs w:val="18"/>
-        </w:rPr>
-        <w:t xml:space="preserve">If the persona can't be chosen at run time, it's an app-level setting: skip it; the goal text already carries the frustration.</w:t>
-      </w:r>
-    </w:p>
-    <w:p>
-      <w:r>
-        <w:br w:type="page"/>
+        <w:t xml:space="preserve">FILES</w:t>
       </w:r>
     </w:p>
     <w:p>
@@ -21911,15 +21863,15 @@
       <w:r>
         <w:rPr>
           <w:rFonts w:ascii="Calibri" w:cs="Calibri" w:eastAsia="Calibri" w:hAnsi="Calibri"/>
-          <w:b/>
-          <w:bCs/>
-          <w:i w:val="false"/>
-          <w:iCs w:val="false"/>
-          <w:color w:val="F28C28"/>
-          <w:sz w:val="48"/>
-          <w:szCs w:val="48"/>
-        </w:rPr>
-        <w:t xml:space="preserve">M5 · SLIDE 31</w:t>
+          <w:b w:val="false"/>
+          <w:bCs w:val="false"/>
+          <w:i w:val="false"/>
+          <w:iCs w:val="false"/>
+          <w:color w:val="B07CFF"/>
+          <w:sz w:val="19"/>
+          <w:szCs w:val="19"/>
+        </w:rPr>
+        <w:t xml:space="preserve">05-evaluate/billing_agent_FIXED.txt</w:t>
       </w:r>
     </w:p>
     <w:p>
@@ -21933,42 +21885,10 @@
           <w:bCs w:val="false"/>
           <w:i w:val="false"/>
           <w:iCs w:val="false"/>
-          <w:color w:val="F28C28"/>
-          <w:sz w:val="21"/>
-          <w:szCs w:val="21"/>
-        </w:rPr>
-        <w:t xml:space="preserve">stop on 31 (Scheduled runs), before the quiz</w:t>
-      </w:r>
-    </w:p>
-    <w:p>
-      <w:pPr>
-        <w:spacing w:after="80" w:before="0" w:line="264"/>
-      </w:pPr>
-      <w:r>
-        <w:rPr>
-          <w:rFonts w:ascii="Calibri" w:cs="Calibri" w:eastAsia="Calibri" w:hAnsi="Calibri"/>
-          <w:b/>
-          <w:bCs/>
-          <w:i w:val="false"/>
-          <w:iCs w:val="false"/>
-          <w:color w:val="3D8BFF"/>
-          <w:sz w:val="30"/>
-          <w:szCs w:val="30"/>
-        </w:rPr>
-        <w:t xml:space="preserve">20. Read the failure, fix it, run again (quality hill climbing)</w:t>
-      </w:r>
-      <w:r>
-        <w:rPr>
-          <w:rFonts w:ascii="Calibri" w:cs="Calibri" w:eastAsia="Calibri" w:hAnsi="Calibri"/>
-          <w:b w:val="false"/>
-          <w:bCs w:val="false"/>
-          <w:i w:val="false"/>
-          <w:iCs w:val="false"/>
-          <w:color w:val="9AA4B2"/>
-          <w:sz w:val="21"/>
-          <w:szCs w:val="21"/>
-        </w:rPr>
-        <w:t xml:space="preserve">   ~10 min · Stage 5</w:t>
+          <w:sz w:val="22"/>
+          <w:szCs w:val="22"/>
+        </w:rPr>
+        <w:t xml:space="preserve"/>
       </w:r>
     </w:p>
     <w:tbl>
@@ -22021,24 +21941,24 @@
                 <w:sz w:val="18"/>
                 <w:szCs w:val="18"/>
               </w:rPr>
-              <w:t xml:space="preserve">RESET TO START STATE</w:t>
-            </w:r>
-          </w:p>
-          <w:p>
-            <w:pPr>
-              <w:spacing w:after="20" w:before="0" w:line="264"/>
-            </w:pPr>
-            <w:r>
-              <w:rPr>
-                <w:rFonts w:ascii="Calibri" w:cs="Calibri" w:eastAsia="Calibri" w:hAnsi="Calibri"/>
-                <w:b w:val="false"/>
-                <w:bCs w:val="false"/>
-                <w:i w:val="false"/>
-                <w:iCs w:val="false"/>
-                <w:sz w:val="21"/>
-                <w:szCs w:val="21"/>
-              </w:rPr>
-              <w:t xml:space="preserve">Runs from block 19 finished</w:t>
+              <w:t xml:space="preserve">DO</w:t>
+            </w:r>
+          </w:p>
+          <w:p>
+            <w:pPr>
+              <w:spacing w:after="0" w:before="0" w:line="264"/>
+            </w:pPr>
+            <w:r>
+              <w:rPr>
+                <w:rFonts w:ascii="Calibri" w:cs="Calibri" w:eastAsia="Calibri" w:hAnsi="Calibri"/>
+                <w:b w:val="false"/>
+                <w:bCs w:val="false"/>
+                <w:i w:val="false"/>
+                <w:iCs w:val="false"/>
+                <w:sz w:val="22"/>
+                <w:szCs w:val="22"/>
+              </w:rPr>
+              <w:t xml:space="preserve">Results: Marcus scenario fails in some runs ▸ open a failing transcript ▸ the agent offered up to 12 (max-6-installments: No), Marcus asked for 12, the tool refused (expected input was 6)</w:t>
             </w:r>
           </w:p>
         </w:tc>
@@ -22046,60 +21966,7 @@
     </w:tbl>
     <w:p>
       <w:pPr>
-        <w:spacing w:after="40" w:before="0" w:line="264"/>
-      </w:pPr>
-      <w:r>
-        <w:rPr>
-          <w:rFonts w:ascii="Calibri" w:cs="Calibri" w:eastAsia="Calibri" w:hAnsi="Calibri"/>
-          <w:b w:val="false"/>
-          <w:bCs w:val="false"/>
-          <w:i w:val="false"/>
-          <w:iCs w:val="false"/>
-          <w:sz w:val="22"/>
-          <w:szCs w:val="22"/>
-        </w:rPr>
-        <w:t xml:space="preserve"/>
-      </w:r>
-    </w:p>
-    <w:p>
-      <w:pPr>
-        <w:spacing w:after="10" w:before="0" w:line="264"/>
-      </w:pPr>
-      <w:r>
-        <w:rPr>
-          <w:rFonts w:ascii="Calibri" w:cs="Calibri" w:eastAsia="Calibri" w:hAnsi="Calibri"/>
-          <w:b/>
-          <w:bCs/>
-          <w:i w:val="false"/>
-          <w:iCs w:val="false"/>
-          <w:color w:val="B07CFF"/>
-          <w:sz w:val="18"/>
-          <w:szCs w:val="18"/>
-        </w:rPr>
-        <w:t xml:space="preserve">FILES</w:t>
-      </w:r>
-    </w:p>
-    <w:p>
-      <w:pPr>
-        <w:spacing w:after="0" w:before="0" w:line="264"/>
-      </w:pPr>
-      <w:r>
-        <w:rPr>
-          <w:rFonts w:ascii="Calibri" w:cs="Calibri" w:eastAsia="Calibri" w:hAnsi="Calibri"/>
-          <w:b w:val="false"/>
-          <w:bCs w:val="false"/>
-          <w:i w:val="false"/>
-          <w:iCs w:val="false"/>
-          <w:color w:val="B07CFF"/>
-          <w:sz w:val="19"/>
-          <w:szCs w:val="19"/>
-        </w:rPr>
-        <w:t xml:space="preserve">05-evaluate/billing_agent_FIXED.txt</w:t>
-      </w:r>
-    </w:p>
-    <w:p>
-      <w:pPr>
-        <w:spacing w:after="60" w:before="0" w:line="264"/>
+        <w:spacing w:after="20" w:before="0" w:line="264"/>
       </w:pPr>
       <w:r>
         <w:rPr>
@@ -22181,7 +22048,7 @@
                 <w:sz w:val="22"/>
                 <w:szCs w:val="22"/>
               </w:rPr>
-              <w:t xml:space="preserve">Results: Marcus scenario fails in some runs ▸ open a failing transcript ▸ the agent offered up to 12 (max-6-installments: No), Marcus asked for 12, the tool refused (expected input was 6)</w:t>
+              <w:t xml:space="preserve">billing_agent instructions: find "up to 12 monthly installments" — the bug planted on day 1</w:t>
             </w:r>
           </w:p>
         </w:tc>
@@ -22227,10 +22094,10 @@
           <w:tcPr>
             <w:tcW w:type="dxa" w:w="10440"/>
             <w:tcBorders>
-              <w:top w:val="single" w:color="B07CFF" w:sz="12"/>
-              <w:left w:val="single" w:color="B07CFF" w:sz="12"/>
-              <w:bottom w:val="single" w:color="B07CFF" w:sz="12"/>
-              <w:right w:val="single" w:color="B07CFF" w:sz="12"/>
+              <w:top w:val="single" w:color="2BB3B1" w:sz="12"/>
+              <w:left w:val="single" w:color="2BB3B1" w:sz="36"/>
+              <w:bottom w:val="single" w:color="2BB3B1" w:sz="12"/>
+              <w:right w:val="single" w:color="2BB3B1" w:sz="12"/>
             </w:tcBorders>
             <w:tcMar>
               <w:top w:type="dxa" w:w="80"/>
@@ -22250,11 +22117,11 @@
                 <w:bCs/>
                 <w:i w:val="false"/>
                 <w:iCs w:val="false"/>
-                <w:color w:val="B07CFF"/>
+                <w:color w:val="2BB3B1"/>
                 <w:sz w:val="18"/>
                 <w:szCs w:val="18"/>
               </w:rPr>
-              <w:t xml:space="preserve">DO</w:t>
+              <w:t xml:space="preserve">PASTE file ▸ where</w:t>
             </w:r>
           </w:p>
           <w:p>
@@ -22271,7 +22138,55 @@
                 <w:sz w:val="22"/>
                 <w:szCs w:val="22"/>
               </w:rPr>
-              <w:t xml:space="preserve">billing_agent instructions: find "up to 12 monthly installments" — the bug planted on day 1</w:t>
+              <w:t xml:space="preserve">05-evaluate/billing_agent_FIXED.txt</w:t>
+            </w:r>
+          </w:p>
+          <w:p>
+            <w:pPr>
+              <w:spacing w:after="0" w:before="0" w:line="264"/>
+            </w:pPr>
+            <w:r>
+              <w:rPr>
+                <w:rFonts w:ascii="Calibri" w:cs="Calibri" w:eastAsia="Calibri" w:hAnsi="Calibri"/>
+                <w:b w:val="false"/>
+                <w:bCs w:val="false"/>
+                <w:i w:val="false"/>
+                <w:iCs w:val="false"/>
+                <w:sz w:val="22"/>
+                <w:szCs w:val="22"/>
+              </w:rPr>
+              <w:t xml:space="preserve">▸ billing_agent instructions (replace ALL) ▸ Save</w:t>
+            </w:r>
+          </w:p>
+          <w:p>
+            <w:pPr>
+              <w:spacing w:after="0" w:before="60" w:line="264"/>
+            </w:pPr>
+            <w:r>
+              <w:rPr>
+                <w:rFonts w:ascii="Calibri" w:cs="Calibri" w:eastAsia="Calibri" w:hAnsi="Calibri"/>
+                <w:b/>
+                <w:bCs/>
+                <w:i w:val="false"/>
+                <w:iCs w:val="false"/>
+                <w:color w:val="2ECC71"/>
+                <w:sz w:val="19"/>
+                <w:szCs w:val="19"/>
+              </w:rPr>
+              <w:t xml:space="preserve">→ </w:t>
+            </w:r>
+            <w:r>
+              <w:rPr>
+                <w:rFonts w:ascii="Calibri" w:cs="Calibri" w:eastAsia="Calibri" w:hAnsi="Calibri"/>
+                <w:b w:val="false"/>
+                <w:bCs w:val="false"/>
+                <w:i w:val="false"/>
+                <w:iCs w:val="false"/>
+                <w:color w:val="9AA4B2"/>
+                <w:sz w:val="19"/>
+                <w:szCs w:val="19"/>
+              </w:rPr>
+              <w:t xml:space="preserve">The 2–6 rule, plus grounding: never decide eligibility, answer arrangement questions only from the tool's result (its schedule and BP-210 terms), no fees. The M4 policy step is still there.</w:t>
             </w:r>
           </w:p>
         </w:tc>
@@ -22317,10 +22232,10 @@
           <w:tcPr>
             <w:tcW w:type="dxa" w:w="10440"/>
             <w:tcBorders>
-              <w:top w:val="single" w:color="2BB3B1" w:sz="12"/>
-              <w:left w:val="single" w:color="2BB3B1" w:sz="36"/>
-              <w:bottom w:val="single" w:color="2BB3B1" w:sz="12"/>
-              <w:right w:val="single" w:color="2BB3B1" w:sz="12"/>
+              <w:top w:val="single" w:color="2ECC71" w:sz="12"/>
+              <w:left w:val="single" w:color="2ECC71" w:sz="12"/>
+              <w:bottom w:val="single" w:color="2ECC71" w:sz="12"/>
+              <w:right w:val="single" w:color="2ECC71" w:sz="12"/>
             </w:tcBorders>
             <w:tcMar>
               <w:top w:type="dxa" w:w="80"/>
@@ -22340,11 +22255,11 @@
                 <w:bCs/>
                 <w:i w:val="false"/>
                 <w:iCs w:val="false"/>
-                <w:color w:val="2BB3B1"/>
+                <w:color w:val="2ECC71"/>
                 <w:sz w:val="18"/>
                 <w:szCs w:val="18"/>
               </w:rPr>
-              <w:t xml:space="preserve">PASTE file ▸ where</w:t>
+              <w:t xml:space="preserve">SAVE VERSION</w:t>
             </w:r>
           </w:p>
           <w:p>
@@ -22354,62 +22269,14 @@
             <w:r>
               <w:rPr>
                 <w:rFonts w:ascii="Calibri" w:cs="Calibri" w:eastAsia="Calibri" w:hAnsi="Calibri"/>
-                <w:b w:val="false"/>
-                <w:bCs w:val="false"/>
+                <w:b/>
+                <w:bCs/>
                 <w:i w:val="false"/>
                 <w:iCs w:val="false"/>
                 <w:sz w:val="22"/>
                 <w:szCs w:val="22"/>
               </w:rPr>
-              <w:t xml:space="preserve">05-evaluate/billing_agent_FIXED.txt</w:t>
-            </w:r>
-          </w:p>
-          <w:p>
-            <w:pPr>
-              <w:spacing w:after="0" w:before="0" w:line="264"/>
-            </w:pPr>
-            <w:r>
-              <w:rPr>
-                <w:rFonts w:ascii="Calibri" w:cs="Calibri" w:eastAsia="Calibri" w:hAnsi="Calibri"/>
-                <w:b w:val="false"/>
-                <w:bCs w:val="false"/>
-                <w:i w:val="false"/>
-                <w:iCs w:val="false"/>
-                <w:sz w:val="22"/>
-                <w:szCs w:val="22"/>
-              </w:rPr>
-              <w:t xml:space="preserve">▸ billing_agent instructions (replace ALL) ▸ Save</w:t>
-            </w:r>
-          </w:p>
-          <w:p>
-            <w:pPr>
-              <w:spacing w:after="0" w:before="60" w:line="264"/>
-            </w:pPr>
-            <w:r>
-              <w:rPr>
-                <w:rFonts w:ascii="Calibri" w:cs="Calibri" w:eastAsia="Calibri" w:hAnsi="Calibri"/>
-                <w:b/>
-                <w:bCs/>
-                <w:i w:val="false"/>
-                <w:iCs w:val="false"/>
-                <w:color w:val="2ECC71"/>
-                <w:sz w:val="19"/>
-                <w:szCs w:val="19"/>
-              </w:rPr>
-              <w:t xml:space="preserve">→ </w:t>
-            </w:r>
-            <w:r>
-              <w:rPr>
-                <w:rFonts w:ascii="Calibri" w:cs="Calibri" w:eastAsia="Calibri" w:hAnsi="Calibri"/>
-                <w:b w:val="false"/>
-                <w:bCs w:val="false"/>
-                <w:i w:val="false"/>
-                <w:iCs w:val="false"/>
-                <w:color w:val="9AA4B2"/>
-                <w:sz w:val="19"/>
-                <w:szCs w:val="19"/>
-              </w:rPr>
-              <w:t xml:space="preserve">Same instructions with the 2–6 rule; it already includes the M4 policy step, so nothing is lost.</w:t>
+              <w:t xml:space="preserve">Versions ▸ + Create version ▸ v5-evaluated</w:t>
             </w:r>
           </w:p>
         </w:tc>
@@ -22455,10 +22322,10 @@
           <w:tcPr>
             <w:tcW w:type="dxa" w:w="10440"/>
             <w:tcBorders>
-              <w:top w:val="single" w:color="2ECC71" w:sz="12"/>
-              <w:left w:val="single" w:color="2ECC71" w:sz="12"/>
-              <w:bottom w:val="single" w:color="2ECC71" w:sz="12"/>
-              <w:right w:val="single" w:color="2ECC71" w:sz="12"/>
+              <w:top w:val="single" w:color="B07CFF" w:sz="12"/>
+              <w:left w:val="single" w:color="B07CFF" w:sz="12"/>
+              <w:bottom w:val="single" w:color="B07CFF" w:sz="12"/>
+              <w:right w:val="single" w:color="B07CFF" w:sz="12"/>
             </w:tcBorders>
             <w:tcMar>
               <w:top w:type="dxa" w:w="80"/>
@@ -22478,16 +22345,33 @@
                 <w:bCs/>
                 <w:i w:val="false"/>
                 <w:iCs w:val="false"/>
-                <w:color w:val="2ECC71"/>
+                <w:color w:val="B07CFF"/>
                 <w:sz w:val="18"/>
                 <w:szCs w:val="18"/>
               </w:rPr>
-              <w:t xml:space="preserve">SAVE VERSION</w:t>
+              <w:t xml:space="preserve">DO</w:t>
             </w:r>
           </w:p>
           <w:p>
             <w:pPr>
               <w:spacing w:after="0" w:before="0" w:line="264"/>
+            </w:pPr>
+            <w:r>
+              <w:rPr>
+                <w:rFonts w:ascii="Calibri" w:cs="Calibri" w:eastAsia="Calibri" w:hAnsi="Calibri"/>
+                <w:b w:val="false"/>
+                <w:bCs w:val="false"/>
+                <w:i w:val="false"/>
+                <w:iCs w:val="false"/>
+                <w:sz w:val="22"/>
+                <w:szCs w:val="22"/>
+              </w:rPr>
+              <w:t xml:space="preserve">Run selected again on v5-evaluated ▸ compare the two runs side by side</w:t>
+            </w:r>
+          </w:p>
+          <w:p>
+            <w:pPr>
+              <w:spacing w:after="0" w:before="60" w:line="264"/>
             </w:pPr>
             <w:r>
               <w:rPr>
@@ -22496,10 +22380,24 @@
                 <w:bCs/>
                 <w:i w:val="false"/>
                 <w:iCs w:val="false"/>
-                <w:sz w:val="22"/>
-                <w:szCs w:val="22"/>
-              </w:rPr>
-              <w:t xml:space="preserve">Versions ▸ + Create version ▸ v5-evaluated</w:t>
+                <w:color w:val="2ECC71"/>
+                <w:sz w:val="19"/>
+                <w:szCs w:val="19"/>
+              </w:rPr>
+              <w:t xml:space="preserve">→ </w:t>
+            </w:r>
+            <w:r>
+              <w:rPr>
+                <w:rFonts w:ascii="Calibri" w:cs="Calibri" w:eastAsia="Calibri" w:hAnsi="Calibri"/>
+                <w:b w:val="false"/>
+                <w:bCs w:val="false"/>
+                <w:i w:val="false"/>
+                <w:iCs w:val="false"/>
+                <w:color w:val="9AA4B2"/>
+                <w:sz w:val="19"/>
+                <w:szCs w:val="19"/>
+              </w:rPr>
+              <w:t xml:space="preserve">Mostly green: the call carries 6 installments and max-6-installments answers Yes.</w:t>
             </w:r>
           </w:p>
         </w:tc>
@@ -22572,7 +22470,7 @@
                 <w:sz w:val="18"/>
                 <w:szCs w:val="18"/>
               </w:rPr>
-              <w:t xml:space="preserve">DO</w:t>
+              <w:t xml:space="preserve">DO · IF A RUN IS STILL RED</w:t>
             </w:r>
           </w:p>
           <w:p>
@@ -22589,7 +22487,7 @@
                 <w:sz w:val="22"/>
                 <w:szCs w:val="22"/>
               </w:rPr>
-              <w:t xml:space="preserve">Run selected again on v5-evaluated ▸ compare the two runs side by side</w:t>
+              <w:t xml:space="preserve">Open it ▸ read the judge's justification out loud ▸ ask the room: is the agent wrong, or the judge?</w:t>
             </w:r>
           </w:p>
           <w:p>
@@ -22620,7 +22518,7 @@
                 <w:sz w:val="19"/>
                 <w:szCs w:val="19"/>
               </w:rPr>
-              <w:t xml:space="preserve">Task completion up; the call now carries 6 installments and max-6-installments answers Yes.</w:t>
+              <w:t xml:space="preserve">Usually the hallucination check on one of the persona's follow-ups, or a judge false positive (see below).</w:t>
             </w:r>
           </w:p>
         </w:tc>
@@ -22671,7 +22569,7 @@
           <w:sz w:val="18"/>
           <w:szCs w:val="18"/>
         </w:rPr>
-        <w:t xml:space="preserve">LLM runs vary. If the first run happened to pass, open a transcript anyway: the 12 is in the instructions and the fix is the same. Say it: that's why we run 5 times. A failure marked as a hallucination (the frustrated persona asks about fees and the agent invents an answer) is a second, real catch: the fix is grounding, not prompting. The tool returns fees_and_interest and billing_agent_FIXED.txt says to state only the terms the tool returned.</w:t>
+        <w:t xml:space="preserve">LLM runs vary: that's why we run 5 times, and a stray red is normal. If the first run happened to pass, open a transcript anyway: the 12 is in the instructions and the fix is the same. A justification saying the agent shouldn't have asked to verify because is_authenticated is true is a judge false positive: it compares an early turn with the end-of-conversation variables. Read it, name it, move on.</w:t>
       </w:r>
     </w:p>
     <w:p>

--- a/docs/TELEPROMPTER - CX Agent Studio - Cymbal Energy.docx
+++ b/docs/TELEPROMPTER - CX Agent Studio - Cymbal Energy.docx
@@ -17095,24 +17095,7 @@
                 <w:sz w:val="21"/>
                 <w:szCs w:val="21"/>
               </w:rPr>
-              <w:t xml:space="preserve">VS Code has 06-deploy/cymbal-energy-outage-center.html open (paste markers at the bottom)</w:t>
-            </w:r>
-          </w:p>
-          <w:p>
-            <w:pPr>
-              <w:spacing w:after="20" w:before="0" w:line="264"/>
-            </w:pPr>
-            <w:r>
-              <w:rPr>
-                <w:rFonts w:ascii="Calibri" w:cs="Calibri" w:eastAsia="Calibri" w:hAnsi="Calibri"/>
-                <w:b w:val="false"/>
-                <w:bCs w:val="false"/>
-                <w:i w:val="false"/>
-                <w:iCs w:val="false"/>
-                <w:sz w:val="21"/>
-                <w:szCs w:val="21"/>
-              </w:rPr>
-              <w:t xml:space="preserve">Local terminal ready for python3 -m http.server 8000 in 06-deploy</w:t>
+              <w:t xml:space="preserve">Cloud Shell Editor: ~/cx-agent-studio/06-deploy/cymbal-energy-outage-center.html opens (paste markers at the bottom)</w:t>
             </w:r>
           </w:p>
         </w:tc>
@@ -23027,7 +23010,7 @@
                 <w:sz w:val="21"/>
                 <w:szCs w:val="21"/>
               </w:rPr>
-              <w:t xml:space="preserve">VS Code + a Terminal on the Mac</w:t>
+              <w:t xml:space="preserve">Cloud Shell open (a second browser tab)</w:t>
             </w:r>
           </w:p>
         </w:tc>
@@ -23260,7 +23243,7 @@
                 <w:sz w:val="22"/>
                 <w:szCs w:val="22"/>
               </w:rPr>
-              <w:t xml:space="preserve">Copy the widget code ▸ VS Code: open</w:t>
+              <w:t xml:space="preserve">Copy the widget code ▸ Cloud Shell ▸ Open Editor ▸ File ▸ Open</w:t>
             </w:r>
           </w:p>
           <w:p>
@@ -23277,7 +23260,7 @@
                 <w:sz w:val="22"/>
                 <w:szCs w:val="22"/>
               </w:rPr>
-              <w:t xml:space="preserve">    06-deploy/cymbal-energy-outage-center.html</w:t>
+              <w:t xml:space="preserve">    ~/cx-agent-studio/06-deploy/cymbal-energy-outage-center.html</w:t>
             </w:r>
           </w:p>
           <w:p>
@@ -23294,7 +23277,7 @@
                 <w:sz w:val="22"/>
                 <w:szCs w:val="22"/>
               </w:rPr>
-              <w:t xml:space="preserve">▸ paste between the two PASTE markers at the bottom ▸ Save</w:t>
+              <w:t xml:space="preserve">▸ paste between the two PASTE markers at the bottom ▸ File ▸ Save ▸ Open Terminal</w:t>
             </w:r>
           </w:p>
         </w:tc>
@@ -23367,7 +23350,7 @@
                 <w:sz w:val="18"/>
                 <w:szCs w:val="18"/>
               </w:rPr>
-              <w:t xml:space="preserve">LOCAL TERMINAL</w:t>
+              <w:t xml:space="preserve">CLOUD SHELL</w:t>
             </w:r>
           </w:p>
           <w:p>
@@ -23384,7 +23367,7 @@
                 <w:sz w:val="21"/>
                 <w:szCs w:val="21"/>
               </w:rPr>
-              <w:t xml:space="preserve">cd &lt;your local clone&gt;/06-deploy &amp;&amp; python3 -m http.server 8000</w:t>
+              <w:t xml:space="preserve">cd ~/cx-agent-studio/06-deploy &amp;&amp; python3 -m http.server 8080</w:t>
             </w:r>
           </w:p>
         </w:tc>
@@ -23474,7 +23457,7 @@
                 <w:sz w:val="22"/>
                 <w:szCs w:val="22"/>
               </w:rPr>
-              <w:t xml:space="preserve">Browser: http://localhost:8000/cymbal-energy-outage-center.html ▸ open the chat bubble</w:t>
+              <w:t xml:space="preserve">Cloud Shell toolbar ▸ Web Preview ▸ Preview on port 8080 ▸ click cymbal-energy-outage-center.html ▸ open the chat bubble</w:t>
             </w:r>
           </w:p>
         </w:tc>
@@ -23646,7 +23629,7 @@
           <w:sz w:val="18"/>
           <w:szCs w:val="18"/>
         </w:rPr>
-        <w:t xml:space="preserve">Widget doesn't appear on localhost: the snippet needs http(s), not file://. Fallback: Cloud Shell ▸ upload the html ▸ python3 -m http.server 8080 ▸ Web Preview ▸ port 8080.</w:t>
+        <w:t xml:space="preserve">Widget doesn't appear: check the channel has public access ON and origin check OFF, and that the page came from Web Preview (http), not a downloaded file. Reload after saving the paste.</w:t>
       </w:r>
     </w:p>
     <w:p>
@@ -23788,7 +23771,7 @@
                 <w:sz w:val="21"/>
                 <w:szCs w:val="21"/>
               </w:rPr>
-              <w:t xml:space="preserve">Continue from block 21</w:t>
+              <w:t xml:space="preserve">Continue from block 21 (leave the web server running)</w:t>
             </w:r>
           </w:p>
           <w:p>
@@ -23805,7 +23788,7 @@
                 <w:sz w:val="21"/>
                 <w:szCs w:val="21"/>
               </w:rPr>
-              <w:t xml:space="preserve">Cloud Shell in ~/cx-agent-studio/06-deploy</w:t>
+              <w:t xml:space="preserve">Cloud Shell ▸ + (new tab) ▸ cd ~/cx-agent-studio/06-deploy</w:t>
             </w:r>
           </w:p>
         </w:tc>

--- a/docs/TELEPROMPTER - CX Agent Studio - Cymbal Energy.docx
+++ b/docs/TELEPROMPTER - CX Agent Studio - Cymbal Energy.docx
@@ -17095,7 +17095,7 @@
                 <w:sz w:val="21"/>
                 <w:szCs w:val="21"/>
               </w:rPr>
-              <w:t xml:space="preserve">Cloud Shell Editor: ~/cx-agent-studio/06-deploy/cymbal-energy-outage-center.html opens (paste markers at the bottom)</w:t>
+              <w:t xml:space="preserve">Cloud Shell Editor: ~/cx-agent-studio/06-deploy/cymbal-energy-outage-center.html opens (DEPLOYMENT_ID near the bottom)</w:t>
             </w:r>
           </w:p>
         </w:tc>
@@ -23243,41 +23243,7 @@
                 <w:sz w:val="22"/>
                 <w:szCs w:val="22"/>
               </w:rPr>
-              <w:t xml:space="preserve">Copy the widget code ▸ Cloud Shell ▸ Open Editor ▸ File ▸ Open</w:t>
-            </w:r>
-          </w:p>
-          <w:p>
-            <w:pPr>
-              <w:spacing w:after="0" w:before="0" w:line="264"/>
-            </w:pPr>
-            <w:r>
-              <w:rPr>
-                <w:rFonts w:ascii="Calibri" w:cs="Calibri" w:eastAsia="Calibri" w:hAnsi="Calibri"/>
-                <w:b w:val="false"/>
-                <w:bCs w:val="false"/>
-                <w:i w:val="false"/>
-                <w:iCs w:val="false"/>
-                <w:sz w:val="22"/>
-                <w:szCs w:val="22"/>
-              </w:rPr>
-              <w:t xml:space="preserve">    ~/cx-agent-studio/06-deploy/cymbal-energy-outage-center.html</w:t>
-            </w:r>
-          </w:p>
-          <w:p>
-            <w:pPr>
-              <w:spacing w:after="0" w:before="0" w:line="264"/>
-            </w:pPr>
-            <w:r>
-              <w:rPr>
-                <w:rFonts w:ascii="Calibri" w:cs="Calibri" w:eastAsia="Calibri" w:hAnsi="Calibri"/>
-                <w:b w:val="false"/>
-                <w:bCs w:val="false"/>
-                <w:i w:val="false"/>
-                <w:iCs w:val="false"/>
-                <w:sz w:val="22"/>
-                <w:szCs w:val="22"/>
-              </w:rPr>
-              <w:t xml:space="preserve">▸ paste between the two PASTE markers at the bottom ▸ File ▸ Save ▸ Open Terminal</w:t>
+              <w:t xml:space="preserve">Channel created dialog ▸ Deployment ID ▸ copy button (the three Embed boxes are already in the page)</w:t>
             </w:r>
           </w:p>
         </w:tc>
@@ -23323,10 +23289,10 @@
           <w:tcPr>
             <w:tcW w:type="dxa" w:w="10440"/>
             <w:tcBorders>
-              <w:top w:val="single" w:color="2BB3B1" w:sz="12"/>
-              <w:left w:val="single" w:color="2BB3B1" w:sz="36"/>
-              <w:bottom w:val="single" w:color="2BB3B1" w:sz="12"/>
-              <w:right w:val="single" w:color="2BB3B1" w:sz="12"/>
+              <w:top w:val="single" w:color="B07CFF" w:sz="12"/>
+              <w:left w:val="single" w:color="B07CFF" w:sz="12"/>
+              <w:bottom w:val="single" w:color="B07CFF" w:sz="12"/>
+              <w:right w:val="single" w:color="B07CFF" w:sz="12"/>
             </w:tcBorders>
             <w:tcMar>
               <w:top w:type="dxa" w:w="80"/>
@@ -23346,11 +23312,11 @@
                 <w:bCs/>
                 <w:i w:val="false"/>
                 <w:iCs w:val="false"/>
-                <w:color w:val="2BB3B1"/>
+                <w:color w:val="B07CFF"/>
                 <w:sz w:val="18"/>
                 <w:szCs w:val="18"/>
               </w:rPr>
-              <w:t xml:space="preserve">CLOUD SHELL</w:t>
+              <w:t xml:space="preserve">DO</w:t>
             </w:r>
           </w:p>
           <w:p>
@@ -23359,15 +23325,49 @@
             </w:pPr>
             <w:r>
               <w:rPr>
-                <w:rFonts w:ascii="Consolas" w:cs="Consolas" w:eastAsia="Consolas" w:hAnsi="Consolas"/>
-                <w:b w:val="false"/>
-                <w:bCs w:val="false"/>
-                <w:i w:val="false"/>
-                <w:iCs w:val="false"/>
-                <w:sz w:val="21"/>
-                <w:szCs w:val="21"/>
-              </w:rPr>
-              <w:t xml:space="preserve">cd ~/cx-agent-studio/06-deploy &amp;&amp; python3 -m http.server 8080</w:t>
+                <w:rFonts w:ascii="Calibri" w:cs="Calibri" w:eastAsia="Calibri" w:hAnsi="Calibri"/>
+                <w:b w:val="false"/>
+                <w:bCs w:val="false"/>
+                <w:i w:val="false"/>
+                <w:iCs w:val="false"/>
+                <w:sz w:val="22"/>
+                <w:szCs w:val="22"/>
+              </w:rPr>
+              <w:t xml:space="preserve">Cloud Shell ▸ Open Editor ▸ File ▸ Open</w:t>
+            </w:r>
+          </w:p>
+          <w:p>
+            <w:pPr>
+              <w:spacing w:after="0" w:before="0" w:line="264"/>
+            </w:pPr>
+            <w:r>
+              <w:rPr>
+                <w:rFonts w:ascii="Calibri" w:cs="Calibri" w:eastAsia="Calibri" w:hAnsi="Calibri"/>
+                <w:b w:val="false"/>
+                <w:bCs w:val="false"/>
+                <w:i w:val="false"/>
+                <w:iCs w:val="false"/>
+                <w:sz w:val="22"/>
+                <w:szCs w:val="22"/>
+              </w:rPr>
+              <w:t xml:space="preserve">    ~/cx-agent-studio/06-deploy/cymbal-energy-outage-center.html</w:t>
+            </w:r>
+          </w:p>
+          <w:p>
+            <w:pPr>
+              <w:spacing w:after="0" w:before="0" w:line="264"/>
+            </w:pPr>
+            <w:r>
+              <w:rPr>
+                <w:rFonts w:ascii="Calibri" w:cs="Calibri" w:eastAsia="Calibri" w:hAnsi="Calibri"/>
+                <w:b w:val="false"/>
+                <w:bCs w:val="false"/>
+                <w:i w:val="false"/>
+                <w:iCs w:val="false"/>
+                <w:sz w:val="22"/>
+                <w:szCs w:val="22"/>
+              </w:rPr>
+              <w:t xml:space="preserve">▸ near the bottom, replace PASTE_DEPLOYMENT_ID_HERE (keep the quotes) ▸ File ▸ Save ▸ Open Terminal</w:t>
             </w:r>
           </w:p>
         </w:tc>
@@ -23413,10 +23413,10 @@
           <w:tcPr>
             <w:tcW w:type="dxa" w:w="10440"/>
             <w:tcBorders>
-              <w:top w:val="single" w:color="B07CFF" w:sz="12"/>
-              <w:left w:val="single" w:color="B07CFF" w:sz="12"/>
-              <w:bottom w:val="single" w:color="B07CFF" w:sz="12"/>
-              <w:right w:val="single" w:color="B07CFF" w:sz="12"/>
+              <w:top w:val="single" w:color="2BB3B1" w:sz="12"/>
+              <w:left w:val="single" w:color="2BB3B1" w:sz="36"/>
+              <w:bottom w:val="single" w:color="2BB3B1" w:sz="12"/>
+              <w:right w:val="single" w:color="2BB3B1" w:sz="12"/>
             </w:tcBorders>
             <w:tcMar>
               <w:top w:type="dxa" w:w="80"/>
@@ -23436,11 +23436,11 @@
                 <w:bCs/>
                 <w:i w:val="false"/>
                 <w:iCs w:val="false"/>
-                <w:color w:val="B07CFF"/>
+                <w:color w:val="2BB3B1"/>
                 <w:sz w:val="18"/>
                 <w:szCs w:val="18"/>
               </w:rPr>
-              <w:t xml:space="preserve">DO</w:t>
+              <w:t xml:space="preserve">CLOUD SHELL</w:t>
             </w:r>
           </w:p>
           <w:p>
@@ -23449,15 +23449,15 @@
             </w:pPr>
             <w:r>
               <w:rPr>
-                <w:rFonts w:ascii="Calibri" w:cs="Calibri" w:eastAsia="Calibri" w:hAnsi="Calibri"/>
-                <w:b w:val="false"/>
-                <w:bCs w:val="false"/>
-                <w:i w:val="false"/>
-                <w:iCs w:val="false"/>
-                <w:sz w:val="22"/>
-                <w:szCs w:val="22"/>
-              </w:rPr>
-              <w:t xml:space="preserve">Cloud Shell toolbar ▸ Web Preview ▸ Preview on port 8080 ▸ click cymbal-energy-outage-center.html ▸ open the chat bubble</w:t>
+                <w:rFonts w:ascii="Consolas" w:cs="Consolas" w:eastAsia="Consolas" w:hAnsi="Consolas"/>
+                <w:b w:val="false"/>
+                <w:bCs w:val="false"/>
+                <w:i w:val="false"/>
+                <w:iCs w:val="false"/>
+                <w:sz w:val="21"/>
+                <w:szCs w:val="21"/>
+              </w:rPr>
+              <w:t xml:space="preserve">cd ~/cx-agent-studio/06-deploy &amp;&amp; python3 -m http.server 8080</w:t>
             </w:r>
           </w:p>
         </w:tc>
@@ -23503,6 +23503,127 @@
           <w:tcPr>
             <w:tcW w:type="dxa" w:w="10440"/>
             <w:tcBorders>
+              <w:top w:val="single" w:color="B07CFF" w:sz="12"/>
+              <w:left w:val="single" w:color="B07CFF" w:sz="12"/>
+              <w:bottom w:val="single" w:color="B07CFF" w:sz="12"/>
+              <w:right w:val="single" w:color="B07CFF" w:sz="12"/>
+            </w:tcBorders>
+            <w:tcMar>
+              <w:top w:type="dxa" w:w="80"/>
+              <w:left w:type="dxa" w:w="160"/>
+              <w:bottom w:type="dxa" w:w="80"/>
+              <w:right w:type="dxa" w:w="160"/>
+            </w:tcMar>
+          </w:tcPr>
+          <w:p>
+            <w:pPr>
+              <w:spacing w:after="40" w:before="0" w:line="264"/>
+            </w:pPr>
+            <w:r>
+              <w:rPr>
+                <w:rFonts w:ascii="Calibri" w:cs="Calibri" w:eastAsia="Calibri" w:hAnsi="Calibri"/>
+                <w:b/>
+                <w:bCs/>
+                <w:i w:val="false"/>
+                <w:iCs w:val="false"/>
+                <w:color w:val="B07CFF"/>
+                <w:sz w:val="18"/>
+                <w:szCs w:val="18"/>
+              </w:rPr>
+              <w:t xml:space="preserve">DO</w:t>
+            </w:r>
+          </w:p>
+          <w:p>
+            <w:pPr>
+              <w:spacing w:after="0" w:before="0" w:line="264"/>
+            </w:pPr>
+            <w:r>
+              <w:rPr>
+                <w:rFonts w:ascii="Calibri" w:cs="Calibri" w:eastAsia="Calibri" w:hAnsi="Calibri"/>
+                <w:b w:val="false"/>
+                <w:bCs w:val="false"/>
+                <w:i w:val="false"/>
+                <w:iCs w:val="false"/>
+                <w:sz w:val="22"/>
+                <w:szCs w:val="22"/>
+              </w:rPr>
+              <w:t xml:space="preserve">Cloud Shell toolbar ▸ Web Preview ▸ Preview on port 8080 ▸ click cymbal-energy-outage-center.html ▸ open the chat bubble</w:t>
+            </w:r>
+          </w:p>
+          <w:p>
+            <w:pPr>
+              <w:spacing w:after="0" w:before="60" w:line="264"/>
+            </w:pPr>
+            <w:r>
+              <w:rPr>
+                <w:rFonts w:ascii="Calibri" w:cs="Calibri" w:eastAsia="Calibri" w:hAnsi="Calibri"/>
+                <w:b/>
+                <w:bCs/>
+                <w:i w:val="false"/>
+                <w:iCs w:val="false"/>
+                <w:color w:val="2ECC71"/>
+                <w:sz w:val="19"/>
+                <w:szCs w:val="19"/>
+              </w:rPr>
+              <w:t xml:space="preserve">→ </w:t>
+            </w:r>
+            <w:r>
+              <w:rPr>
+                <w:rFonts w:ascii="Calibri" w:cs="Calibri" w:eastAsia="Calibri" w:hAnsi="Calibri"/>
+                <w:b w:val="false"/>
+                <w:bCs w:val="false"/>
+                <w:i w:val="false"/>
+                <w:iCs w:val="false"/>
+                <w:color w:val="9AA4B2"/>
+                <w:sz w:val="19"/>
+                <w:szCs w:val="19"/>
+              </w:rPr>
+              <w:t xml:space="preserve">Bubble at the bottom right; clicking it opens the chat as a panel down the right side; the ↘ button collapses it back to the bubble.</w:t>
+            </w:r>
+          </w:p>
+        </w:tc>
+      </w:tr>
+    </w:tbl>
+    <w:p>
+      <w:pPr>
+        <w:spacing w:after="20" w:before="0" w:line="264"/>
+      </w:pPr>
+      <w:r>
+        <w:rPr>
+          <w:rFonts w:ascii="Calibri" w:cs="Calibri" w:eastAsia="Calibri" w:hAnsi="Calibri"/>
+          <w:b w:val="false"/>
+          <w:bCs w:val="false"/>
+          <w:i w:val="false"/>
+          <w:iCs w:val="false"/>
+          <w:sz w:val="22"/>
+          <w:szCs w:val="22"/>
+        </w:rPr>
+        <w:t xml:space="preserve"/>
+      </w:r>
+    </w:p>
+    <w:tbl>
+      <w:tblPr>
+        <w:tblW w:type="dxa" w:w="10440"/>
+        <w:tblBorders>
+          <w:top w:val="single" w:color="auto" w:sz="4"/>
+          <w:left w:val="single" w:color="auto" w:sz="4"/>
+          <w:bottom w:val="single" w:color="auto" w:sz="4"/>
+          <w:right w:val="single" w:color="auto" w:sz="4"/>
+          <w:insideH w:val="single" w:color="auto" w:sz="4"/>
+          <w:insideV w:val="single" w:color="auto" w:sz="4"/>
+        </w:tblBorders>
+      </w:tblPr>
+      <w:tblGrid>
+        <w:gridCol w:w="10440"/>
+      </w:tblGrid>
+      <w:tr>
+        <w:trPr>
+          <w:cantSplit/>
+        </w:trPr>
+        <w:tc>
+          <w:tcPr>
+            <w:tcW w:type="dxa" w:w="10440"/>
+            <w:tcBorders>
               <w:top w:val="single" w:color="F28C28" w:sz="12"/>
               <w:left w:val="single" w:color="F28C28" w:sz="36"/>
               <w:bottom w:val="single" w:color="F28C28" w:sz="12"/>
@@ -23629,7 +23750,7 @@
           <w:sz w:val="18"/>
           <w:szCs w:val="18"/>
         </w:rPr>
-        <w:t xml:space="preserve">Widget doesn't appear: check the channel has public access ON and origin check OFF, and that the page came from Web Preview (http), not a downloaded file. Reload after saving the paste.</w:t>
+        <w:t xml:space="preserve">Yellow "Chat not connected yet" note: the ID wasn't saved, or the quotes went missing. Bubble opens but the chat errors: check the channel has public access ON and origin check OFF, then try the deploymentName value from the dialog's body box instead (same ID, written with the project number). Don't add render-mode to the page: it replaces the bubble with a panel that only a refresh brings back.</w:t>
       </w:r>
     </w:p>
     <w:p>

--- a/docs/TELEPROMPTER - CX Agent Studio - Cymbal Energy.docx
+++ b/docs/TELEPROMPTER - CX Agent Studio - Cymbal Energy.docx
@@ -1406,7 +1406,7 @@
                 <w:sz w:val="19"/>
                 <w:szCs w:val="19"/>
               </w:rPr>
-              <w:t xml:space="preserve">6</w:t>
+              <w:t xml:space="preserve">7</w:t>
             </w:r>
           </w:p>
         </w:tc>
@@ -10474,7 +10474,7 @@
           <w:sz w:val="21"/>
           <w:szCs w:val="21"/>
         </w:rPr>
-        <w:t xml:space="preserve">   ~6 min · Stage 2</w:t>
+        <w:t xml:space="preserve">   ~7 min · Stage 2</w:t>
       </w:r>
     </w:p>
     <w:tbl>
@@ -11026,122 +11026,6 @@
         <w:t xml:space="preserve"/>
       </w:r>
     </w:p>
-    <w:p>
-      <w:pPr>
-        <w:spacing w:after="0" w:before="40" w:line="264"/>
-      </w:pPr>
-      <w:r>
-        <w:rPr>
-          <w:rFonts w:ascii="Calibri" w:cs="Calibri" w:eastAsia="Calibri" w:hAnsi="Calibri"/>
-          <w:b/>
-          <w:bCs/>
-          <w:i w:val="false"/>
-          <w:iCs w:val="false"/>
-          <w:color w:val="FF5C5C"/>
-          <w:sz w:val="18"/>
-          <w:szCs w:val="18"/>
-        </w:rPr>
-        <w:t xml:space="preserve">IF IT GOES WRONG  </w:t>
-      </w:r>
-      <w:r>
-        <w:rPr>
-          <w:rFonts w:ascii="Calibri" w:cs="Calibri" w:eastAsia="Calibri" w:hAnsi="Calibri"/>
-          <w:b w:val="false"/>
-          <w:bCs w:val="false"/>
-          <w:i w:val="false"/>
-          <w:iCs w:val="false"/>
-          <w:color w:val="9AA4B2"/>
-          <w:sz w:val="18"/>
-          <w:szCs w:val="18"/>
-        </w:rPr>
-        <w:t xml:space="preserve">Instructions can READ variables; only tools and callbacks can WRITE them. The callback on slide 40 fills the last four; the tools on slide 82 fill the first four.</w:t>
-      </w:r>
-    </w:p>
-    <w:p>
-      <w:r>
-        <w:br w:type="page"/>
-      </w:r>
-    </w:p>
-    <w:p>
-      <w:pPr>
-        <w:spacing w:after="0" w:before="0" w:line="264"/>
-      </w:pPr>
-      <w:r>
-        <w:rPr>
-          <w:rFonts w:ascii="Calibri" w:cs="Calibri" w:eastAsia="Calibri" w:hAnsi="Calibri"/>
-          <w:b/>
-          <w:bCs/>
-          <w:i w:val="false"/>
-          <w:iCs w:val="false"/>
-          <w:color w:val="F28C28"/>
-          <w:sz w:val="48"/>
-          <w:szCs w:val="48"/>
-        </w:rPr>
-        <w:t xml:space="preserve">M2 · SLIDE 40</w:t>
-      </w:r>
-      <w:r>
-        <w:rPr>
-          <w:rFonts w:ascii="Calibri" w:cs="Calibri" w:eastAsia="Calibri" w:hAnsi="Calibri"/>
-          <w:b w:val="false"/>
-          <w:bCs w:val="false"/>
-          <w:i w:val="false"/>
-          <w:iCs w:val="false"/>
-          <w:color w:val="9AA4B2"/>
-          <w:sz w:val="24"/>
-          <w:szCs w:val="24"/>
-        </w:rPr>
-        <w:t xml:space="preserve">   (footer 45)</w:t>
-      </w:r>
-    </w:p>
-    <w:p>
-      <w:pPr>
-        <w:spacing w:after="60" w:before="0" w:line="264"/>
-      </w:pPr>
-      <w:r>
-        <w:rPr>
-          <w:rFonts w:ascii="Calibri" w:cs="Calibri" w:eastAsia="Calibri" w:hAnsi="Calibri"/>
-          <w:b w:val="false"/>
-          <w:bCs w:val="false"/>
-          <w:i w:val="false"/>
-          <w:iCs w:val="false"/>
-          <w:color w:val="F28C28"/>
-          <w:sz w:val="21"/>
-          <w:szCs w:val="21"/>
-        </w:rPr>
-        <w:t xml:space="preserve">stop on 40 (Demo: Create a callback)</w:t>
-      </w:r>
-    </w:p>
-    <w:p>
-      <w:pPr>
-        <w:spacing w:after="80" w:before="0" w:line="264"/>
-      </w:pPr>
-      <w:r>
-        <w:rPr>
-          <w:rFonts w:ascii="Calibri" w:cs="Calibri" w:eastAsia="Calibri" w:hAnsi="Calibri"/>
-          <w:b/>
-          <w:bCs/>
-          <w:i w:val="false"/>
-          <w:iCs w:val="false"/>
-          <w:color w:val="3D8BFF"/>
-          <w:sz w:val="30"/>
-          <w:szCs w:val="30"/>
-        </w:rPr>
-        <w:t xml:space="preserve">7. After-tool callback: turn a tool result into state</w:t>
-      </w:r>
-      <w:r>
-        <w:rPr>
-          <w:rFonts w:ascii="Calibri" w:cs="Calibri" w:eastAsia="Calibri" w:hAnsi="Calibri"/>
-          <w:b w:val="false"/>
-          <w:bCs w:val="false"/>
-          <w:i w:val="false"/>
-          <w:iCs w:val="false"/>
-          <w:color w:val="9AA4B2"/>
-          <w:sz w:val="21"/>
-          <w:szCs w:val="21"/>
-        </w:rPr>
-        <w:t xml:space="preserve">   ~8 min · Stage 2</w:t>
-      </w:r>
-    </w:p>
     <w:tbl>
       <w:tblPr>
         <w:tblW w:type="dxa" w:w="10440"/>
@@ -11165,10 +11049,10 @@
           <w:tcPr>
             <w:tcW w:type="dxa" w:w="10440"/>
             <w:tcBorders>
-              <w:top w:val="single" w:color="B07CFF" w:sz="12"/>
-              <w:left w:val="single" w:color="B07CFF" w:sz="12"/>
-              <w:bottom w:val="single" w:color="B07CFF" w:sz="12"/>
-              <w:right w:val="single" w:color="B07CFF" w:sz="12"/>
+              <w:top w:val="single" w:color="F28C28" w:sz="12"/>
+              <w:left w:val="single" w:color="F28C28" w:sz="36"/>
+              <w:bottom w:val="single" w:color="F28C28" w:sz="12"/>
+              <w:right w:val="single" w:color="F28C28" w:sz="12"/>
             </w:tcBorders>
             <w:tcMar>
               <w:top w:type="dxa" w:w="80"/>
@@ -11188,20 +11072,20 @@
                 <w:bCs/>
                 <w:i w:val="false"/>
                 <w:iCs w:val="false"/>
-                <w:color w:val="B07CFF"/>
+                <w:color w:val="F28C28"/>
                 <w:sz w:val="18"/>
                 <w:szCs w:val="18"/>
               </w:rPr>
-              <w:t xml:space="preserve">RESET TO START STATE</w:t>
-            </w:r>
-          </w:p>
-          <w:p>
-            <w:pPr>
-              <w:spacing w:after="20" w:before="0" w:line="264"/>
-            </w:pPr>
-            <w:r>
-              <w:rPr>
-                <w:rFonts w:ascii="Calibri" w:cs="Calibri" w:eastAsia="Calibri" w:hAnsi="Calibri"/>
+              <w:t xml:space="preserve">TYPE in Preview ▸ NEW CONVERSATION</w:t>
+            </w:r>
+          </w:p>
+          <w:p>
+            <w:pPr>
+              <w:spacing w:after="0" w:before="0" w:line="264"/>
+            </w:pPr>
+            <w:r>
+              <w:rPr>
+                <w:rFonts w:ascii="Consolas" w:cs="Consolas" w:eastAsia="Consolas" w:hAnsi="Consolas"/>
                 <w:b w:val="false"/>
                 <w:bCs w:val="false"/>
                 <w:i w:val="false"/>
@@ -11209,7 +11093,38 @@
                 <w:sz w:val="21"/>
                 <w:szCs w:val="21"/>
               </w:rPr>
-              <w:t xml:space="preserve">Continue from block 6 (eight variables exist)</w:t>
+              <w:t xml:space="preserve">Hi, I'm Renee. My account is 100234.</w:t>
+            </w:r>
+          </w:p>
+          <w:p>
+            <w:pPr>
+              <w:spacing w:after="0" w:before="60" w:line="264"/>
+            </w:pPr>
+            <w:r>
+              <w:rPr>
+                <w:rFonts w:ascii="Calibri" w:cs="Calibri" w:eastAsia="Calibri" w:hAnsi="Calibri"/>
+                <w:b/>
+                <w:bCs/>
+                <w:i w:val="false"/>
+                <w:iCs w:val="false"/>
+                <w:color w:val="2ECC71"/>
+                <w:sz w:val="19"/>
+                <w:szCs w:val="19"/>
+              </w:rPr>
+              <w:t xml:space="preserve">→ </w:t>
+            </w:r>
+            <w:r>
+              <w:rPr>
+                <w:rFonts w:ascii="Calibri" w:cs="Calibri" w:eastAsia="Calibri" w:hAnsi="Calibri"/>
+                <w:b w:val="false"/>
+                <w:bCs w:val="false"/>
+                <w:i w:val="false"/>
+                <w:iCs w:val="false"/>
+                <w:color w:val="9AA4B2"/>
+                <w:sz w:val="19"/>
+                <w:szCs w:val="19"/>
+              </w:rPr>
+              <w:t xml:space="preserve">A friendly reply.</w:t>
             </w:r>
           </w:p>
         </w:tc>
@@ -11217,78 +11132,7 @@
     </w:tbl>
     <w:p>
       <w:pPr>
-        <w:spacing w:after="40" w:before="0" w:line="264"/>
-      </w:pPr>
-      <w:r>
-        <w:rPr>
-          <w:rFonts w:ascii="Calibri" w:cs="Calibri" w:eastAsia="Calibri" w:hAnsi="Calibri"/>
-          <w:b w:val="false"/>
-          <w:bCs w:val="false"/>
-          <w:i w:val="false"/>
-          <w:iCs w:val="false"/>
-          <w:sz w:val="22"/>
-          <w:szCs w:val="22"/>
-        </w:rPr>
-        <w:t xml:space="preserve"/>
-      </w:r>
-    </w:p>
-    <w:p>
-      <w:pPr>
-        <w:spacing w:after="10" w:before="0" w:line="264"/>
-      </w:pPr>
-      <w:r>
-        <w:rPr>
-          <w:rFonts w:ascii="Calibri" w:cs="Calibri" w:eastAsia="Calibri" w:hAnsi="Calibri"/>
-          <w:b/>
-          <w:bCs/>
-          <w:i w:val="false"/>
-          <w:iCs w:val="false"/>
-          <w:color w:val="B07CFF"/>
-          <w:sz w:val="18"/>
-          <w:szCs w:val="18"/>
-        </w:rPr>
-        <w:t xml:space="preserve">FILES</w:t>
-      </w:r>
-    </w:p>
-    <w:p>
-      <w:pPr>
-        <w:spacing w:after="0" w:before="0" w:line="264"/>
-      </w:pPr>
-      <w:r>
-        <w:rPr>
-          <w:rFonts w:ascii="Calibri" w:cs="Calibri" w:eastAsia="Calibri" w:hAnsi="Calibri"/>
-          <w:b w:val="false"/>
-          <w:bCs w:val="false"/>
-          <w:i w:val="false"/>
-          <w:iCs w:val="false"/>
-          <w:color w:val="B07CFF"/>
-          <w:sz w:val="19"/>
-          <w:szCs w:val="19"/>
-        </w:rPr>
-        <w:t xml:space="preserve">02-build/tools/check_outage.py</w:t>
-      </w:r>
-    </w:p>
-    <w:p>
-      <w:pPr>
-        <w:spacing w:after="0" w:before="0" w:line="264"/>
-      </w:pPr>
-      <w:r>
-        <w:rPr>
-          <w:rFonts w:ascii="Calibri" w:cs="Calibri" w:eastAsia="Calibri" w:hAnsi="Calibri"/>
-          <w:b w:val="false"/>
-          <w:bCs w:val="false"/>
-          <w:i w:val="false"/>
-          <w:iCs w:val="false"/>
-          <w:color w:val="B07CFF"/>
-          <w:sz w:val="19"/>
-          <w:szCs w:val="19"/>
-        </w:rPr>
-        <w:t xml:space="preserve">02-build/callbacks/outage_state_after_tool.py</w:t>
-      </w:r>
-    </w:p>
-    <w:p>
-      <w:pPr>
-        <w:spacing w:after="60" w:before="0" w:line="264"/>
+        <w:spacing w:after="20" w:before="0" w:line="264"/>
       </w:pPr>
       <w:r>
         <w:rPr>
@@ -11370,58 +11214,38 @@
                 <w:sz w:val="22"/>
                 <w:szCs w:val="22"/>
               </w:rPr>
-              <w:t xml:space="preserve">Tools ▸ check_outage placeholder ▸ select ALL its code ▸ PASTE:</w:t>
-            </w:r>
-          </w:p>
-          <w:p>
-            <w:pPr>
-              <w:spacing w:after="0" w:before="0" w:line="264"/>
-            </w:pPr>
-            <w:r>
-              <w:rPr>
-                <w:rFonts w:ascii="Calibri" w:cs="Calibri" w:eastAsia="Calibri" w:hAnsi="Calibri"/>
-                <w:b w:val="false"/>
-                <w:bCs w:val="false"/>
-                <w:i w:val="false"/>
-                <w:iCs w:val="false"/>
-                <w:sz w:val="22"/>
-                <w:szCs w:val="22"/>
-              </w:rPr>
-              <w:t xml:space="preserve">    02-build/tools/check_outage.py</w:t>
-            </w:r>
-          </w:p>
-          <w:p>
-            <w:pPr>
-              <w:spacing w:after="0" w:before="0" w:line="264"/>
-            </w:pPr>
-            <w:r>
-              <w:rPr>
-                <w:rFonts w:ascii="Calibri" w:cs="Calibri" w:eastAsia="Calibri" w:hAnsi="Calibri"/>
-                <w:b w:val="false"/>
-                <w:bCs w:val="false"/>
-                <w:i w:val="false"/>
-                <w:iCs w:val="false"/>
-                <w:sz w:val="22"/>
-                <w:szCs w:val="22"/>
-              </w:rPr>
-              <w:t xml:space="preserve">▸ Save   (only this one now; the other four on slide 82)</w:t>
-            </w:r>
-          </w:p>
-          <w:p>
-            <w:pPr>
-              <w:spacing w:after="0" w:before="0" w:line="264"/>
-            </w:pPr>
-            <w:r>
-              <w:rPr>
-                <w:rFonts w:ascii="Calibri" w:cs="Calibri" w:eastAsia="Calibri" w:hAnsi="Calibri"/>
-                <w:b w:val="false"/>
-                <w:bCs w:val="false"/>
-                <w:i w:val="false"/>
-                <w:iCs w:val="false"/>
-                <w:sz w:val="22"/>
-                <w:szCs w:val="22"/>
-              </w:rPr>
-              <w:t xml:space="preserve">outage_agent ▸ Add tool ▸ check_outage   ·   cymbal_care ▸ remove check_outage (x)</w:t>
+              <w:t xml:space="preserve">Under the reply: Steps row ▸ expand (˅) ▸ Variables ▸ › ▸ Overview panel ▸ All</w:t>
+            </w:r>
+          </w:p>
+          <w:p>
+            <w:pPr>
+              <w:spacing w:after="0" w:before="60" w:line="264"/>
+            </w:pPr>
+            <w:r>
+              <w:rPr>
+                <w:rFonts w:ascii="Calibri" w:cs="Calibri" w:eastAsia="Calibri" w:hAnsi="Calibri"/>
+                <w:b/>
+                <w:bCs/>
+                <w:i w:val="false"/>
+                <w:iCs w:val="false"/>
+                <w:color w:val="2ECC71"/>
+                <w:sz w:val="19"/>
+                <w:szCs w:val="19"/>
+              </w:rPr>
+              <w:t xml:space="preserve">→ </w:t>
+            </w:r>
+            <w:r>
+              <w:rPr>
+                <w:rFonts w:ascii="Calibri" w:cs="Calibri" w:eastAsia="Calibri" w:hAnsi="Calibri"/>
+                <w:b w:val="false"/>
+                <w:bCs w:val="false"/>
+                <w:i w:val="false"/>
+                <w:iCs w:val="false"/>
+                <w:color w:val="9AA4B2"/>
+                <w:sz w:val="19"/>
+                <w:szCs w:val="19"/>
+              </w:rPr>
+              <w:t xml:space="preserve">All eight at their defaults: is_authenticated false, customer_name and account_id still empty, even though the customer just gave both. The model can't write them. Also there: current_date and _session (modality, channel), built in.</w:t>
             </w:r>
           </w:p>
         </w:tc>
@@ -11442,6 +11266,122 @@
           <w:szCs w:val="22"/>
         </w:rPr>
         <w:t xml:space="preserve"/>
+      </w:r>
+    </w:p>
+    <w:p>
+      <w:pPr>
+        <w:spacing w:after="0" w:before="40" w:line="264"/>
+      </w:pPr>
+      <w:r>
+        <w:rPr>
+          <w:rFonts w:ascii="Calibri" w:cs="Calibri" w:eastAsia="Calibri" w:hAnsi="Calibri"/>
+          <w:b/>
+          <w:bCs/>
+          <w:i w:val="false"/>
+          <w:iCs w:val="false"/>
+          <w:color w:val="FF5C5C"/>
+          <w:sz w:val="18"/>
+          <w:szCs w:val="18"/>
+        </w:rPr>
+        <w:t xml:space="preserve">IF IT GOES WRONG  </w:t>
+      </w:r>
+      <w:r>
+        <w:rPr>
+          <w:rFonts w:ascii="Calibri" w:cs="Calibri" w:eastAsia="Calibri" w:hAnsi="Calibri"/>
+          <w:b w:val="false"/>
+          <w:bCs w:val="false"/>
+          <w:i w:val="false"/>
+          <w:iCs w:val="false"/>
+          <w:color w:val="9AA4B2"/>
+          <w:sz w:val="18"/>
+          <w:szCs w:val="18"/>
+        </w:rPr>
+        <w:t xml:space="preserve">Instructions can READ variables; only tools and callbacks can WRITE them. The callback on slide 40 fills the last four; the tools on slide 82 fill the first four.</w:t>
+      </w:r>
+    </w:p>
+    <w:p>
+      <w:r>
+        <w:br w:type="page"/>
+      </w:r>
+    </w:p>
+    <w:p>
+      <w:pPr>
+        <w:spacing w:after="0" w:before="0" w:line="264"/>
+      </w:pPr>
+      <w:r>
+        <w:rPr>
+          <w:rFonts w:ascii="Calibri" w:cs="Calibri" w:eastAsia="Calibri" w:hAnsi="Calibri"/>
+          <w:b/>
+          <w:bCs/>
+          <w:i w:val="false"/>
+          <w:iCs w:val="false"/>
+          <w:color w:val="F28C28"/>
+          <w:sz w:val="48"/>
+          <w:szCs w:val="48"/>
+        </w:rPr>
+        <w:t xml:space="preserve">M2 · SLIDE 40</w:t>
+      </w:r>
+      <w:r>
+        <w:rPr>
+          <w:rFonts w:ascii="Calibri" w:cs="Calibri" w:eastAsia="Calibri" w:hAnsi="Calibri"/>
+          <w:b w:val="false"/>
+          <w:bCs w:val="false"/>
+          <w:i w:val="false"/>
+          <w:iCs w:val="false"/>
+          <w:color w:val="9AA4B2"/>
+          <w:sz w:val="24"/>
+          <w:szCs w:val="24"/>
+        </w:rPr>
+        <w:t xml:space="preserve">   (footer 45)</w:t>
+      </w:r>
+    </w:p>
+    <w:p>
+      <w:pPr>
+        <w:spacing w:after="60" w:before="0" w:line="264"/>
+      </w:pPr>
+      <w:r>
+        <w:rPr>
+          <w:rFonts w:ascii="Calibri" w:cs="Calibri" w:eastAsia="Calibri" w:hAnsi="Calibri"/>
+          <w:b w:val="false"/>
+          <w:bCs w:val="false"/>
+          <w:i w:val="false"/>
+          <w:iCs w:val="false"/>
+          <w:color w:val="F28C28"/>
+          <w:sz w:val="21"/>
+          <w:szCs w:val="21"/>
+        </w:rPr>
+        <w:t xml:space="preserve">stop on 40 (Demo: Create a callback)</w:t>
+      </w:r>
+    </w:p>
+    <w:p>
+      <w:pPr>
+        <w:spacing w:after="80" w:before="0" w:line="264"/>
+      </w:pPr>
+      <w:r>
+        <w:rPr>
+          <w:rFonts w:ascii="Calibri" w:cs="Calibri" w:eastAsia="Calibri" w:hAnsi="Calibri"/>
+          <w:b/>
+          <w:bCs/>
+          <w:i w:val="false"/>
+          <w:iCs w:val="false"/>
+          <w:color w:val="3D8BFF"/>
+          <w:sz w:val="30"/>
+          <w:szCs w:val="30"/>
+        </w:rPr>
+        <w:t xml:space="preserve">7. After-tool callback: turn a tool result into state</w:t>
+      </w:r>
+      <w:r>
+        <w:rPr>
+          <w:rFonts w:ascii="Calibri" w:cs="Calibri" w:eastAsia="Calibri" w:hAnsi="Calibri"/>
+          <w:b w:val="false"/>
+          <w:bCs w:val="false"/>
+          <w:i w:val="false"/>
+          <w:iCs w:val="false"/>
+          <w:color w:val="9AA4B2"/>
+          <w:sz w:val="21"/>
+          <w:szCs w:val="21"/>
+        </w:rPr>
+        <w:t xml:space="preserve">   ~8 min · Stage 2</w:t>
       </w:r>
     </w:p>
     <w:tbl>
@@ -11494,58 +11434,24 @@
                 <w:sz w:val="18"/>
                 <w:szCs w:val="18"/>
               </w:rPr>
-              <w:t xml:space="preserve">DO</w:t>
-            </w:r>
-          </w:p>
-          <w:p>
-            <w:pPr>
-              <w:spacing w:after="0" w:before="0" w:line="264"/>
-            </w:pPr>
-            <w:r>
-              <w:rPr>
-                <w:rFonts w:ascii="Calibri" w:cs="Calibri" w:eastAsia="Calibri" w:hAnsi="Calibri"/>
-                <w:b w:val="false"/>
-                <w:bCs w:val="false"/>
-                <w:i w:val="false"/>
-                <w:iCs w:val="false"/>
-                <w:sz w:val="22"/>
-                <w:szCs w:val="22"/>
-              </w:rPr>
-              <w:t xml:space="preserve">outage_agent title bar ▸ Add callback ▸ After tool ▸ PASTE:</w:t>
-            </w:r>
-          </w:p>
-          <w:p>
-            <w:pPr>
-              <w:spacing w:after="0" w:before="0" w:line="264"/>
-            </w:pPr>
-            <w:r>
-              <w:rPr>
-                <w:rFonts w:ascii="Calibri" w:cs="Calibri" w:eastAsia="Calibri" w:hAnsi="Calibri"/>
-                <w:b w:val="false"/>
-                <w:bCs w:val="false"/>
-                <w:i w:val="false"/>
-                <w:iCs w:val="false"/>
-                <w:sz w:val="22"/>
-                <w:szCs w:val="22"/>
-              </w:rPr>
-              <w:t xml:space="preserve">    02-build/callbacks/outage_state_after_tool.py</w:t>
-            </w:r>
-          </w:p>
-          <w:p>
-            <w:pPr>
-              <w:spacing w:after="0" w:before="0" w:line="264"/>
-            </w:pPr>
-            <w:r>
-              <w:rPr>
-                <w:rFonts w:ascii="Calibri" w:cs="Calibri" w:eastAsia="Calibri" w:hAnsi="Calibri"/>
-                <w:b w:val="false"/>
-                <w:bCs w:val="false"/>
-                <w:i w:val="false"/>
-                <w:iCs w:val="false"/>
-                <w:sz w:val="22"/>
-                <w:szCs w:val="22"/>
-              </w:rPr>
-              <w:t xml:space="preserve">▸ Done ▸ Save</w:t>
+              <w:t xml:space="preserve">RESET TO START STATE</w:t>
+            </w:r>
+          </w:p>
+          <w:p>
+            <w:pPr>
+              <w:spacing w:after="20" w:before="0" w:line="264"/>
+            </w:pPr>
+            <w:r>
+              <w:rPr>
+                <w:rFonts w:ascii="Calibri" w:cs="Calibri" w:eastAsia="Calibri" w:hAnsi="Calibri"/>
+                <w:b w:val="false"/>
+                <w:bCs w:val="false"/>
+                <w:i w:val="false"/>
+                <w:iCs w:val="false"/>
+                <w:sz w:val="21"/>
+                <w:szCs w:val="21"/>
+              </w:rPr>
+              <w:t xml:space="preserve">Continue from block 6 (eight variables exist)</w:t>
             </w:r>
           </w:p>
         </w:tc>
@@ -11553,7 +11459,78 @@
     </w:tbl>
     <w:p>
       <w:pPr>
-        <w:spacing w:after="20" w:before="0" w:line="264"/>
+        <w:spacing w:after="40" w:before="0" w:line="264"/>
+      </w:pPr>
+      <w:r>
+        <w:rPr>
+          <w:rFonts w:ascii="Calibri" w:cs="Calibri" w:eastAsia="Calibri" w:hAnsi="Calibri"/>
+          <w:b w:val="false"/>
+          <w:bCs w:val="false"/>
+          <w:i w:val="false"/>
+          <w:iCs w:val="false"/>
+          <w:sz w:val="22"/>
+          <w:szCs w:val="22"/>
+        </w:rPr>
+        <w:t xml:space="preserve"/>
+      </w:r>
+    </w:p>
+    <w:p>
+      <w:pPr>
+        <w:spacing w:after="10" w:before="0" w:line="264"/>
+      </w:pPr>
+      <w:r>
+        <w:rPr>
+          <w:rFonts w:ascii="Calibri" w:cs="Calibri" w:eastAsia="Calibri" w:hAnsi="Calibri"/>
+          <w:b/>
+          <w:bCs/>
+          <w:i w:val="false"/>
+          <w:iCs w:val="false"/>
+          <w:color w:val="B07CFF"/>
+          <w:sz w:val="18"/>
+          <w:szCs w:val="18"/>
+        </w:rPr>
+        <w:t xml:space="preserve">FILES</w:t>
+      </w:r>
+    </w:p>
+    <w:p>
+      <w:pPr>
+        <w:spacing w:after="0" w:before="0" w:line="264"/>
+      </w:pPr>
+      <w:r>
+        <w:rPr>
+          <w:rFonts w:ascii="Calibri" w:cs="Calibri" w:eastAsia="Calibri" w:hAnsi="Calibri"/>
+          <w:b w:val="false"/>
+          <w:bCs w:val="false"/>
+          <w:i w:val="false"/>
+          <w:iCs w:val="false"/>
+          <w:color w:val="B07CFF"/>
+          <w:sz w:val="19"/>
+          <w:szCs w:val="19"/>
+        </w:rPr>
+        <w:t xml:space="preserve">02-build/tools/check_outage.py</w:t>
+      </w:r>
+    </w:p>
+    <w:p>
+      <w:pPr>
+        <w:spacing w:after="0" w:before="0" w:line="264"/>
+      </w:pPr>
+      <w:r>
+        <w:rPr>
+          <w:rFonts w:ascii="Calibri" w:cs="Calibri" w:eastAsia="Calibri" w:hAnsi="Calibri"/>
+          <w:b w:val="false"/>
+          <w:bCs w:val="false"/>
+          <w:i w:val="false"/>
+          <w:iCs w:val="false"/>
+          <w:color w:val="B07CFF"/>
+          <w:sz w:val="19"/>
+          <w:szCs w:val="19"/>
+        </w:rPr>
+        <w:t xml:space="preserve">02-build/callbacks/outage_state_after_tool.py</w:t>
+      </w:r>
+    </w:p>
+    <w:p>
+      <w:pPr>
+        <w:spacing w:after="60" w:before="0" w:line="264"/>
       </w:pPr>
       <w:r>
         <w:rPr>
@@ -11591,10 +11568,10 @@
           <w:tcPr>
             <w:tcW w:type="dxa" w:w="10440"/>
             <w:tcBorders>
-              <w:top w:val="single" w:color="F28C28" w:sz="12"/>
-              <w:left w:val="single" w:color="F28C28" w:sz="36"/>
-              <w:bottom w:val="single" w:color="F28C28" w:sz="12"/>
-              <w:right w:val="single" w:color="F28C28" w:sz="12"/>
+              <w:top w:val="single" w:color="B07CFF" w:sz="12"/>
+              <w:left w:val="single" w:color="B07CFF" w:sz="12"/>
+              <w:bottom w:val="single" w:color="B07CFF" w:sz="12"/>
+              <w:right w:val="single" w:color="B07CFF" w:sz="12"/>
             </w:tcBorders>
             <w:tcMar>
               <w:top w:type="dxa" w:w="80"/>
@@ -11614,11 +11591,11 @@
                 <w:bCs/>
                 <w:i w:val="false"/>
                 <w:iCs w:val="false"/>
-                <w:color w:val="F28C28"/>
+                <w:color w:val="B07CFF"/>
                 <w:sz w:val="18"/>
                 <w:szCs w:val="18"/>
               </w:rPr>
-              <w:t xml:space="preserve">TYPE at the end of the outage_agent instructions (use the { menu) ▸ Save</w:t>
+              <w:t xml:space="preserve">DO</w:t>
             </w:r>
           </w:p>
           <w:p>
@@ -11627,15 +11604,66 @@
             </w:pPr>
             <w:r>
               <w:rPr>
-                <w:rFonts w:ascii="Consolas" w:cs="Consolas" w:eastAsia="Consolas" w:hAnsi="Consolas"/>
-                <w:b w:val="false"/>
-                <w:bCs w:val="false"/>
-                <w:i w:val="false"/>
-                <w:iCs w:val="false"/>
-                <w:sz w:val="21"/>
-                <w:szCs w:val="21"/>
-              </w:rPr>
-              <w:t xml:space="preserve">If {storm_credit_eligible} is true, tell the customer they may qualify for a storm hardship credit and offer to explain how to request it.</w:t>
+                <w:rFonts w:ascii="Calibri" w:cs="Calibri" w:eastAsia="Calibri" w:hAnsi="Calibri"/>
+                <w:b w:val="false"/>
+                <w:bCs w:val="false"/>
+                <w:i w:val="false"/>
+                <w:iCs w:val="false"/>
+                <w:sz w:val="22"/>
+                <w:szCs w:val="22"/>
+              </w:rPr>
+              <w:t xml:space="preserve">Tools ▸ check_outage placeholder ▸ select ALL its code ▸ PASTE:</w:t>
+            </w:r>
+          </w:p>
+          <w:p>
+            <w:pPr>
+              <w:spacing w:after="0" w:before="0" w:line="264"/>
+            </w:pPr>
+            <w:r>
+              <w:rPr>
+                <w:rFonts w:ascii="Calibri" w:cs="Calibri" w:eastAsia="Calibri" w:hAnsi="Calibri"/>
+                <w:b w:val="false"/>
+                <w:bCs w:val="false"/>
+                <w:i w:val="false"/>
+                <w:iCs w:val="false"/>
+                <w:sz w:val="22"/>
+                <w:szCs w:val="22"/>
+              </w:rPr>
+              <w:t xml:space="preserve">    02-build/tools/check_outage.py</w:t>
+            </w:r>
+          </w:p>
+          <w:p>
+            <w:pPr>
+              <w:spacing w:after="0" w:before="0" w:line="264"/>
+            </w:pPr>
+            <w:r>
+              <w:rPr>
+                <w:rFonts w:ascii="Calibri" w:cs="Calibri" w:eastAsia="Calibri" w:hAnsi="Calibri"/>
+                <w:b w:val="false"/>
+                <w:bCs w:val="false"/>
+                <w:i w:val="false"/>
+                <w:iCs w:val="false"/>
+                <w:sz w:val="22"/>
+                <w:szCs w:val="22"/>
+              </w:rPr>
+              <w:t xml:space="preserve">▸ Save   (only this one now; the other four on slide 82)</w:t>
+            </w:r>
+          </w:p>
+          <w:p>
+            <w:pPr>
+              <w:spacing w:after="0" w:before="0" w:line="264"/>
+            </w:pPr>
+            <w:r>
+              <w:rPr>
+                <w:rFonts w:ascii="Calibri" w:cs="Calibri" w:eastAsia="Calibri" w:hAnsi="Calibri"/>
+                <w:b w:val="false"/>
+                <w:bCs w:val="false"/>
+                <w:i w:val="false"/>
+                <w:iCs w:val="false"/>
+                <w:sz w:val="22"/>
+                <w:szCs w:val="22"/>
+              </w:rPr>
+              <w:t xml:space="preserve">outage_agent ▸ Add tool ▸ check_outage   ·   cymbal_care ▸ remove check_outage (x)</w:t>
             </w:r>
           </w:p>
         </w:tc>
@@ -11681,10 +11709,10 @@
           <w:tcPr>
             <w:tcW w:type="dxa" w:w="10440"/>
             <w:tcBorders>
-              <w:top w:val="single" w:color="F28C28" w:sz="12"/>
-              <w:left w:val="single" w:color="F28C28" w:sz="36"/>
-              <w:bottom w:val="single" w:color="F28C28" w:sz="12"/>
-              <w:right w:val="single" w:color="F28C28" w:sz="12"/>
+              <w:top w:val="single" w:color="B07CFF" w:sz="12"/>
+              <w:left w:val="single" w:color="B07CFF" w:sz="12"/>
+              <w:bottom w:val="single" w:color="B07CFF" w:sz="12"/>
+              <w:right w:val="single" w:color="B07CFF" w:sz="12"/>
             </w:tcBorders>
             <w:tcMar>
               <w:top w:type="dxa" w:w="80"/>
@@ -11704,11 +11732,11 @@
                 <w:bCs/>
                 <w:i w:val="false"/>
                 <w:iCs w:val="false"/>
-                <w:color w:val="F28C28"/>
+                <w:color w:val="B07CFF"/>
                 <w:sz w:val="18"/>
                 <w:szCs w:val="18"/>
               </w:rPr>
-              <w:t xml:space="preserve">TYPE in Preview ▸ NEW CONVERSATION · open the Variables panel first</w:t>
+              <w:t xml:space="preserve">DO</w:t>
             </w:r>
           </w:p>
           <w:p>
@@ -11717,46 +11745,49 @@
             </w:pPr>
             <w:r>
               <w:rPr>
-                <w:rFonts w:ascii="Consolas" w:cs="Consolas" w:eastAsia="Consolas" w:hAnsi="Consolas"/>
-                <w:b w:val="false"/>
-                <w:bCs w:val="false"/>
-                <w:i w:val="false"/>
-                <w:iCs w:val="false"/>
-                <w:sz w:val="21"/>
-                <w:szCs w:val="21"/>
-              </w:rPr>
-              <w:t xml:space="preserve">My power has been out since the storm. I'm in 39567.</w:t>
-            </w:r>
-          </w:p>
-          <w:p>
-            <w:pPr>
-              <w:spacing w:after="0" w:before="60" w:line="264"/>
-            </w:pPr>
-            <w:r>
-              <w:rPr>
-                <w:rFonts w:ascii="Calibri" w:cs="Calibri" w:eastAsia="Calibri" w:hAnsi="Calibri"/>
-                <w:b/>
-                <w:bCs/>
-                <w:i w:val="false"/>
-                <w:iCs w:val="false"/>
-                <w:color w:val="2ECC71"/>
-                <w:sz w:val="19"/>
-                <w:szCs w:val="19"/>
-              </w:rPr>
-              <w:t xml:space="preserve">→ </w:t>
-            </w:r>
-            <w:r>
-              <w:rPr>
-                <w:rFonts w:ascii="Calibri" w:cs="Calibri" w:eastAsia="Calibri" w:hAnsi="Calibri"/>
-                <w:b w:val="false"/>
-                <w:bCs w:val="false"/>
-                <w:i w:val="false"/>
-                <w:iCs w:val="false"/>
-                <w:color w:val="9AA4B2"/>
-                <w:sz w:val="19"/>
-                <w:szCs w:val="19"/>
-              </w:rPr>
-              <w:t xml:space="preserve">Trace: check_outage, then the after-tool callback and its [after_tool] print line. Variables fill in: outage_id OUT-58812, estimated_restoration 11:00 PM tonight, hours_without_power 76, storm_credit_eligible true. The agent mentions a possible storm credit.</w:t>
+                <w:rFonts w:ascii="Calibri" w:cs="Calibri" w:eastAsia="Calibri" w:hAnsi="Calibri"/>
+                <w:b w:val="false"/>
+                <w:bCs w:val="false"/>
+                <w:i w:val="false"/>
+                <w:iCs w:val="false"/>
+                <w:sz w:val="22"/>
+                <w:szCs w:val="22"/>
+              </w:rPr>
+              <w:t xml:space="preserve">outage_agent title bar ▸ Add callback ▸ After tool ▸ PASTE:</w:t>
+            </w:r>
+          </w:p>
+          <w:p>
+            <w:pPr>
+              <w:spacing w:after="0" w:before="0" w:line="264"/>
+            </w:pPr>
+            <w:r>
+              <w:rPr>
+                <w:rFonts w:ascii="Calibri" w:cs="Calibri" w:eastAsia="Calibri" w:hAnsi="Calibri"/>
+                <w:b w:val="false"/>
+                <w:bCs w:val="false"/>
+                <w:i w:val="false"/>
+                <w:iCs w:val="false"/>
+                <w:sz w:val="22"/>
+                <w:szCs w:val="22"/>
+              </w:rPr>
+              <w:t xml:space="preserve">    02-build/callbacks/outage_state_after_tool.py</w:t>
+            </w:r>
+          </w:p>
+          <w:p>
+            <w:pPr>
+              <w:spacing w:after="0" w:before="0" w:line="264"/>
+            </w:pPr>
+            <w:r>
+              <w:rPr>
+                <w:rFonts w:ascii="Calibri" w:cs="Calibri" w:eastAsia="Calibri" w:hAnsi="Calibri"/>
+                <w:b w:val="false"/>
+                <w:bCs w:val="false"/>
+                <w:i w:val="false"/>
+                <w:iCs w:val="false"/>
+                <w:sz w:val="22"/>
+                <w:szCs w:val="22"/>
+              </w:rPr>
+              <w:t xml:space="preserve">▸ Done ▸ Save</w:t>
             </w:r>
           </w:p>
         </w:tc>
@@ -11829,7 +11860,7 @@
                 <w:sz w:val="18"/>
                 <w:szCs w:val="18"/>
               </w:rPr>
-              <w:t xml:space="preserve">TYPE in Preview ▸ NEW CONVERSATION (the contrast)</w:t>
+              <w:t xml:space="preserve">TYPE at the end of the outage_agent instructions (use the { menu) ▸ Save</w:t>
             </w:r>
           </w:p>
           <w:p>
@@ -11846,38 +11877,7 @@
                 <w:sz w:val="21"/>
                 <w:szCs w:val="21"/>
               </w:rPr>
-              <w:t xml:space="preserve">My lights went out about two hours ago. ZIP 39562.</w:t>
-            </w:r>
-          </w:p>
-          <w:p>
-            <w:pPr>
-              <w:spacing w:after="0" w:before="60" w:line="264"/>
-            </w:pPr>
-            <w:r>
-              <w:rPr>
-                <w:rFonts w:ascii="Calibri" w:cs="Calibri" w:eastAsia="Calibri" w:hAnsi="Calibri"/>
-                <w:b/>
-                <w:bCs/>
-                <w:i w:val="false"/>
-                <w:iCs w:val="false"/>
-                <w:color w:val="2ECC71"/>
-                <w:sz w:val="19"/>
-                <w:szCs w:val="19"/>
-              </w:rPr>
-              <w:t xml:space="preserve">→ </w:t>
-            </w:r>
-            <w:r>
-              <w:rPr>
-                <w:rFonts w:ascii="Calibri" w:cs="Calibri" w:eastAsia="Calibri" w:hAnsi="Calibri"/>
-                <w:b w:val="false"/>
-                <w:bCs w:val="false"/>
-                <w:i w:val="false"/>
-                <w:iCs w:val="false"/>
-                <w:color w:val="9AA4B2"/>
-                <w:sz w:val="19"/>
-                <w:szCs w:val="19"/>
-              </w:rPr>
-              <w:t xml:space="preserve">OUT-58840, 2 hours, no storm event: storm_credit_eligible false, and no credit mention.</w:t>
+              <w:t xml:space="preserve">If {storm_credit_eligible} is true, tell the customer they may qualify for a storm hardship credit and offer to explain how to request it.</w:t>
             </w:r>
           </w:p>
         </w:tc>
@@ -11898,122 +11898,6 @@
           <w:szCs w:val="22"/>
         </w:rPr>
         <w:t xml:space="preserve"/>
-      </w:r>
-    </w:p>
-    <w:p>
-      <w:pPr>
-        <w:spacing w:after="0" w:before="40" w:line="264"/>
-      </w:pPr>
-      <w:r>
-        <w:rPr>
-          <w:rFonts w:ascii="Calibri" w:cs="Calibri" w:eastAsia="Calibri" w:hAnsi="Calibri"/>
-          <w:b/>
-          <w:bCs/>
-          <w:i w:val="false"/>
-          <w:iCs w:val="false"/>
-          <w:color w:val="FF5C5C"/>
-          <w:sz w:val="18"/>
-          <w:szCs w:val="18"/>
-        </w:rPr>
-        <w:t xml:space="preserve">IF IT GOES WRONG  </w:t>
-      </w:r>
-      <w:r>
-        <w:rPr>
-          <w:rFonts w:ascii="Calibri" w:cs="Calibri" w:eastAsia="Calibri" w:hAnsi="Calibri"/>
-          <w:b w:val="false"/>
-          <w:bCs w:val="false"/>
-          <w:i w:val="false"/>
-          <w:iCs w:val="false"/>
-          <w:color w:val="9AA4B2"/>
-          <w:sz w:val="18"/>
-          <w:szCs w:val="18"/>
-        </w:rPr>
-        <w:t xml:space="preserve">If Save rejects the signature, check the callback type is After tool (not After model). No [after_tool] line in the trace: the callback is on the wrong agent (it must be on the agent that CALLS check_outage). If a variable doesn't update, compare its name with the Variables panel: they must match exactly.</w:t>
-      </w:r>
-    </w:p>
-    <w:p>
-      <w:r>
-        <w:br w:type="page"/>
-      </w:r>
-    </w:p>
-    <w:p>
-      <w:pPr>
-        <w:spacing w:after="0" w:before="0" w:line="264"/>
-      </w:pPr>
-      <w:r>
-        <w:rPr>
-          <w:rFonts w:ascii="Calibri" w:cs="Calibri" w:eastAsia="Calibri" w:hAnsi="Calibri"/>
-          <w:b/>
-          <w:bCs/>
-          <w:i w:val="false"/>
-          <w:iCs w:val="false"/>
-          <w:color w:val="F28C28"/>
-          <w:sz w:val="48"/>
-          <w:szCs w:val="48"/>
-        </w:rPr>
-        <w:t xml:space="preserve">M2 · SLIDE 82</w:t>
-      </w:r>
-      <w:r>
-        <w:rPr>
-          <w:rFonts w:ascii="Calibri" w:cs="Calibri" w:eastAsia="Calibri" w:hAnsi="Calibri"/>
-          <w:b w:val="false"/>
-          <w:bCs w:val="false"/>
-          <w:i w:val="false"/>
-          <w:iCs w:val="false"/>
-          <w:color w:val="9AA4B2"/>
-          <w:sz w:val="24"/>
-          <w:szCs w:val="24"/>
-        </w:rPr>
-        <w:t xml:space="preserve">   (footer 88)</w:t>
-      </w:r>
-    </w:p>
-    <w:p>
-      <w:pPr>
-        <w:spacing w:after="60" w:before="0" w:line="264"/>
-      </w:pPr>
-      <w:r>
-        <w:rPr>
-          <w:rFonts w:ascii="Calibri" w:cs="Calibri" w:eastAsia="Calibri" w:hAnsi="Calibri"/>
-          <w:b w:val="false"/>
-          <w:bCs w:val="false"/>
-          <w:i w:val="false"/>
-          <w:iCs w:val="false"/>
-          <w:color w:val="F28C28"/>
-          <w:sz w:val="21"/>
-          <w:szCs w:val="21"/>
-        </w:rPr>
-        <w:t xml:space="preserve">stop on 82 (Demo: Create, use and test your tool)</w:t>
-      </w:r>
-    </w:p>
-    <w:p>
-      <w:pPr>
-        <w:spacing w:after="80" w:before="0" w:line="264"/>
-      </w:pPr>
-      <w:r>
-        <w:rPr>
-          <w:rFonts w:ascii="Calibri" w:cs="Calibri" w:eastAsia="Calibri" w:hAnsi="Calibri"/>
-          <w:b/>
-          <w:bCs/>
-          <w:i w:val="false"/>
-          <w:iCs w:val="false"/>
-          <w:color w:val="3D8BFF"/>
-          <w:sz w:val="30"/>
-          <w:szCs w:val="30"/>
-        </w:rPr>
-        <w:t xml:space="preserve">8. Python tools replace the placeholders; business rules live in code</w:t>
-      </w:r>
-      <w:r>
-        <w:rPr>
-          <w:rFonts w:ascii="Calibri" w:cs="Calibri" w:eastAsia="Calibri" w:hAnsi="Calibri"/>
-          <w:b w:val="false"/>
-          <w:bCs w:val="false"/>
-          <w:i w:val="false"/>
-          <w:iCs w:val="false"/>
-          <w:color w:val="9AA4B2"/>
-          <w:sz w:val="21"/>
-          <w:szCs w:val="21"/>
-        </w:rPr>
-        <w:t xml:space="preserve">   ~5 min · Stage 2</w:t>
       </w:r>
     </w:p>
     <w:tbl>
@@ -12039,10 +11923,10 @@
           <w:tcPr>
             <w:tcW w:type="dxa" w:w="10440"/>
             <w:tcBorders>
-              <w:top w:val="single" w:color="B07CFF" w:sz="12"/>
-              <w:left w:val="single" w:color="B07CFF" w:sz="12"/>
-              <w:bottom w:val="single" w:color="B07CFF" w:sz="12"/>
-              <w:right w:val="single" w:color="B07CFF" w:sz="12"/>
+              <w:top w:val="single" w:color="F28C28" w:sz="12"/>
+              <w:left w:val="single" w:color="F28C28" w:sz="36"/>
+              <w:bottom w:val="single" w:color="F28C28" w:sz="12"/>
+              <w:right w:val="single" w:color="F28C28" w:sz="12"/>
             </w:tcBorders>
             <w:tcMar>
               <w:top w:type="dxa" w:w="80"/>
@@ -12062,20 +11946,20 @@
                 <w:bCs/>
                 <w:i w:val="false"/>
                 <w:iCs w:val="false"/>
-                <w:color w:val="B07CFF"/>
+                <w:color w:val="F28C28"/>
                 <w:sz w:val="18"/>
                 <w:szCs w:val="18"/>
               </w:rPr>
-              <w:t xml:space="preserve">RESET TO START STATE</w:t>
-            </w:r>
-          </w:p>
-          <w:p>
-            <w:pPr>
-              <w:spacing w:after="20" w:before="0" w:line="264"/>
-            </w:pPr>
-            <w:r>
-              <w:rPr>
-                <w:rFonts w:ascii="Calibri" w:cs="Calibri" w:eastAsia="Calibri" w:hAnsi="Calibri"/>
+              <w:t xml:space="preserve">TYPE in Preview ▸ NEW CONVERSATION · keep the trace open</w:t>
+            </w:r>
+          </w:p>
+          <w:p>
+            <w:pPr>
+              <w:spacing w:after="0" w:before="0" w:line="264"/>
+            </w:pPr>
+            <w:r>
+              <w:rPr>
+                <w:rFonts w:ascii="Consolas" w:cs="Consolas" w:eastAsia="Consolas" w:hAnsi="Consolas"/>
                 <w:b w:val="false"/>
                 <w:bCs w:val="false"/>
                 <w:i w:val="false"/>
@@ -12083,7 +11967,38 @@
                 <w:sz w:val="21"/>
                 <w:szCs w:val="21"/>
               </w:rPr>
-              <w:t xml:space="preserve">Continue from block 7</w:t>
+              <w:t xml:space="preserve">My power has been out since the storm. I'm in 39567.</w:t>
+            </w:r>
+          </w:p>
+          <w:p>
+            <w:pPr>
+              <w:spacing w:after="0" w:before="60" w:line="264"/>
+            </w:pPr>
+            <w:r>
+              <w:rPr>
+                <w:rFonts w:ascii="Calibri" w:cs="Calibri" w:eastAsia="Calibri" w:hAnsi="Calibri"/>
+                <w:b/>
+                <w:bCs/>
+                <w:i w:val="false"/>
+                <w:iCs w:val="false"/>
+                <w:color w:val="2ECC71"/>
+                <w:sz w:val="19"/>
+                <w:szCs w:val="19"/>
+              </w:rPr>
+              <w:t xml:space="preserve">→ </w:t>
+            </w:r>
+            <w:r>
+              <w:rPr>
+                <w:rFonts w:ascii="Calibri" w:cs="Calibri" w:eastAsia="Calibri" w:hAnsi="Calibri"/>
+                <w:b w:val="false"/>
+                <w:bCs w:val="false"/>
+                <w:i w:val="false"/>
+                <w:iCs w:val="false"/>
+                <w:color w:val="9AA4B2"/>
+                <w:sz w:val="19"/>
+                <w:szCs w:val="19"/>
+              </w:rPr>
+              <w:t xml:space="preserve">Trace: check_outage, then the after-tool callback and its [after_tool] print line. The agent mentions a possible storm credit.</w:t>
             </w:r>
           </w:p>
         </w:tc>
@@ -12091,60 +12006,7 @@
     </w:tbl>
     <w:p>
       <w:pPr>
-        <w:spacing w:after="40" w:before="0" w:line="264"/>
-      </w:pPr>
-      <w:r>
-        <w:rPr>
-          <w:rFonts w:ascii="Calibri" w:cs="Calibri" w:eastAsia="Calibri" w:hAnsi="Calibri"/>
-          <w:b w:val="false"/>
-          <w:bCs w:val="false"/>
-          <w:i w:val="false"/>
-          <w:iCs w:val="false"/>
-          <w:sz w:val="22"/>
-          <w:szCs w:val="22"/>
-        </w:rPr>
-        <w:t xml:space="preserve"/>
-      </w:r>
-    </w:p>
-    <w:p>
-      <w:pPr>
-        <w:spacing w:after="10" w:before="0" w:line="264"/>
-      </w:pPr>
-      <w:r>
-        <w:rPr>
-          <w:rFonts w:ascii="Calibri" w:cs="Calibri" w:eastAsia="Calibri" w:hAnsi="Calibri"/>
-          <w:b/>
-          <w:bCs/>
-          <w:i w:val="false"/>
-          <w:iCs w:val="false"/>
-          <w:color w:val="B07CFF"/>
-          <w:sz w:val="18"/>
-          <w:szCs w:val="18"/>
-        </w:rPr>
-        <w:t xml:space="preserve">FILES</w:t>
-      </w:r>
-    </w:p>
-    <w:p>
-      <w:pPr>
-        <w:spacing w:after="0" w:before="0" w:line="264"/>
-      </w:pPr>
-      <w:r>
-        <w:rPr>
-          <w:rFonts w:ascii="Calibri" w:cs="Calibri" w:eastAsia="Calibri" w:hAnsi="Calibri"/>
-          <w:b w:val="false"/>
-          <w:bCs w:val="false"/>
-          <w:i w:val="false"/>
-          <w:iCs w:val="false"/>
-          <w:color w:val="B07CFF"/>
-          <w:sz w:val="19"/>
-          <w:szCs w:val="19"/>
-        </w:rPr>
-        <w:t xml:space="preserve">02-build/tools/ (4 .py files: verify_customer, report_outage, get_bill_summary, create_payment_arrangement)</w:t>
-      </w:r>
-    </w:p>
-    <w:p>
-      <w:pPr>
-        <w:spacing w:after="60" w:before="0" w:line="264"/>
+        <w:spacing w:after="20" w:before="0" w:line="264"/>
       </w:pPr>
       <w:r>
         <w:rPr>
@@ -12226,75 +12088,38 @@
                 <w:sz w:val="22"/>
                 <w:szCs w:val="22"/>
               </w:rPr>
-              <w:t xml:space="preserve">Tools (right side) ▸ open each remaining Start with AI placeholder ▸ select ALL its code ▸ PASTE the matching file ▸ Save. From 02-build/tools (check_outage.py was done on slide 40):</w:t>
-            </w:r>
-          </w:p>
-          <w:p>
-            <w:pPr>
-              <w:spacing w:after="0" w:before="0" w:line="264"/>
-            </w:pPr>
-            <w:r>
-              <w:rPr>
-                <w:rFonts w:ascii="Calibri" w:cs="Calibri" w:eastAsia="Calibri" w:hAnsi="Calibri"/>
-                <w:b w:val="false"/>
-                <w:bCs w:val="false"/>
-                <w:i w:val="false"/>
-                <w:iCs w:val="false"/>
-                <w:sz w:val="22"/>
-                <w:szCs w:val="22"/>
-              </w:rPr>
-              <w:t xml:space="preserve">    verify_customer.py</w:t>
-            </w:r>
-          </w:p>
-          <w:p>
-            <w:pPr>
-              <w:spacing w:after="0" w:before="0" w:line="264"/>
-            </w:pPr>
-            <w:r>
-              <w:rPr>
-                <w:rFonts w:ascii="Calibri" w:cs="Calibri" w:eastAsia="Calibri" w:hAnsi="Calibri"/>
-                <w:b w:val="false"/>
-                <w:bCs w:val="false"/>
-                <w:i w:val="false"/>
-                <w:iCs w:val="false"/>
-                <w:sz w:val="22"/>
-                <w:szCs w:val="22"/>
-              </w:rPr>
-              <w:t xml:space="preserve">    report_outage.py</w:t>
-            </w:r>
-          </w:p>
-          <w:p>
-            <w:pPr>
-              <w:spacing w:after="0" w:before="0" w:line="264"/>
-            </w:pPr>
-            <w:r>
-              <w:rPr>
-                <w:rFonts w:ascii="Calibri" w:cs="Calibri" w:eastAsia="Calibri" w:hAnsi="Calibri"/>
-                <w:b w:val="false"/>
-                <w:bCs w:val="false"/>
-                <w:i w:val="false"/>
-                <w:iCs w:val="false"/>
-                <w:sz w:val="22"/>
-                <w:szCs w:val="22"/>
-              </w:rPr>
-              <w:t xml:space="preserve">    get_bill_summary.py</w:t>
-            </w:r>
-          </w:p>
-          <w:p>
-            <w:pPr>
-              <w:spacing w:after="0" w:before="0" w:line="264"/>
-            </w:pPr>
-            <w:r>
-              <w:rPr>
-                <w:rFonts w:ascii="Calibri" w:cs="Calibri" w:eastAsia="Calibri" w:hAnsi="Calibri"/>
-                <w:b w:val="false"/>
-                <w:bCs w:val="false"/>
-                <w:i w:val="false"/>
-                <w:iCs w:val="false"/>
-                <w:sz w:val="22"/>
-                <w:szCs w:val="22"/>
-              </w:rPr>
-              <w:t xml:space="preserve">    create_payment_arrangement.py</w:t>
+              <w:t xml:space="preserve">Under the reply: Steps row ▸ expand (˅) ▸ Variables (4 updated) ▸ › ▸ Overview panel ▸ Updated</w:t>
+            </w:r>
+          </w:p>
+          <w:p>
+            <w:pPr>
+              <w:spacing w:after="0" w:before="60" w:line="264"/>
+            </w:pPr>
+            <w:r>
+              <w:rPr>
+                <w:rFonts w:ascii="Calibri" w:cs="Calibri" w:eastAsia="Calibri" w:hAnsi="Calibri"/>
+                <w:b/>
+                <w:bCs/>
+                <w:i w:val="false"/>
+                <w:iCs w:val="false"/>
+                <w:color w:val="2ECC71"/>
+                <w:sz w:val="19"/>
+                <w:szCs w:val="19"/>
+              </w:rPr>
+              <w:t xml:space="preserve">→ </w:t>
+            </w:r>
+            <w:r>
+              <w:rPr>
+                <w:rFonts w:ascii="Calibri" w:cs="Calibri" w:eastAsia="Calibri" w:hAnsi="Calibri"/>
+                <w:b w:val="false"/>
+                <w:bCs w:val="false"/>
+                <w:i w:val="false"/>
+                <w:iCs w:val="false"/>
+                <w:color w:val="9AA4B2"/>
+                <w:sz w:val="19"/>
+                <w:szCs w:val="19"/>
+              </w:rPr>
+              <w:t xml:space="preserve">Filled by the callback (blue dot = changed this turn): outage_id OUT-58812, estimated_restoration 11:00 PM tonight, hours_without_power 76, storm_credit_eligible true. The first four are still empty: nobody has verified yet.</w:t>
             </w:r>
           </w:p>
         </w:tc>
@@ -12340,10 +12165,10 @@
           <w:tcPr>
             <w:tcW w:type="dxa" w:w="10440"/>
             <w:tcBorders>
-              <w:top w:val="single" w:color="B07CFF" w:sz="12"/>
-              <w:left w:val="single" w:color="B07CFF" w:sz="12"/>
-              <w:bottom w:val="single" w:color="B07CFF" w:sz="12"/>
-              <w:right w:val="single" w:color="B07CFF" w:sz="12"/>
+              <w:top w:val="single" w:color="F28C28" w:sz="12"/>
+              <w:left w:val="single" w:color="F28C28" w:sz="36"/>
+              <w:bottom w:val="single" w:color="F28C28" w:sz="12"/>
+              <w:right w:val="single" w:color="F28C28" w:sz="12"/>
             </w:tcBorders>
             <w:tcMar>
               <w:top w:type="dxa" w:w="80"/>
@@ -12363,11 +12188,11 @@
                 <w:bCs/>
                 <w:i w:val="false"/>
                 <w:iCs w:val="false"/>
-                <w:color w:val="B07CFF"/>
+                <w:color w:val="F28C28"/>
                 <w:sz w:val="18"/>
                 <w:szCs w:val="18"/>
               </w:rPr>
-              <w:t xml:space="preserve">DO</w:t>
+              <w:t xml:space="preserve">TYPE in Preview ▸ NEW CONVERSATION (the contrast)</w:t>
             </w:r>
           </w:p>
           <w:p>
@@ -12376,15 +12201,15 @@
             </w:pPr>
             <w:r>
               <w:rPr>
-                <w:rFonts w:ascii="Calibri" w:cs="Calibri" w:eastAsia="Calibri" w:hAnsi="Calibri"/>
-                <w:b w:val="false"/>
-                <w:bCs w:val="false"/>
-                <w:i w:val="false"/>
-                <w:iCs w:val="false"/>
-                <w:sz w:val="22"/>
-                <w:szCs w:val="22"/>
-              </w:rPr>
-              <w:t xml:space="preserve">create_payment_arrangement ▸ Test Tool ▸ installments = 12</w:t>
+                <w:rFonts w:ascii="Consolas" w:cs="Consolas" w:eastAsia="Consolas" w:hAnsi="Consolas"/>
+                <w:b w:val="false"/>
+                <w:bCs w:val="false"/>
+                <w:i w:val="false"/>
+                <w:iCs w:val="false"/>
+                <w:sz w:val="21"/>
+                <w:szCs w:val="21"/>
+              </w:rPr>
+              <w:t xml:space="preserve">My lights went out about two hours ago. ZIP 39562.</w:t>
             </w:r>
           </w:p>
           <w:p>
@@ -12415,7 +12240,7 @@
                 <w:sz w:val="19"/>
                 <w:szCs w:val="19"/>
               </w:rPr>
-              <w:t xml:space="preserve">approved false: "Customer is not verified" — the tool enforces the rules itself, no matter what the prompt says.</w:t>
+              <w:t xml:space="preserve">OUT-58840, 2 hours, no storm event: storm_credit_eligible false, and no credit mention.</w:t>
             </w:r>
           </w:p>
         </w:tc>
@@ -12466,7 +12291,7 @@
           <w:sz w:val="18"/>
           <w:szCs w:val="18"/>
         </w:rPr>
-        <w:t xml:space="preserve">If a placeholder won't save after the paste (signature or type mismatch), delete it and create a new tool with the same name: Tools ▸ + ▸ Python code ▸ paste ▸ Create. Test Tool errors on set_variable/get_variable usually mean the variables from block 6 are missing or misspelled. Don't point out the billing_agent's "up to 12 monthly installments" line. It contradicts the tool (max 6) on purpose: the evaluation in M5 catches it.</w:t>
+        <w:t xml:space="preserve">If Save rejects the signature, check the callback type is After tool (not After model). No [after_tool] line in the trace: the callback is on the wrong agent (it must be on the agent that CALLS check_outage). If a variable doesn't update, compare its name with the Variables panel: they must match exactly.</w:t>
       </w:r>
     </w:p>
     <w:p>
@@ -12520,7 +12345,7 @@
           <w:sz w:val="21"/>
           <w:szCs w:val="21"/>
         </w:rPr>
-        <w:t xml:space="preserve">stop on 82 (still on the tools demo slide)</w:t>
+        <w:t xml:space="preserve">stop on 82 (Demo: Create, use and test your tool)</w:t>
       </w:r>
     </w:p>
     <w:p>
@@ -12538,7 +12363,7 @@
           <w:sz w:val="30"/>
           <w:szCs w:val="30"/>
         </w:rPr>
-        <w:t xml:space="preserve">9. Wire the tools to the specialists and have a real conversation</w:t>
+        <w:t xml:space="preserve">8. Python tools replace the placeholders; business rules live in code</w:t>
       </w:r>
       <w:r>
         <w:rPr>
@@ -12551,7 +12376,7 @@
           <w:sz w:val="21"/>
           <w:szCs w:val="21"/>
         </w:rPr>
-        <w:t xml:space="preserve">   ~6 min · Stage 2</w:t>
+        <w:t xml:space="preserve">   ~5 min · Stage 2</w:t>
       </w:r>
     </w:p>
     <w:tbl>
@@ -12621,7 +12446,7 @@
                 <w:sz w:val="21"/>
                 <w:szCs w:val="21"/>
               </w:rPr>
-              <w:t xml:space="preserve">Continue from the previous block (five tools created)</w:t>
+              <w:t xml:space="preserve">Continue from block 7</w:t>
             </w:r>
           </w:p>
         </w:tc>
@@ -12677,25 +12502,7 @@
           <w:sz w:val="19"/>
           <w:szCs w:val="19"/>
         </w:rPr>
-        <w:t xml:space="preserve">02-build/instructions/outage_agent.txt</w:t>
-      </w:r>
-    </w:p>
-    <w:p>
-      <w:pPr>
-        <w:spacing w:after="0" w:before="0" w:line="264"/>
-      </w:pPr>
-      <w:r>
-        <w:rPr>
-          <w:rFonts w:ascii="Calibri" w:cs="Calibri" w:eastAsia="Calibri" w:hAnsi="Calibri"/>
-          <w:b w:val="false"/>
-          <w:bCs w:val="false"/>
-          <w:i w:val="false"/>
-          <w:iCs w:val="false"/>
-          <w:color w:val="B07CFF"/>
-          <w:sz w:val="19"/>
-          <w:szCs w:val="19"/>
-        </w:rPr>
-        <w:t xml:space="preserve">02-build/instructions/billing_agent.txt</w:t>
+        <w:t xml:space="preserve">02-build/tools/ (4 .py files: verify_customer, report_outage, get_bill_summary, create_payment_arrangement)</w:t>
       </w:r>
     </w:p>
     <w:p>
@@ -12782,7 +12589,7 @@
                 <w:sz w:val="22"/>
                 <w:szCs w:val="22"/>
               </w:rPr>
-              <w:t xml:space="preserve">Attach (hover agent ▸ Add tool):</w:t>
+              <w:t xml:space="preserve">Tools (right side) ▸ open each remaining Start with AI placeholder ▸ select ALL its code ▸ PASTE the matching file ▸ Save. From 02-build/tools (check_outage.py was done on slide 40):</w:t>
             </w:r>
           </w:p>
           <w:p>
@@ -12799,7 +12606,7 @@
                 <w:sz w:val="22"/>
                 <w:szCs w:val="22"/>
               </w:rPr>
-              <w:t xml:space="preserve">  outage_agent: report_outage (check_outage is already there)</w:t>
+              <w:t xml:space="preserve">    verify_customer.py</w:t>
             </w:r>
           </w:p>
           <w:p>
@@ -12816,7 +12623,7 @@
                 <w:sz w:val="22"/>
                 <w:szCs w:val="22"/>
               </w:rPr>
-              <w:t xml:space="preserve">  billing_agent: verify_customer, get_bill_summary, create_payment_arrangement</w:t>
+              <w:t xml:space="preserve">    report_outage.py</w:t>
             </w:r>
           </w:p>
           <w:p>
@@ -12833,7 +12640,24 @@
                 <w:sz w:val="22"/>
                 <w:szCs w:val="22"/>
               </w:rPr>
-              <w:t xml:space="preserve">cymbal_care: REMOVE the remaining four (x) — Start with AI attached them to the root; the root only routes now</w:t>
+              <w:t xml:space="preserve">    get_bill_summary.py</w:t>
+            </w:r>
+          </w:p>
+          <w:p>
+            <w:pPr>
+              <w:spacing w:after="0" w:before="0" w:line="264"/>
+            </w:pPr>
+            <w:r>
+              <w:rPr>
+                <w:rFonts w:ascii="Calibri" w:cs="Calibri" w:eastAsia="Calibri" w:hAnsi="Calibri"/>
+                <w:b w:val="false"/>
+                <w:bCs w:val="false"/>
+                <w:i w:val="false"/>
+                <w:iCs w:val="false"/>
+                <w:sz w:val="22"/>
+                <w:szCs w:val="22"/>
+              </w:rPr>
+              <w:t xml:space="preserve">    create_payment_arrangement.py</w:t>
             </w:r>
           </w:p>
         </w:tc>
@@ -12879,10 +12703,10 @@
           <w:tcPr>
             <w:tcW w:type="dxa" w:w="10440"/>
             <w:tcBorders>
-              <w:top w:val="single" w:color="2BB3B1" w:sz="12"/>
-              <w:left w:val="single" w:color="2BB3B1" w:sz="36"/>
-              <w:bottom w:val="single" w:color="2BB3B1" w:sz="12"/>
-              <w:right w:val="single" w:color="2BB3B1" w:sz="12"/>
+              <w:top w:val="single" w:color="B07CFF" w:sz="12"/>
+              <w:left w:val="single" w:color="B07CFF" w:sz="12"/>
+              <w:bottom w:val="single" w:color="B07CFF" w:sz="12"/>
+              <w:right w:val="single" w:color="B07CFF" w:sz="12"/>
             </w:tcBorders>
             <w:tcMar>
               <w:top w:type="dxa" w:w="80"/>
@@ -12902,11 +12726,11 @@
                 <w:bCs/>
                 <w:i w:val="false"/>
                 <w:iCs w:val="false"/>
-                <w:color w:val="2BB3B1"/>
+                <w:color w:val="B07CFF"/>
                 <w:sz w:val="18"/>
                 <w:szCs w:val="18"/>
               </w:rPr>
-              <w:t xml:space="preserve">PASTE file ▸ where</w:t>
+              <w:t xml:space="preserve">DO</w:t>
             </w:r>
           </w:p>
           <w:p>
@@ -12923,41 +12747,38 @@
                 <w:sz w:val="22"/>
                 <w:szCs w:val="22"/>
               </w:rPr>
-              <w:t xml:space="preserve">02-build/instructions/outage_agent.txt ▸ outage_agent instructions (replace ALL; it keeps the storm-credit step)</w:t>
-            </w:r>
-          </w:p>
-          <w:p>
-            <w:pPr>
-              <w:spacing w:after="0" w:before="0" w:line="264"/>
-            </w:pPr>
-            <w:r>
-              <w:rPr>
-                <w:rFonts w:ascii="Calibri" w:cs="Calibri" w:eastAsia="Calibri" w:hAnsi="Calibri"/>
-                <w:b w:val="false"/>
-                <w:bCs w:val="false"/>
-                <w:i w:val="false"/>
-                <w:iCs w:val="false"/>
-                <w:sz w:val="22"/>
-                <w:szCs w:val="22"/>
-              </w:rPr>
-              <w:t xml:space="preserve">02-build/instructions/billing_agent.txt ▸ billing_agent instructions (replace ALL)</w:t>
-            </w:r>
-          </w:p>
-          <w:p>
-            <w:pPr>
-              <w:spacing w:after="0" w:before="0" w:line="264"/>
-            </w:pPr>
-            <w:r>
-              <w:rPr>
-                <w:rFonts w:ascii="Calibri" w:cs="Calibri" w:eastAsia="Calibri" w:hAnsi="Calibri"/>
-                <w:b w:val="false"/>
-                <w:bCs w:val="false"/>
-                <w:i w:val="false"/>
-                <w:iCs w:val="false"/>
-                <w:sz w:val="22"/>
-                <w:szCs w:val="22"/>
-              </w:rPr>
-              <w:t xml:space="preserve">▸ Save</w:t>
+              <w:t xml:space="preserve">create_payment_arrangement ▸ Test Tool ▸ installments = 12</w:t>
+            </w:r>
+          </w:p>
+          <w:p>
+            <w:pPr>
+              <w:spacing w:after="0" w:before="60" w:line="264"/>
+            </w:pPr>
+            <w:r>
+              <w:rPr>
+                <w:rFonts w:ascii="Calibri" w:cs="Calibri" w:eastAsia="Calibri" w:hAnsi="Calibri"/>
+                <w:b/>
+                <w:bCs/>
+                <w:i w:val="false"/>
+                <w:iCs w:val="false"/>
+                <w:color w:val="2ECC71"/>
+                <w:sz w:val="19"/>
+                <w:szCs w:val="19"/>
+              </w:rPr>
+              <w:t xml:space="preserve">→ </w:t>
+            </w:r>
+            <w:r>
+              <w:rPr>
+                <w:rFonts w:ascii="Calibri" w:cs="Calibri" w:eastAsia="Calibri" w:hAnsi="Calibri"/>
+                <w:b w:val="false"/>
+                <w:bCs w:val="false"/>
+                <w:i w:val="false"/>
+                <w:iCs w:val="false"/>
+                <w:color w:val="9AA4B2"/>
+                <w:sz w:val="19"/>
+                <w:szCs w:val="19"/>
+              </w:rPr>
+              <w:t xml:space="preserve">approved false: "Customer is not verified" — the tool enforces the rules itself, no matter what the prompt says.</w:t>
             </w:r>
           </w:p>
         </w:tc>
@@ -12978,6 +12799,122 @@
           <w:szCs w:val="22"/>
         </w:rPr>
         <w:t xml:space="preserve"/>
+      </w:r>
+    </w:p>
+    <w:p>
+      <w:pPr>
+        <w:spacing w:after="0" w:before="40" w:line="264"/>
+      </w:pPr>
+      <w:r>
+        <w:rPr>
+          <w:rFonts w:ascii="Calibri" w:cs="Calibri" w:eastAsia="Calibri" w:hAnsi="Calibri"/>
+          <w:b/>
+          <w:bCs/>
+          <w:i w:val="false"/>
+          <w:iCs w:val="false"/>
+          <w:color w:val="FF5C5C"/>
+          <w:sz w:val="18"/>
+          <w:szCs w:val="18"/>
+        </w:rPr>
+        <w:t xml:space="preserve">IF IT GOES WRONG  </w:t>
+      </w:r>
+      <w:r>
+        <w:rPr>
+          <w:rFonts w:ascii="Calibri" w:cs="Calibri" w:eastAsia="Calibri" w:hAnsi="Calibri"/>
+          <w:b w:val="false"/>
+          <w:bCs w:val="false"/>
+          <w:i w:val="false"/>
+          <w:iCs w:val="false"/>
+          <w:color w:val="9AA4B2"/>
+          <w:sz w:val="18"/>
+          <w:szCs w:val="18"/>
+        </w:rPr>
+        <w:t xml:space="preserve">If a placeholder won't save after the paste (signature or type mismatch), delete it and create a new tool with the same name: Tools ▸ + ▸ Python code ▸ paste ▸ Create. Test Tool errors on set_variable/get_variable usually mean the variables from block 6 are missing or misspelled. Don't point out the billing_agent's "up to 12 monthly installments" line. It contradicts the tool (max 6) on purpose: the evaluation in M5 catches it.</w:t>
+      </w:r>
+    </w:p>
+    <w:p>
+      <w:r>
+        <w:br w:type="page"/>
+      </w:r>
+    </w:p>
+    <w:p>
+      <w:pPr>
+        <w:spacing w:after="0" w:before="0" w:line="264"/>
+      </w:pPr>
+      <w:r>
+        <w:rPr>
+          <w:rFonts w:ascii="Calibri" w:cs="Calibri" w:eastAsia="Calibri" w:hAnsi="Calibri"/>
+          <w:b/>
+          <w:bCs/>
+          <w:i w:val="false"/>
+          <w:iCs w:val="false"/>
+          <w:color w:val="F28C28"/>
+          <w:sz w:val="48"/>
+          <w:szCs w:val="48"/>
+        </w:rPr>
+        <w:t xml:space="preserve">M2 · SLIDE 82</w:t>
+      </w:r>
+      <w:r>
+        <w:rPr>
+          <w:rFonts w:ascii="Calibri" w:cs="Calibri" w:eastAsia="Calibri" w:hAnsi="Calibri"/>
+          <w:b w:val="false"/>
+          <w:bCs w:val="false"/>
+          <w:i w:val="false"/>
+          <w:iCs w:val="false"/>
+          <w:color w:val="9AA4B2"/>
+          <w:sz w:val="24"/>
+          <w:szCs w:val="24"/>
+        </w:rPr>
+        <w:t xml:space="preserve">   (footer 88)</w:t>
+      </w:r>
+    </w:p>
+    <w:p>
+      <w:pPr>
+        <w:spacing w:after="60" w:before="0" w:line="264"/>
+      </w:pPr>
+      <w:r>
+        <w:rPr>
+          <w:rFonts w:ascii="Calibri" w:cs="Calibri" w:eastAsia="Calibri" w:hAnsi="Calibri"/>
+          <w:b w:val="false"/>
+          <w:bCs w:val="false"/>
+          <w:i w:val="false"/>
+          <w:iCs w:val="false"/>
+          <w:color w:val="F28C28"/>
+          <w:sz w:val="21"/>
+          <w:szCs w:val="21"/>
+        </w:rPr>
+        <w:t xml:space="preserve">stop on 82 (still on the tools demo slide)</w:t>
+      </w:r>
+    </w:p>
+    <w:p>
+      <w:pPr>
+        <w:spacing w:after="80" w:before="0" w:line="264"/>
+      </w:pPr>
+      <w:r>
+        <w:rPr>
+          <w:rFonts w:ascii="Calibri" w:cs="Calibri" w:eastAsia="Calibri" w:hAnsi="Calibri"/>
+          <w:b/>
+          <w:bCs/>
+          <w:i w:val="false"/>
+          <w:iCs w:val="false"/>
+          <w:color w:val="3D8BFF"/>
+          <w:sz w:val="30"/>
+          <w:szCs w:val="30"/>
+        </w:rPr>
+        <w:t xml:space="preserve">9. Wire the tools to the specialists and have a real conversation</w:t>
+      </w:r>
+      <w:r>
+        <w:rPr>
+          <w:rFonts w:ascii="Calibri" w:cs="Calibri" w:eastAsia="Calibri" w:hAnsi="Calibri"/>
+          <w:b w:val="false"/>
+          <w:bCs w:val="false"/>
+          <w:i w:val="false"/>
+          <w:iCs w:val="false"/>
+          <w:color w:val="9AA4B2"/>
+          <w:sz w:val="21"/>
+          <w:szCs w:val="21"/>
+        </w:rPr>
+        <w:t xml:space="preserve">   ~6 min · Stage 2</w:t>
       </w:r>
     </w:p>
     <w:tbl>
@@ -13003,10 +12940,10 @@
           <w:tcPr>
             <w:tcW w:type="dxa" w:w="10440"/>
             <w:tcBorders>
-              <w:top w:val="single" w:color="F28C28" w:sz="12"/>
-              <w:left w:val="single" w:color="F28C28" w:sz="36"/>
-              <w:bottom w:val="single" w:color="F28C28" w:sz="12"/>
-              <w:right w:val="single" w:color="F28C28" w:sz="12"/>
+              <w:top w:val="single" w:color="B07CFF" w:sz="12"/>
+              <w:left w:val="single" w:color="B07CFF" w:sz="12"/>
+              <w:bottom w:val="single" w:color="B07CFF" w:sz="12"/>
+              <w:right w:val="single" w:color="B07CFF" w:sz="12"/>
             </w:tcBorders>
             <w:tcMar>
               <w:top w:type="dxa" w:w="80"/>
@@ -13026,20 +12963,20 @@
                 <w:bCs/>
                 <w:i w:val="false"/>
                 <w:iCs w:val="false"/>
-                <w:color w:val="F28C28"/>
+                <w:color w:val="B07CFF"/>
                 <w:sz w:val="18"/>
                 <w:szCs w:val="18"/>
               </w:rPr>
-              <w:t xml:space="preserve">TYPE in Preview ▸ NEW CONVERSATION</w:t>
-            </w:r>
-          </w:p>
-          <w:p>
-            <w:pPr>
-              <w:spacing w:after="0" w:before="0" w:line="264"/>
-            </w:pPr>
-            <w:r>
-              <w:rPr>
-                <w:rFonts w:ascii="Consolas" w:cs="Consolas" w:eastAsia="Consolas" w:hAnsi="Consolas"/>
+              <w:t xml:space="preserve">RESET TO START STATE</w:t>
+            </w:r>
+          </w:p>
+          <w:p>
+            <w:pPr>
+              <w:spacing w:after="20" w:before="0" w:line="264"/>
+            </w:pPr>
+            <w:r>
+              <w:rPr>
+                <w:rFonts w:ascii="Calibri" w:cs="Calibri" w:eastAsia="Calibri" w:hAnsi="Calibri"/>
                 <w:b w:val="false"/>
                 <w:bCs w:val="false"/>
                 <w:i w:val="false"/>
@@ -13047,38 +12984,7 @@
                 <w:sz w:val="21"/>
                 <w:szCs w:val="21"/>
               </w:rPr>
-              <w:t xml:space="preserve">What's my balance?</w:t>
-            </w:r>
-          </w:p>
-          <w:p>
-            <w:pPr>
-              <w:spacing w:after="0" w:before="60" w:line="264"/>
-            </w:pPr>
-            <w:r>
-              <w:rPr>
-                <w:rFonts w:ascii="Calibri" w:cs="Calibri" w:eastAsia="Calibri" w:hAnsi="Calibri"/>
-                <w:b/>
-                <w:bCs/>
-                <w:i w:val="false"/>
-                <w:iCs w:val="false"/>
-                <w:color w:val="2ECC71"/>
-                <w:sz w:val="19"/>
-                <w:szCs w:val="19"/>
-              </w:rPr>
-              <w:t xml:space="preserve">→ </w:t>
-            </w:r>
-            <w:r>
-              <w:rPr>
-                <w:rFonts w:ascii="Calibri" w:cs="Calibri" w:eastAsia="Calibri" w:hAnsi="Calibri"/>
-                <w:b w:val="false"/>
-                <w:bCs w:val="false"/>
-                <w:i w:val="false"/>
-                <w:iCs w:val="false"/>
-                <w:color w:val="9AA4B2"/>
-                <w:sz w:val="19"/>
-                <w:szCs w:val="19"/>
-              </w:rPr>
-              <w:t xml:space="preserve">billing_agent asks for account number and ZIP.</w:t>
+              <w:t xml:space="preserve">Continue from the previous block (five tools created)</w:t>
             </w:r>
           </w:p>
         </w:tc>
@@ -13086,7 +12992,78 @@
     </w:tbl>
     <w:p>
       <w:pPr>
-        <w:spacing w:after="20" w:before="0" w:line="264"/>
+        <w:spacing w:after="40" w:before="0" w:line="264"/>
+      </w:pPr>
+      <w:r>
+        <w:rPr>
+          <w:rFonts w:ascii="Calibri" w:cs="Calibri" w:eastAsia="Calibri" w:hAnsi="Calibri"/>
+          <w:b w:val="false"/>
+          <w:bCs w:val="false"/>
+          <w:i w:val="false"/>
+          <w:iCs w:val="false"/>
+          <w:sz w:val="22"/>
+          <w:szCs w:val="22"/>
+        </w:rPr>
+        <w:t xml:space="preserve"/>
+      </w:r>
+    </w:p>
+    <w:p>
+      <w:pPr>
+        <w:spacing w:after="10" w:before="0" w:line="264"/>
+      </w:pPr>
+      <w:r>
+        <w:rPr>
+          <w:rFonts w:ascii="Calibri" w:cs="Calibri" w:eastAsia="Calibri" w:hAnsi="Calibri"/>
+          <w:b/>
+          <w:bCs/>
+          <w:i w:val="false"/>
+          <w:iCs w:val="false"/>
+          <w:color w:val="B07CFF"/>
+          <w:sz w:val="18"/>
+          <w:szCs w:val="18"/>
+        </w:rPr>
+        <w:t xml:space="preserve">FILES</w:t>
+      </w:r>
+    </w:p>
+    <w:p>
+      <w:pPr>
+        <w:spacing w:after="0" w:before="0" w:line="264"/>
+      </w:pPr>
+      <w:r>
+        <w:rPr>
+          <w:rFonts w:ascii="Calibri" w:cs="Calibri" w:eastAsia="Calibri" w:hAnsi="Calibri"/>
+          <w:b w:val="false"/>
+          <w:bCs w:val="false"/>
+          <w:i w:val="false"/>
+          <w:iCs w:val="false"/>
+          <w:color w:val="B07CFF"/>
+          <w:sz w:val="19"/>
+          <w:szCs w:val="19"/>
+        </w:rPr>
+        <w:t xml:space="preserve">02-build/instructions/outage_agent.txt</w:t>
+      </w:r>
+    </w:p>
+    <w:p>
+      <w:pPr>
+        <w:spacing w:after="0" w:before="0" w:line="264"/>
+      </w:pPr>
+      <w:r>
+        <w:rPr>
+          <w:rFonts w:ascii="Calibri" w:cs="Calibri" w:eastAsia="Calibri" w:hAnsi="Calibri"/>
+          <w:b w:val="false"/>
+          <w:bCs w:val="false"/>
+          <w:i w:val="false"/>
+          <w:iCs w:val="false"/>
+          <w:color w:val="B07CFF"/>
+          <w:sz w:val="19"/>
+          <w:szCs w:val="19"/>
+        </w:rPr>
+        <w:t xml:space="preserve">02-build/instructions/billing_agent.txt</w:t>
+      </w:r>
+    </w:p>
+    <w:p>
+      <w:pPr>
+        <w:spacing w:after="60" w:before="0" w:line="264"/>
       </w:pPr>
       <w:r>
         <w:rPr>
@@ -13124,10 +13101,10 @@
           <w:tcPr>
             <w:tcW w:type="dxa" w:w="10440"/>
             <w:tcBorders>
-              <w:top w:val="single" w:color="F28C28" w:sz="12"/>
-              <w:left w:val="single" w:color="F28C28" w:sz="36"/>
-              <w:bottom w:val="single" w:color="F28C28" w:sz="12"/>
-              <w:right w:val="single" w:color="F28C28" w:sz="12"/>
+              <w:top w:val="single" w:color="B07CFF" w:sz="12"/>
+              <w:left w:val="single" w:color="B07CFF" w:sz="12"/>
+              <w:bottom w:val="single" w:color="B07CFF" w:sz="12"/>
+              <w:right w:val="single" w:color="B07CFF" w:sz="12"/>
             </w:tcBorders>
             <w:tcMar>
               <w:top w:type="dxa" w:w="80"/>
@@ -13147,11 +13124,11 @@
                 <w:bCs/>
                 <w:i w:val="false"/>
                 <w:iCs w:val="false"/>
-                <w:color w:val="F28C28"/>
+                <w:color w:val="B07CFF"/>
                 <w:sz w:val="18"/>
                 <w:szCs w:val="18"/>
               </w:rPr>
-              <w:t xml:space="preserve">TYPE in Preview</w:t>
+              <w:t xml:space="preserve">DO</w:t>
             </w:r>
           </w:p>
           <w:p>
@@ -13160,46 +13137,66 @@
             </w:pPr>
             <w:r>
               <w:rPr>
-                <w:rFonts w:ascii="Consolas" w:cs="Consolas" w:eastAsia="Consolas" w:hAnsi="Consolas"/>
-                <w:b w:val="false"/>
-                <w:bCs w:val="false"/>
-                <w:i w:val="false"/>
-                <w:iCs w:val="false"/>
-                <w:sz w:val="21"/>
-                <w:szCs w:val="21"/>
-              </w:rPr>
-              <w:t xml:space="preserve">100234, 39567</w:t>
-            </w:r>
-          </w:p>
-          <w:p>
-            <w:pPr>
-              <w:spacing w:after="0" w:before="60" w:line="264"/>
-            </w:pPr>
-            <w:r>
-              <w:rPr>
-                <w:rFonts w:ascii="Calibri" w:cs="Calibri" w:eastAsia="Calibri" w:hAnsi="Calibri"/>
-                <w:b/>
-                <w:bCs/>
-                <w:i w:val="false"/>
-                <w:iCs w:val="false"/>
-                <w:color w:val="2ECC71"/>
-                <w:sz w:val="19"/>
-                <w:szCs w:val="19"/>
-              </w:rPr>
-              <w:t xml:space="preserve">→ </w:t>
-            </w:r>
-            <w:r>
-              <w:rPr>
-                <w:rFonts w:ascii="Calibri" w:cs="Calibri" w:eastAsia="Calibri" w:hAnsi="Calibri"/>
-                <w:b w:val="false"/>
-                <w:bCs w:val="false"/>
-                <w:i w:val="false"/>
-                <w:iCs w:val="false"/>
-                <w:color w:val="9AA4B2"/>
-                <w:sz w:val="19"/>
-                <w:szCs w:val="19"/>
-              </w:rPr>
-              <w:t xml:space="preserve">Verified, Renee. $142.80 due October 6. Variables panel: is_authenticated true, service_zip 39567.</w:t>
+                <w:rFonts w:ascii="Calibri" w:cs="Calibri" w:eastAsia="Calibri" w:hAnsi="Calibri"/>
+                <w:b w:val="false"/>
+                <w:bCs w:val="false"/>
+                <w:i w:val="false"/>
+                <w:iCs w:val="false"/>
+                <w:sz w:val="22"/>
+                <w:szCs w:val="22"/>
+              </w:rPr>
+              <w:t xml:space="preserve">Attach (hover agent ▸ Add tool):</w:t>
+            </w:r>
+          </w:p>
+          <w:p>
+            <w:pPr>
+              <w:spacing w:after="0" w:before="0" w:line="264"/>
+            </w:pPr>
+            <w:r>
+              <w:rPr>
+                <w:rFonts w:ascii="Calibri" w:cs="Calibri" w:eastAsia="Calibri" w:hAnsi="Calibri"/>
+                <w:b w:val="false"/>
+                <w:bCs w:val="false"/>
+                <w:i w:val="false"/>
+                <w:iCs w:val="false"/>
+                <w:sz w:val="22"/>
+                <w:szCs w:val="22"/>
+              </w:rPr>
+              <w:t xml:space="preserve">  outage_agent: report_outage (check_outage is already there)</w:t>
+            </w:r>
+          </w:p>
+          <w:p>
+            <w:pPr>
+              <w:spacing w:after="0" w:before="0" w:line="264"/>
+            </w:pPr>
+            <w:r>
+              <w:rPr>
+                <w:rFonts w:ascii="Calibri" w:cs="Calibri" w:eastAsia="Calibri" w:hAnsi="Calibri"/>
+                <w:b w:val="false"/>
+                <w:bCs w:val="false"/>
+                <w:i w:val="false"/>
+                <w:iCs w:val="false"/>
+                <w:sz w:val="22"/>
+                <w:szCs w:val="22"/>
+              </w:rPr>
+              <w:t xml:space="preserve">  billing_agent: verify_customer, get_bill_summary, create_payment_arrangement</w:t>
+            </w:r>
+          </w:p>
+          <w:p>
+            <w:pPr>
+              <w:spacing w:after="0" w:before="0" w:line="264"/>
+            </w:pPr>
+            <w:r>
+              <w:rPr>
+                <w:rFonts w:ascii="Calibri" w:cs="Calibri" w:eastAsia="Calibri" w:hAnsi="Calibri"/>
+                <w:b w:val="false"/>
+                <w:bCs w:val="false"/>
+                <w:i w:val="false"/>
+                <w:iCs w:val="false"/>
+                <w:sz w:val="22"/>
+                <w:szCs w:val="22"/>
+              </w:rPr>
+              <w:t xml:space="preserve">cymbal_care: REMOVE the remaining four (x) — Start with AI attached them to the root; the root only routes now</w:t>
             </w:r>
           </w:p>
         </w:tc>
@@ -13245,6 +13242,130 @@
           <w:tcPr>
             <w:tcW w:type="dxa" w:w="10440"/>
             <w:tcBorders>
+              <w:top w:val="single" w:color="2BB3B1" w:sz="12"/>
+              <w:left w:val="single" w:color="2BB3B1" w:sz="36"/>
+              <w:bottom w:val="single" w:color="2BB3B1" w:sz="12"/>
+              <w:right w:val="single" w:color="2BB3B1" w:sz="12"/>
+            </w:tcBorders>
+            <w:tcMar>
+              <w:top w:type="dxa" w:w="80"/>
+              <w:left w:type="dxa" w:w="160"/>
+              <w:bottom w:type="dxa" w:w="80"/>
+              <w:right w:type="dxa" w:w="160"/>
+            </w:tcMar>
+          </w:tcPr>
+          <w:p>
+            <w:pPr>
+              <w:spacing w:after="40" w:before="0" w:line="264"/>
+            </w:pPr>
+            <w:r>
+              <w:rPr>
+                <w:rFonts w:ascii="Calibri" w:cs="Calibri" w:eastAsia="Calibri" w:hAnsi="Calibri"/>
+                <w:b/>
+                <w:bCs/>
+                <w:i w:val="false"/>
+                <w:iCs w:val="false"/>
+                <w:color w:val="2BB3B1"/>
+                <w:sz w:val="18"/>
+                <w:szCs w:val="18"/>
+              </w:rPr>
+              <w:t xml:space="preserve">PASTE file ▸ where</w:t>
+            </w:r>
+          </w:p>
+          <w:p>
+            <w:pPr>
+              <w:spacing w:after="0" w:before="0" w:line="264"/>
+            </w:pPr>
+            <w:r>
+              <w:rPr>
+                <w:rFonts w:ascii="Calibri" w:cs="Calibri" w:eastAsia="Calibri" w:hAnsi="Calibri"/>
+                <w:b w:val="false"/>
+                <w:bCs w:val="false"/>
+                <w:i w:val="false"/>
+                <w:iCs w:val="false"/>
+                <w:sz w:val="22"/>
+                <w:szCs w:val="22"/>
+              </w:rPr>
+              <w:t xml:space="preserve">02-build/instructions/outage_agent.txt ▸ outage_agent instructions (replace ALL; it keeps the storm-credit step)</w:t>
+            </w:r>
+          </w:p>
+          <w:p>
+            <w:pPr>
+              <w:spacing w:after="0" w:before="0" w:line="264"/>
+            </w:pPr>
+            <w:r>
+              <w:rPr>
+                <w:rFonts w:ascii="Calibri" w:cs="Calibri" w:eastAsia="Calibri" w:hAnsi="Calibri"/>
+                <w:b w:val="false"/>
+                <w:bCs w:val="false"/>
+                <w:i w:val="false"/>
+                <w:iCs w:val="false"/>
+                <w:sz w:val="22"/>
+                <w:szCs w:val="22"/>
+              </w:rPr>
+              <w:t xml:space="preserve">02-build/instructions/billing_agent.txt ▸ billing_agent instructions (replace ALL)</w:t>
+            </w:r>
+          </w:p>
+          <w:p>
+            <w:pPr>
+              <w:spacing w:after="0" w:before="0" w:line="264"/>
+            </w:pPr>
+            <w:r>
+              <w:rPr>
+                <w:rFonts w:ascii="Calibri" w:cs="Calibri" w:eastAsia="Calibri" w:hAnsi="Calibri"/>
+                <w:b w:val="false"/>
+                <w:bCs w:val="false"/>
+                <w:i w:val="false"/>
+                <w:iCs w:val="false"/>
+                <w:sz w:val="22"/>
+                <w:szCs w:val="22"/>
+              </w:rPr>
+              <w:t xml:space="preserve">▸ Save</w:t>
+            </w:r>
+          </w:p>
+        </w:tc>
+      </w:tr>
+    </w:tbl>
+    <w:p>
+      <w:pPr>
+        <w:spacing w:after="20" w:before="0" w:line="264"/>
+      </w:pPr>
+      <w:r>
+        <w:rPr>
+          <w:rFonts w:ascii="Calibri" w:cs="Calibri" w:eastAsia="Calibri" w:hAnsi="Calibri"/>
+          <w:b w:val="false"/>
+          <w:bCs w:val="false"/>
+          <w:i w:val="false"/>
+          <w:iCs w:val="false"/>
+          <w:sz w:val="22"/>
+          <w:szCs w:val="22"/>
+        </w:rPr>
+        <w:t xml:space="preserve"/>
+      </w:r>
+    </w:p>
+    <w:tbl>
+      <w:tblPr>
+        <w:tblW w:type="dxa" w:w="10440"/>
+        <w:tblBorders>
+          <w:top w:val="single" w:color="auto" w:sz="4"/>
+          <w:left w:val="single" w:color="auto" w:sz="4"/>
+          <w:bottom w:val="single" w:color="auto" w:sz="4"/>
+          <w:right w:val="single" w:color="auto" w:sz="4"/>
+          <w:insideH w:val="single" w:color="auto" w:sz="4"/>
+          <w:insideV w:val="single" w:color="auto" w:sz="4"/>
+        </w:tblBorders>
+      </w:tblPr>
+      <w:tblGrid>
+        <w:gridCol w:w="10440"/>
+      </w:tblGrid>
+      <w:tr>
+        <w:trPr>
+          <w:cantSplit/>
+        </w:trPr>
+        <w:tc>
+          <w:tcPr>
+            <w:tcW w:type="dxa" w:w="10440"/>
+            <w:tcBorders>
               <w:top w:val="single" w:color="F28C28" w:sz="12"/>
               <w:left w:val="single" w:color="F28C28" w:sz="36"/>
               <w:bottom w:val="single" w:color="F28C28" w:sz="12"/>
@@ -13272,7 +13393,7 @@
                 <w:sz w:val="18"/>
                 <w:szCs w:val="18"/>
               </w:rPr>
-              <w:t xml:space="preserve">TYPE in Preview</w:t>
+              <w:t xml:space="preserve">TYPE in Preview ▸ NEW CONVERSATION</w:t>
             </w:r>
           </w:p>
           <w:p>
@@ -13289,7 +13410,7 @@
                 <w:sz w:val="21"/>
                 <w:szCs w:val="21"/>
               </w:rPr>
-              <w:t xml:space="preserve">Is my power still out?</w:t>
+              <w:t xml:space="preserve">What's my balance?</w:t>
             </w:r>
           </w:p>
           <w:p>
@@ -13320,6 +13441,369 @@
                 <w:sz w:val="19"/>
                 <w:szCs w:val="19"/>
               </w:rPr>
+              <w:t xml:space="preserve">billing_agent asks for account number and ZIP.</w:t>
+            </w:r>
+          </w:p>
+        </w:tc>
+      </w:tr>
+    </w:tbl>
+    <w:p>
+      <w:pPr>
+        <w:spacing w:after="20" w:before="0" w:line="264"/>
+      </w:pPr>
+      <w:r>
+        <w:rPr>
+          <w:rFonts w:ascii="Calibri" w:cs="Calibri" w:eastAsia="Calibri" w:hAnsi="Calibri"/>
+          <w:b w:val="false"/>
+          <w:bCs w:val="false"/>
+          <w:i w:val="false"/>
+          <w:iCs w:val="false"/>
+          <w:sz w:val="22"/>
+          <w:szCs w:val="22"/>
+        </w:rPr>
+        <w:t xml:space="preserve"/>
+      </w:r>
+    </w:p>
+    <w:tbl>
+      <w:tblPr>
+        <w:tblW w:type="dxa" w:w="10440"/>
+        <w:tblBorders>
+          <w:top w:val="single" w:color="auto" w:sz="4"/>
+          <w:left w:val="single" w:color="auto" w:sz="4"/>
+          <w:bottom w:val="single" w:color="auto" w:sz="4"/>
+          <w:right w:val="single" w:color="auto" w:sz="4"/>
+          <w:insideH w:val="single" w:color="auto" w:sz="4"/>
+          <w:insideV w:val="single" w:color="auto" w:sz="4"/>
+        </w:tblBorders>
+      </w:tblPr>
+      <w:tblGrid>
+        <w:gridCol w:w="10440"/>
+      </w:tblGrid>
+      <w:tr>
+        <w:trPr>
+          <w:cantSplit/>
+        </w:trPr>
+        <w:tc>
+          <w:tcPr>
+            <w:tcW w:type="dxa" w:w="10440"/>
+            <w:tcBorders>
+              <w:top w:val="single" w:color="F28C28" w:sz="12"/>
+              <w:left w:val="single" w:color="F28C28" w:sz="36"/>
+              <w:bottom w:val="single" w:color="F28C28" w:sz="12"/>
+              <w:right w:val="single" w:color="F28C28" w:sz="12"/>
+            </w:tcBorders>
+            <w:tcMar>
+              <w:top w:type="dxa" w:w="80"/>
+              <w:left w:type="dxa" w:w="160"/>
+              <w:bottom w:type="dxa" w:w="80"/>
+              <w:right w:type="dxa" w:w="160"/>
+            </w:tcMar>
+          </w:tcPr>
+          <w:p>
+            <w:pPr>
+              <w:spacing w:after="40" w:before="0" w:line="264"/>
+            </w:pPr>
+            <w:r>
+              <w:rPr>
+                <w:rFonts w:ascii="Calibri" w:cs="Calibri" w:eastAsia="Calibri" w:hAnsi="Calibri"/>
+                <w:b/>
+                <w:bCs/>
+                <w:i w:val="false"/>
+                <w:iCs w:val="false"/>
+                <w:color w:val="F28C28"/>
+                <w:sz w:val="18"/>
+                <w:szCs w:val="18"/>
+              </w:rPr>
+              <w:t xml:space="preserve">TYPE in Preview</w:t>
+            </w:r>
+          </w:p>
+          <w:p>
+            <w:pPr>
+              <w:spacing w:after="0" w:before="0" w:line="264"/>
+            </w:pPr>
+            <w:r>
+              <w:rPr>
+                <w:rFonts w:ascii="Consolas" w:cs="Consolas" w:eastAsia="Consolas" w:hAnsi="Consolas"/>
+                <w:b w:val="false"/>
+                <w:bCs w:val="false"/>
+                <w:i w:val="false"/>
+                <w:iCs w:val="false"/>
+                <w:sz w:val="21"/>
+                <w:szCs w:val="21"/>
+              </w:rPr>
+              <w:t xml:space="preserve">100234, 39567</w:t>
+            </w:r>
+          </w:p>
+          <w:p>
+            <w:pPr>
+              <w:spacing w:after="0" w:before="60" w:line="264"/>
+            </w:pPr>
+            <w:r>
+              <w:rPr>
+                <w:rFonts w:ascii="Calibri" w:cs="Calibri" w:eastAsia="Calibri" w:hAnsi="Calibri"/>
+                <w:b/>
+                <w:bCs/>
+                <w:i w:val="false"/>
+                <w:iCs w:val="false"/>
+                <w:color w:val="2ECC71"/>
+                <w:sz w:val="19"/>
+                <w:szCs w:val="19"/>
+              </w:rPr>
+              <w:t xml:space="preserve">→ </w:t>
+            </w:r>
+            <w:r>
+              <w:rPr>
+                <w:rFonts w:ascii="Calibri" w:cs="Calibri" w:eastAsia="Calibri" w:hAnsi="Calibri"/>
+                <w:b w:val="false"/>
+                <w:bCs w:val="false"/>
+                <w:i w:val="false"/>
+                <w:iCs w:val="false"/>
+                <w:color w:val="9AA4B2"/>
+                <w:sz w:val="19"/>
+                <w:szCs w:val="19"/>
+              </w:rPr>
+              <w:t xml:space="preserve">Verified, Renee. $142.80 due October 6, in the same reply. Trace: verify_customer and its [verify_customer] print line, then get_bill_summary.</w:t>
+            </w:r>
+          </w:p>
+        </w:tc>
+      </w:tr>
+    </w:tbl>
+    <w:p>
+      <w:pPr>
+        <w:spacing w:after="20" w:before="0" w:line="264"/>
+      </w:pPr>
+      <w:r>
+        <w:rPr>
+          <w:rFonts w:ascii="Calibri" w:cs="Calibri" w:eastAsia="Calibri" w:hAnsi="Calibri"/>
+          <w:b w:val="false"/>
+          <w:bCs w:val="false"/>
+          <w:i w:val="false"/>
+          <w:iCs w:val="false"/>
+          <w:sz w:val="22"/>
+          <w:szCs w:val="22"/>
+        </w:rPr>
+        <w:t xml:space="preserve"/>
+      </w:r>
+    </w:p>
+    <w:tbl>
+      <w:tblPr>
+        <w:tblW w:type="dxa" w:w="10440"/>
+        <w:tblBorders>
+          <w:top w:val="single" w:color="auto" w:sz="4"/>
+          <w:left w:val="single" w:color="auto" w:sz="4"/>
+          <w:bottom w:val="single" w:color="auto" w:sz="4"/>
+          <w:right w:val="single" w:color="auto" w:sz="4"/>
+          <w:insideH w:val="single" w:color="auto" w:sz="4"/>
+          <w:insideV w:val="single" w:color="auto" w:sz="4"/>
+        </w:tblBorders>
+      </w:tblPr>
+      <w:tblGrid>
+        <w:gridCol w:w="10440"/>
+      </w:tblGrid>
+      <w:tr>
+        <w:trPr>
+          <w:cantSplit/>
+        </w:trPr>
+        <w:tc>
+          <w:tcPr>
+            <w:tcW w:type="dxa" w:w="10440"/>
+            <w:tcBorders>
+              <w:top w:val="single" w:color="B07CFF" w:sz="12"/>
+              <w:left w:val="single" w:color="B07CFF" w:sz="12"/>
+              <w:bottom w:val="single" w:color="B07CFF" w:sz="12"/>
+              <w:right w:val="single" w:color="B07CFF" w:sz="12"/>
+            </w:tcBorders>
+            <w:tcMar>
+              <w:top w:type="dxa" w:w="80"/>
+              <w:left w:type="dxa" w:w="160"/>
+              <w:bottom w:type="dxa" w:w="80"/>
+              <w:right w:type="dxa" w:w="160"/>
+            </w:tcMar>
+          </w:tcPr>
+          <w:p>
+            <w:pPr>
+              <w:spacing w:after="40" w:before="0" w:line="264"/>
+            </w:pPr>
+            <w:r>
+              <w:rPr>
+                <w:rFonts w:ascii="Calibri" w:cs="Calibri" w:eastAsia="Calibri" w:hAnsi="Calibri"/>
+                <w:b/>
+                <w:bCs/>
+                <w:i w:val="false"/>
+                <w:iCs w:val="false"/>
+                <w:color w:val="B07CFF"/>
+                <w:sz w:val="18"/>
+                <w:szCs w:val="18"/>
+              </w:rPr>
+              <w:t xml:space="preserve">DO</w:t>
+            </w:r>
+          </w:p>
+          <w:p>
+            <w:pPr>
+              <w:spacing w:after="0" w:before="0" w:line="264"/>
+            </w:pPr>
+            <w:r>
+              <w:rPr>
+                <w:rFonts w:ascii="Calibri" w:cs="Calibri" w:eastAsia="Calibri" w:hAnsi="Calibri"/>
+                <w:b w:val="false"/>
+                <w:bCs w:val="false"/>
+                <w:i w:val="false"/>
+                <w:iCs w:val="false"/>
+                <w:sz w:val="22"/>
+                <w:szCs w:val="22"/>
+              </w:rPr>
+              <w:t xml:space="preserve">Under the reply: Steps row ▸ expand (˅) ▸ Variables (4 updated) ▸ › ▸ Overview panel ▸ Updated</w:t>
+            </w:r>
+          </w:p>
+          <w:p>
+            <w:pPr>
+              <w:spacing w:after="0" w:before="60" w:line="264"/>
+            </w:pPr>
+            <w:r>
+              <w:rPr>
+                <w:rFonts w:ascii="Calibri" w:cs="Calibri" w:eastAsia="Calibri" w:hAnsi="Calibri"/>
+                <w:b/>
+                <w:bCs/>
+                <w:i w:val="false"/>
+                <w:iCs w:val="false"/>
+                <w:color w:val="2ECC71"/>
+                <w:sz w:val="19"/>
+                <w:szCs w:val="19"/>
+              </w:rPr>
+              <w:t xml:space="preserve">→ </w:t>
+            </w:r>
+            <w:r>
+              <w:rPr>
+                <w:rFonts w:ascii="Calibri" w:cs="Calibri" w:eastAsia="Calibri" w:hAnsi="Calibri"/>
+                <w:b w:val="false"/>
+                <w:bCs w:val="false"/>
+                <w:i w:val="false"/>
+                <w:iCs w:val="false"/>
+                <w:color w:val="9AA4B2"/>
+                <w:sz w:val="19"/>
+                <w:szCs w:val="19"/>
+              </w:rPr>
+              <w:t xml:space="preserve">Filled by the tool (blue dot = changed this turn): is_authenticated true, account_id 100234, customer_name Renee Thibodeaux, service_zip 39567.</w:t>
+            </w:r>
+          </w:p>
+        </w:tc>
+      </w:tr>
+    </w:tbl>
+    <w:p>
+      <w:pPr>
+        <w:spacing w:after="20" w:before="0" w:line="264"/>
+      </w:pPr>
+      <w:r>
+        <w:rPr>
+          <w:rFonts w:ascii="Calibri" w:cs="Calibri" w:eastAsia="Calibri" w:hAnsi="Calibri"/>
+          <w:b w:val="false"/>
+          <w:bCs w:val="false"/>
+          <w:i w:val="false"/>
+          <w:iCs w:val="false"/>
+          <w:sz w:val="22"/>
+          <w:szCs w:val="22"/>
+        </w:rPr>
+        <w:t xml:space="preserve"/>
+      </w:r>
+    </w:p>
+    <w:tbl>
+      <w:tblPr>
+        <w:tblW w:type="dxa" w:w="10440"/>
+        <w:tblBorders>
+          <w:top w:val="single" w:color="auto" w:sz="4"/>
+          <w:left w:val="single" w:color="auto" w:sz="4"/>
+          <w:bottom w:val="single" w:color="auto" w:sz="4"/>
+          <w:right w:val="single" w:color="auto" w:sz="4"/>
+          <w:insideH w:val="single" w:color="auto" w:sz="4"/>
+          <w:insideV w:val="single" w:color="auto" w:sz="4"/>
+        </w:tblBorders>
+      </w:tblPr>
+      <w:tblGrid>
+        <w:gridCol w:w="10440"/>
+      </w:tblGrid>
+      <w:tr>
+        <w:trPr>
+          <w:cantSplit/>
+        </w:trPr>
+        <w:tc>
+          <w:tcPr>
+            <w:tcW w:type="dxa" w:w="10440"/>
+            <w:tcBorders>
+              <w:top w:val="single" w:color="F28C28" w:sz="12"/>
+              <w:left w:val="single" w:color="F28C28" w:sz="36"/>
+              <w:bottom w:val="single" w:color="F28C28" w:sz="12"/>
+              <w:right w:val="single" w:color="F28C28" w:sz="12"/>
+            </w:tcBorders>
+            <w:tcMar>
+              <w:top w:type="dxa" w:w="80"/>
+              <w:left w:type="dxa" w:w="160"/>
+              <w:bottom w:type="dxa" w:w="80"/>
+              <w:right w:type="dxa" w:w="160"/>
+            </w:tcMar>
+          </w:tcPr>
+          <w:p>
+            <w:pPr>
+              <w:spacing w:after="40" w:before="0" w:line="264"/>
+            </w:pPr>
+            <w:r>
+              <w:rPr>
+                <w:rFonts w:ascii="Calibri" w:cs="Calibri" w:eastAsia="Calibri" w:hAnsi="Calibri"/>
+                <w:b/>
+                <w:bCs/>
+                <w:i w:val="false"/>
+                <w:iCs w:val="false"/>
+                <w:color w:val="F28C28"/>
+                <w:sz w:val="18"/>
+                <w:szCs w:val="18"/>
+              </w:rPr>
+              <w:t xml:space="preserve">TYPE in Preview</w:t>
+            </w:r>
+          </w:p>
+          <w:p>
+            <w:pPr>
+              <w:spacing w:after="0" w:before="0" w:line="264"/>
+            </w:pPr>
+            <w:r>
+              <w:rPr>
+                <w:rFonts w:ascii="Consolas" w:cs="Consolas" w:eastAsia="Consolas" w:hAnsi="Consolas"/>
+                <w:b w:val="false"/>
+                <w:bCs w:val="false"/>
+                <w:i w:val="false"/>
+                <w:iCs w:val="false"/>
+                <w:sz w:val="21"/>
+                <w:szCs w:val="21"/>
+              </w:rPr>
+              <w:t xml:space="preserve">Is my power still out?</w:t>
+            </w:r>
+          </w:p>
+          <w:p>
+            <w:pPr>
+              <w:spacing w:after="0" w:before="60" w:line="264"/>
+            </w:pPr>
+            <w:r>
+              <w:rPr>
+                <w:rFonts w:ascii="Calibri" w:cs="Calibri" w:eastAsia="Calibri" w:hAnsi="Calibri"/>
+                <w:b/>
+                <w:bCs/>
+                <w:i w:val="false"/>
+                <w:iCs w:val="false"/>
+                <w:color w:val="2ECC71"/>
+                <w:sz w:val="19"/>
+                <w:szCs w:val="19"/>
+              </w:rPr>
+              <w:t xml:space="preserve">→ </w:t>
+            </w:r>
+            <w:r>
+              <w:rPr>
+                <w:rFonts w:ascii="Calibri" w:cs="Calibri" w:eastAsia="Calibri" w:hAnsi="Calibri"/>
+                <w:b w:val="false"/>
+                <w:bCs w:val="false"/>
+                <w:i w:val="false"/>
+                <w:iCs w:val="false"/>
+                <w:color w:val="9AA4B2"/>
+                <w:sz w:val="19"/>
+                <w:szCs w:val="19"/>
+              </w:rPr>
               <w:t xml:space="preserve">Transfers to outage_agent, does NOT ask for the ZIP again (read {service_zip}), quotes 11:00 PM tonight.</w:t>
             </w:r>
           </w:p>
@@ -13371,7 +13855,7 @@
           <w:sz w:val="18"/>
           <w:szCs w:val="18"/>
         </w:rPr>
-        <w:t xml:space="preserve">If an agent says it has no way to look something up, the tool isn't attached to THAT agent (tools are per agent). Don't point out the "up to 12 monthly installments" line in the billing_agent: M5's evaluation catches it.</w:t>
+        <w:t xml:space="preserve">If an agent says it has no way to look something up, the tool isn't attached to THAT agent (tools are per agent). "One moment while I get that" and then nothing: the model replied instead of calling the tool; the global instruction line and verify_customer's agent_action prevent it (type "ok?" to nudge it). Don't point out the "up to 12 monthly installments" line in the billing_agent: M5's evaluation catches it.</w:t>
       </w:r>
     </w:p>
     <w:p>
